--- a/Document/fuClaw AIoT Agent 技術教學手冊_claude.docx
+++ b/Document/fuClaw AIoT Agent 技術教學手冊_claude.docx
@@ -96,12 +96,6 @@
         <w:gridCol w:w="8788"/>
       </w:tblGrid>
       <w:tr>
-        <w:tblPrEx>
-          <w:tblCellMar>
-            <w:top w:w="0" w:type="dxa"/>
-            <w:bottom w:w="0" w:type="dxa"/>
-          </w:tblCellMar>
-        </w:tblPrEx>
         <w:tc>
           <w:tcPr>
             <w:tcW w:w="8788" w:type="dxa"/>
@@ -268,12 +262,6 @@
         <w:gridCol w:w="5988"/>
       </w:tblGrid>
       <w:tr>
-        <w:tblPrEx>
-          <w:tblCellMar>
-            <w:top w:w="0" w:type="dxa"/>
-            <w:bottom w:w="0" w:type="dxa"/>
-          </w:tblCellMar>
-        </w:tblPrEx>
         <w:tc>
           <w:tcPr>
             <w:tcW w:w="2800" w:type="dxa"/>
@@ -334,12 +322,6 @@
         </w:tc>
       </w:tr>
       <w:tr>
-        <w:tblPrEx>
-          <w:tblCellMar>
-            <w:top w:w="0" w:type="dxa"/>
-            <w:bottom w:w="0" w:type="dxa"/>
-          </w:tblCellMar>
-        </w:tblPrEx>
         <w:tc>
           <w:tcPr>
             <w:tcW w:w="2800" w:type="dxa"/>
@@ -400,12 +382,6 @@
         </w:tc>
       </w:tr>
       <w:tr>
-        <w:tblPrEx>
-          <w:tblCellMar>
-            <w:top w:w="0" w:type="dxa"/>
-            <w:bottom w:w="0" w:type="dxa"/>
-          </w:tblCellMar>
-        </w:tblPrEx>
         <w:tc>
           <w:tcPr>
             <w:tcW w:w="2800" w:type="dxa"/>
@@ -466,12 +442,6 @@
         </w:tc>
       </w:tr>
       <w:tr>
-        <w:tblPrEx>
-          <w:tblCellMar>
-            <w:top w:w="0" w:type="dxa"/>
-            <w:bottom w:w="0" w:type="dxa"/>
-          </w:tblCellMar>
-        </w:tblPrEx>
         <w:tc>
           <w:tcPr>
             <w:tcW w:w="2800" w:type="dxa"/>
@@ -543,12 +513,6 @@
         </w:tc>
       </w:tr>
       <w:tr>
-        <w:tblPrEx>
-          <w:tblCellMar>
-            <w:top w:w="0" w:type="dxa"/>
-            <w:bottom w:w="0" w:type="dxa"/>
-          </w:tblCellMar>
-        </w:tblPrEx>
         <w:tc>
           <w:tcPr>
             <w:tcW w:w="2800" w:type="dxa"/>
@@ -641,12 +605,6 @@
         <w:gridCol w:w="2788"/>
       </w:tblGrid>
       <w:tr>
-        <w:tblPrEx>
-          <w:tblCellMar>
-            <w:top w:w="0" w:type="dxa"/>
-            <w:bottom w:w="0" w:type="dxa"/>
-          </w:tblCellMar>
-        </w:tblPrEx>
         <w:tc>
           <w:tcPr>
             <w:tcW w:w="2400" w:type="dxa"/>
@@ -755,12 +713,6 @@
         </w:tc>
       </w:tr>
       <w:tr>
-        <w:tblPrEx>
-          <w:tblCellMar>
-            <w:top w:w="0" w:type="dxa"/>
-            <w:bottom w:w="0" w:type="dxa"/>
-          </w:tblCellMar>
-        </w:tblPrEx>
         <w:tc>
           <w:tcPr>
             <w:tcW w:w="2400" w:type="dxa"/>
@@ -883,12 +835,6 @@
         </w:tc>
       </w:tr>
       <w:tr>
-        <w:tblPrEx>
-          <w:tblCellMar>
-            <w:top w:w="0" w:type="dxa"/>
-            <w:bottom w:w="0" w:type="dxa"/>
-          </w:tblCellMar>
-        </w:tblPrEx>
         <w:tc>
           <w:tcPr>
             <w:tcW w:w="2400" w:type="dxa"/>
@@ -980,12 +926,6 @@
         </w:tc>
       </w:tr>
       <w:tr>
-        <w:tblPrEx>
-          <w:tblCellMar>
-            <w:top w:w="0" w:type="dxa"/>
-            <w:bottom w:w="0" w:type="dxa"/>
-          </w:tblCellMar>
-        </w:tblPrEx>
         <w:tc>
           <w:tcPr>
             <w:tcW w:w="2400" w:type="dxa"/>
@@ -1088,12 +1028,6 @@
         </w:tc>
       </w:tr>
       <w:tr>
-        <w:tblPrEx>
-          <w:tblCellMar>
-            <w:top w:w="0" w:type="dxa"/>
-            <w:bottom w:w="0" w:type="dxa"/>
-          </w:tblCellMar>
-        </w:tblPrEx>
         <w:tc>
           <w:tcPr>
             <w:tcW w:w="2400" w:type="dxa"/>
@@ -1205,12 +1139,6 @@
         </w:tc>
       </w:tr>
       <w:tr>
-        <w:tblPrEx>
-          <w:tblCellMar>
-            <w:top w:w="0" w:type="dxa"/>
-            <w:bottom w:w="0" w:type="dxa"/>
-          </w:tblCellMar>
-        </w:tblPrEx>
         <w:tc>
           <w:tcPr>
             <w:tcW w:w="2400" w:type="dxa"/>
@@ -1302,12 +1230,6 @@
         </w:tc>
       </w:tr>
       <w:tr>
-        <w:tblPrEx>
-          <w:tblCellMar>
-            <w:top w:w="0" w:type="dxa"/>
-            <w:bottom w:w="0" w:type="dxa"/>
-          </w:tblCellMar>
-        </w:tblPrEx>
         <w:tc>
           <w:tcPr>
             <w:tcW w:w="2400" w:type="dxa"/>
@@ -1397,12 +1319,6 @@
         </w:tc>
       </w:tr>
       <w:tr>
-        <w:tblPrEx>
-          <w:tblCellMar>
-            <w:top w:w="0" w:type="dxa"/>
-            <w:bottom w:w="0" w:type="dxa"/>
-          </w:tblCellMar>
-        </w:tblPrEx>
         <w:tc>
           <w:tcPr>
             <w:tcW w:w="2400" w:type="dxa"/>
@@ -1494,12 +1410,6 @@
         </w:tc>
       </w:tr>
       <w:tr>
-        <w:tblPrEx>
-          <w:tblCellMar>
-            <w:top w:w="0" w:type="dxa"/>
-            <w:bottom w:w="0" w:type="dxa"/>
-          </w:tblCellMar>
-        </w:tblPrEx>
         <w:tc>
           <w:tcPr>
             <w:tcW w:w="2400" w:type="dxa"/>
@@ -1611,12 +1521,6 @@
         </w:tc>
       </w:tr>
       <w:tr>
-        <w:tblPrEx>
-          <w:tblCellMar>
-            <w:top w:w="0" w:type="dxa"/>
-            <w:bottom w:w="0" w:type="dxa"/>
-          </w:tblCellMar>
-        </w:tblPrEx>
         <w:tc>
           <w:tcPr>
             <w:tcW w:w="2400" w:type="dxa"/>
@@ -1795,12 +1699,6 @@
         <w:gridCol w:w="4588"/>
       </w:tblGrid>
       <w:tr>
-        <w:tblPrEx>
-          <w:tblCellMar>
-            <w:top w:w="0" w:type="dxa"/>
-            <w:bottom w:w="0" w:type="dxa"/>
-          </w:tblCellMar>
-        </w:tblPrEx>
         <w:tc>
           <w:tcPr>
             <w:tcW w:w="2800" w:type="dxa"/>
@@ -1896,12 +1794,6 @@
         </w:tc>
       </w:tr>
       <w:tr>
-        <w:tblPrEx>
-          <w:tblCellMar>
-            <w:top w:w="0" w:type="dxa"/>
-            <w:bottom w:w="0" w:type="dxa"/>
-          </w:tblCellMar>
-        </w:tblPrEx>
         <w:tc>
           <w:tcPr>
             <w:tcW w:w="2800" w:type="dxa"/>
@@ -2013,12 +1905,6 @@
         </w:tc>
       </w:tr>
       <w:tr>
-        <w:tblPrEx>
-          <w:tblCellMar>
-            <w:top w:w="0" w:type="dxa"/>
-            <w:bottom w:w="0" w:type="dxa"/>
-          </w:tblCellMar>
-        </w:tblPrEx>
         <w:tc>
           <w:tcPr>
             <w:tcW w:w="2800" w:type="dxa"/>
@@ -2110,12 +1996,6 @@
         </w:tc>
       </w:tr>
       <w:tr>
-        <w:tblPrEx>
-          <w:tblCellMar>
-            <w:top w:w="0" w:type="dxa"/>
-            <w:bottom w:w="0" w:type="dxa"/>
-          </w:tblCellMar>
-        </w:tblPrEx>
         <w:tc>
           <w:tcPr>
             <w:tcW w:w="2800" w:type="dxa"/>
@@ -2208,12 +2088,6 @@
         </w:tc>
       </w:tr>
       <w:tr>
-        <w:tblPrEx>
-          <w:tblCellMar>
-            <w:top w:w="0" w:type="dxa"/>
-            <w:bottom w:w="0" w:type="dxa"/>
-          </w:tblCellMar>
-        </w:tblPrEx>
         <w:tc>
           <w:tcPr>
             <w:tcW w:w="2800" w:type="dxa"/>
@@ -2325,12 +2199,6 @@
         </w:tc>
       </w:tr>
       <w:tr>
-        <w:tblPrEx>
-          <w:tblCellMar>
-            <w:top w:w="0" w:type="dxa"/>
-            <w:bottom w:w="0" w:type="dxa"/>
-          </w:tblCellMar>
-        </w:tblPrEx>
         <w:tc>
           <w:tcPr>
             <w:tcW w:w="2800" w:type="dxa"/>
@@ -2453,12 +2321,6 @@
         <w:gridCol w:w="8788"/>
       </w:tblGrid>
       <w:tr>
-        <w:tblPrEx>
-          <w:tblCellMar>
-            <w:top w:w="0" w:type="dxa"/>
-            <w:bottom w:w="0" w:type="dxa"/>
-          </w:tblCellMar>
-        </w:tblPrEx>
         <w:tc>
           <w:tcPr>
             <w:tcW w:w="8788" w:type="dxa"/>
@@ -2490,12 +2352,6 @@
         </w:tc>
       </w:tr>
       <w:tr>
-        <w:tblPrEx>
-          <w:tblCellMar>
-            <w:top w:w="0" w:type="dxa"/>
-            <w:bottom w:w="0" w:type="dxa"/>
-          </w:tblCellMar>
-        </w:tblPrEx>
         <w:tc>
           <w:tcPr>
             <w:tcW w:w="8788" w:type="dxa"/>
@@ -2617,12 +2473,6 @@
         <w:gridCol w:w="2788"/>
       </w:tblGrid>
       <w:tr>
-        <w:tblPrEx>
-          <w:tblCellMar>
-            <w:top w:w="0" w:type="dxa"/>
-            <w:bottom w:w="0" w:type="dxa"/>
-          </w:tblCellMar>
-        </w:tblPrEx>
         <w:tc>
           <w:tcPr>
             <w:tcW w:w="2600" w:type="dxa"/>
@@ -2718,12 +2568,6 @@
         </w:tc>
       </w:tr>
       <w:tr>
-        <w:tblPrEx>
-          <w:tblCellMar>
-            <w:top w:w="0" w:type="dxa"/>
-            <w:bottom w:w="0" w:type="dxa"/>
-          </w:tblCellMar>
-        </w:tblPrEx>
         <w:tc>
           <w:tcPr>
             <w:tcW w:w="2600" w:type="dxa"/>
@@ -2815,12 +2659,6 @@
         </w:tc>
       </w:tr>
       <w:tr>
-        <w:tblPrEx>
-          <w:tblCellMar>
-            <w:top w:w="0" w:type="dxa"/>
-            <w:bottom w:w="0" w:type="dxa"/>
-          </w:tblCellMar>
-        </w:tblPrEx>
         <w:tc>
           <w:tcPr>
             <w:tcW w:w="2600" w:type="dxa"/>
@@ -2923,12 +2761,6 @@
         </w:tc>
       </w:tr>
       <w:tr>
-        <w:tblPrEx>
-          <w:tblCellMar>
-            <w:top w:w="0" w:type="dxa"/>
-            <w:bottom w:w="0" w:type="dxa"/>
-          </w:tblCellMar>
-        </w:tblPrEx>
         <w:tc>
           <w:tcPr>
             <w:tcW w:w="2600" w:type="dxa"/>
@@ -3073,12 +2905,6 @@
         <w:gridCol w:w="8788"/>
       </w:tblGrid>
       <w:tr>
-        <w:tblPrEx>
-          <w:tblCellMar>
-            <w:top w:w="0" w:type="dxa"/>
-            <w:bottom w:w="0" w:type="dxa"/>
-          </w:tblCellMar>
-        </w:tblPrEx>
         <w:tc>
           <w:tcPr>
             <w:tcW w:w="8788" w:type="dxa"/>
@@ -3110,12 +2936,6 @@
         </w:tc>
       </w:tr>
       <w:tr>
-        <w:tblPrEx>
-          <w:tblCellMar>
-            <w:top w:w="0" w:type="dxa"/>
-            <w:bottom w:w="0" w:type="dxa"/>
-          </w:tblCellMar>
-        </w:tblPrEx>
         <w:tc>
           <w:tcPr>
             <w:tcW w:w="8788" w:type="dxa"/>
@@ -3251,12 +3071,6 @@
         <w:gridCol w:w="2188"/>
       </w:tblGrid>
       <w:tr>
-        <w:tblPrEx>
-          <w:tblCellMar>
-            <w:top w:w="0" w:type="dxa"/>
-            <w:bottom w:w="0" w:type="dxa"/>
-          </w:tblCellMar>
-        </w:tblPrEx>
         <w:tc>
           <w:tcPr>
             <w:tcW w:w="1800" w:type="dxa"/>
@@ -3396,12 +3210,6 @@
         </w:tc>
       </w:tr>
       <w:tr>
-        <w:tblPrEx>
-          <w:tblCellMar>
-            <w:top w:w="0" w:type="dxa"/>
-            <w:bottom w:w="0" w:type="dxa"/>
-          </w:tblCellMar>
-        </w:tblPrEx>
         <w:tc>
           <w:tcPr>
             <w:tcW w:w="1800" w:type="dxa"/>
@@ -3531,12 +3339,6 @@
         </w:tc>
       </w:tr>
       <w:tr>
-        <w:tblPrEx>
-          <w:tblCellMar>
-            <w:top w:w="0" w:type="dxa"/>
-            <w:bottom w:w="0" w:type="dxa"/>
-          </w:tblCellMar>
-        </w:tblPrEx>
         <w:tc>
           <w:tcPr>
             <w:tcW w:w="1800" w:type="dxa"/>
@@ -3804,12 +3606,6 @@
         <w:gridCol w:w="4388"/>
       </w:tblGrid>
       <w:tr>
-        <w:tblPrEx>
-          <w:tblCellMar>
-            <w:top w:w="0" w:type="dxa"/>
-            <w:bottom w:w="0" w:type="dxa"/>
-          </w:tblCellMar>
-        </w:tblPrEx>
         <w:tc>
           <w:tcPr>
             <w:tcW w:w="2400" w:type="dxa"/>
@@ -3905,12 +3701,6 @@
         </w:tc>
       </w:tr>
       <w:tr>
-        <w:tblPrEx>
-          <w:tblCellMar>
-            <w:top w:w="0" w:type="dxa"/>
-            <w:bottom w:w="0" w:type="dxa"/>
-          </w:tblCellMar>
-        </w:tblPrEx>
         <w:tc>
           <w:tcPr>
             <w:tcW w:w="2400" w:type="dxa"/>
@@ -4031,12 +3821,6 @@
         </w:tc>
       </w:tr>
       <w:tr>
-        <w:tblPrEx>
-          <w:tblCellMar>
-            <w:top w:w="0" w:type="dxa"/>
-            <w:bottom w:w="0" w:type="dxa"/>
-          </w:tblCellMar>
-        </w:tblPrEx>
         <w:tc>
           <w:tcPr>
             <w:tcW w:w="2400" w:type="dxa"/>
@@ -4166,12 +3950,6 @@
         </w:tc>
       </w:tr>
       <w:tr>
-        <w:tblPrEx>
-          <w:tblCellMar>
-            <w:top w:w="0" w:type="dxa"/>
-            <w:bottom w:w="0" w:type="dxa"/>
-          </w:tblCellMar>
-        </w:tblPrEx>
         <w:tc>
           <w:tcPr>
             <w:tcW w:w="2400" w:type="dxa"/>
@@ -4281,12 +4059,6 @@
         </w:tc>
       </w:tr>
       <w:tr>
-        <w:tblPrEx>
-          <w:tblCellMar>
-            <w:top w:w="0" w:type="dxa"/>
-            <w:bottom w:w="0" w:type="dxa"/>
-          </w:tblCellMar>
-        </w:tblPrEx>
         <w:tc>
           <w:tcPr>
             <w:tcW w:w="2400" w:type="dxa"/>
@@ -4396,12 +4168,6 @@
         </w:tc>
       </w:tr>
       <w:tr>
-        <w:tblPrEx>
-          <w:tblCellMar>
-            <w:top w:w="0" w:type="dxa"/>
-            <w:bottom w:w="0" w:type="dxa"/>
-          </w:tblCellMar>
-        </w:tblPrEx>
         <w:tc>
           <w:tcPr>
             <w:tcW w:w="2400" w:type="dxa"/>
@@ -4554,12 +4320,6 @@
         <w:gridCol w:w="8788"/>
       </w:tblGrid>
       <w:tr>
-        <w:tblPrEx>
-          <w:tblCellMar>
-            <w:top w:w="0" w:type="dxa"/>
-            <w:bottom w:w="0" w:type="dxa"/>
-          </w:tblCellMar>
-        </w:tblPrEx>
         <w:tc>
           <w:tcPr>
             <w:tcW w:w="8788" w:type="dxa"/>
@@ -4581,12 +4341,6 @@
         </w:tc>
       </w:tr>
       <w:tr>
-        <w:tblPrEx>
-          <w:tblCellMar>
-            <w:top w:w="0" w:type="dxa"/>
-            <w:bottom w:w="0" w:type="dxa"/>
-          </w:tblCellMar>
-        </w:tblPrEx>
         <w:tc>
           <w:tcPr>
             <w:tcW w:w="8788" w:type="dxa"/>
@@ -4629,12 +4383,6 @@
         </w:tc>
       </w:tr>
       <w:tr>
-        <w:tblPrEx>
-          <w:tblCellMar>
-            <w:top w:w="0" w:type="dxa"/>
-            <w:bottom w:w="0" w:type="dxa"/>
-          </w:tblCellMar>
-        </w:tblPrEx>
         <w:tc>
           <w:tcPr>
             <w:tcW w:w="8788" w:type="dxa"/>
@@ -4688,12 +4436,6 @@
         </w:tc>
       </w:tr>
       <w:tr>
-        <w:tblPrEx>
-          <w:tblCellMar>
-            <w:top w:w="0" w:type="dxa"/>
-            <w:bottom w:w="0" w:type="dxa"/>
-          </w:tblCellMar>
-        </w:tblPrEx>
         <w:tc>
           <w:tcPr>
             <w:tcW w:w="8788" w:type="dxa"/>
@@ -4736,12 +4478,6 @@
         </w:tc>
       </w:tr>
       <w:tr>
-        <w:tblPrEx>
-          <w:tblCellMar>
-            <w:top w:w="0" w:type="dxa"/>
-            <w:bottom w:w="0" w:type="dxa"/>
-          </w:tblCellMar>
-        </w:tblPrEx>
         <w:tc>
           <w:tcPr>
             <w:tcW w:w="8788" w:type="dxa"/>
@@ -4784,12 +4520,6 @@
         </w:tc>
       </w:tr>
       <w:tr>
-        <w:tblPrEx>
-          <w:tblCellMar>
-            <w:top w:w="0" w:type="dxa"/>
-            <w:bottom w:w="0" w:type="dxa"/>
-          </w:tblCellMar>
-        </w:tblPrEx>
         <w:tc>
           <w:tcPr>
             <w:tcW w:w="8788" w:type="dxa"/>
@@ -4832,12 +4562,6 @@
         </w:tc>
       </w:tr>
       <w:tr>
-        <w:tblPrEx>
-          <w:tblCellMar>
-            <w:top w:w="0" w:type="dxa"/>
-            <w:bottom w:w="0" w:type="dxa"/>
-          </w:tblCellMar>
-        </w:tblPrEx>
         <w:tc>
           <w:tcPr>
             <w:tcW w:w="8788" w:type="dxa"/>
@@ -4880,12 +4604,6 @@
         </w:tc>
       </w:tr>
       <w:tr>
-        <w:tblPrEx>
-          <w:tblCellMar>
-            <w:top w:w="0" w:type="dxa"/>
-            <w:bottom w:w="0" w:type="dxa"/>
-          </w:tblCellMar>
-        </w:tblPrEx>
         <w:tc>
           <w:tcPr>
             <w:tcW w:w="8788" w:type="dxa"/>
@@ -4928,12 +4646,6 @@
         </w:tc>
       </w:tr>
       <w:tr>
-        <w:tblPrEx>
-          <w:tblCellMar>
-            <w:top w:w="0" w:type="dxa"/>
-            <w:bottom w:w="0" w:type="dxa"/>
-          </w:tblCellMar>
-        </w:tblPrEx>
         <w:tc>
           <w:tcPr>
             <w:tcW w:w="8788" w:type="dxa"/>
@@ -5133,12 +4845,6 @@
         <w:gridCol w:w="4188"/>
       </w:tblGrid>
       <w:tr>
-        <w:tblPrEx>
-          <w:tblCellMar>
-            <w:top w:w="0" w:type="dxa"/>
-            <w:bottom w:w="0" w:type="dxa"/>
-          </w:tblCellMar>
-        </w:tblPrEx>
         <w:tc>
           <w:tcPr>
             <w:tcW w:w="2800" w:type="dxa"/>
@@ -5247,12 +4953,6 @@
         </w:tc>
       </w:tr>
       <w:tr>
-        <w:tblPrEx>
-          <w:tblCellMar>
-            <w:top w:w="0" w:type="dxa"/>
-            <w:bottom w:w="0" w:type="dxa"/>
-          </w:tblCellMar>
-        </w:tblPrEx>
         <w:tc>
           <w:tcPr>
             <w:tcW w:w="2800" w:type="dxa"/>
@@ -5342,12 +5042,6 @@
         </w:tc>
       </w:tr>
       <w:tr>
-        <w:tblPrEx>
-          <w:tblCellMar>
-            <w:top w:w="0" w:type="dxa"/>
-            <w:bottom w:w="0" w:type="dxa"/>
-          </w:tblCellMar>
-        </w:tblPrEx>
         <w:tc>
           <w:tcPr>
             <w:tcW w:w="2800" w:type="dxa"/>
@@ -5457,12 +5151,6 @@
         </w:tc>
       </w:tr>
       <w:tr>
-        <w:tblPrEx>
-          <w:tblCellMar>
-            <w:top w:w="0" w:type="dxa"/>
-            <w:bottom w:w="0" w:type="dxa"/>
-          </w:tblCellMar>
-        </w:tblPrEx>
         <w:tc>
           <w:tcPr>
             <w:tcW w:w="2800" w:type="dxa"/>
@@ -5739,12 +5427,6 @@
         <w:gridCol w:w="8788"/>
       </w:tblGrid>
       <w:tr>
-        <w:tblPrEx>
-          <w:tblCellMar>
-            <w:top w:w="0" w:type="dxa"/>
-            <w:bottom w:w="0" w:type="dxa"/>
-          </w:tblCellMar>
-        </w:tblPrEx>
         <w:tc>
           <w:tcPr>
             <w:tcW w:w="8788" w:type="dxa"/>
@@ -5776,12 +5458,6 @@
         </w:tc>
       </w:tr>
       <w:tr>
-        <w:tblPrEx>
-          <w:tblCellMar>
-            <w:top w:w="0" w:type="dxa"/>
-            <w:bottom w:w="0" w:type="dxa"/>
-          </w:tblCellMar>
-        </w:tblPrEx>
         <w:tc>
           <w:tcPr>
             <w:tcW w:w="8788" w:type="dxa"/>
@@ -5837,7 +5513,7 @@
     </w:p>
     <w:tbl>
       <w:tblPr>
-        <w:tblW w:w="8788" w:type="dxa"/>
+        <w:tblW w:w="8921" w:type="dxa"/>
         <w:tblBorders>
           <w:top w:val="single" w:sz="4" w:space="0" w:color="auto"/>
           <w:left w:val="single" w:sz="4" w:space="0" w:color="auto"/>
@@ -5859,15 +5535,9 @@
         <w:gridCol w:w="1085"/>
       </w:tblGrid>
       <w:tr>
-        <w:tblPrEx>
-          <w:tblCellMar>
-            <w:top w:w="0" w:type="dxa"/>
-            <w:bottom w:w="0" w:type="dxa"/>
-          </w:tblCellMar>
-        </w:tblPrEx>
-        <w:tc>
-          <w:tcPr>
-            <w:tcW w:w="1600" w:type="dxa"/>
+        <w:tc>
+          <w:tcPr>
+            <w:tcW w:w="1275" w:type="dxa"/>
             <w:tcBorders>
               <w:top w:val="single" w:sz="1" w:space="0" w:color="CCCCCC"/>
               <w:left w:val="single" w:sz="1" w:space="0" w:color="CCCCCC"/>
@@ -5898,7 +5568,7 @@
         </w:tc>
         <w:tc>
           <w:tcPr>
-            <w:tcW w:w="2400" w:type="dxa"/>
+            <w:tcW w:w="2485" w:type="dxa"/>
             <w:tcBorders>
               <w:top w:val="single" w:sz="1" w:space="0" w:color="CCCCCC"/>
               <w:left w:val="single" w:sz="1" w:space="0" w:color="CCCCCC"/>
@@ -5929,7 +5599,7 @@
         </w:tc>
         <w:tc>
           <w:tcPr>
-            <w:tcW w:w="2800" w:type="dxa"/>
+            <w:tcW w:w="4076" w:type="dxa"/>
             <w:tcBorders>
               <w:top w:val="single" w:sz="1" w:space="0" w:color="CCCCCC"/>
               <w:left w:val="single" w:sz="1" w:space="0" w:color="CCCCCC"/>
@@ -5960,7 +5630,7 @@
         </w:tc>
         <w:tc>
           <w:tcPr>
-            <w:tcW w:w="1988" w:type="dxa"/>
+            <w:tcW w:w="1085" w:type="dxa"/>
             <w:tcBorders>
               <w:top w:val="single" w:sz="1" w:space="0" w:color="CCCCCC"/>
               <w:left w:val="single" w:sz="1" w:space="0" w:color="CCCCCC"/>
@@ -5991,15 +5661,9 @@
         </w:tc>
       </w:tr>
       <w:tr>
-        <w:tblPrEx>
-          <w:tblCellMar>
-            <w:top w:w="0" w:type="dxa"/>
-            <w:bottom w:w="0" w:type="dxa"/>
-          </w:tblCellMar>
-        </w:tblPrEx>
-        <w:tc>
-          <w:tcPr>
-            <w:tcW w:w="1600" w:type="dxa"/>
+        <w:tc>
+          <w:tcPr>
+            <w:tcW w:w="1275" w:type="dxa"/>
             <w:tcBorders>
               <w:top w:val="single" w:sz="1" w:space="0" w:color="CCCCCC"/>
               <w:left w:val="single" w:sz="1" w:space="0" w:color="CCCCCC"/>
@@ -6028,7 +5692,7 @@
         </w:tc>
         <w:tc>
           <w:tcPr>
-            <w:tcW w:w="2400" w:type="dxa"/>
+            <w:tcW w:w="2485" w:type="dxa"/>
             <w:tcBorders>
               <w:top w:val="single" w:sz="1" w:space="0" w:color="CCCCCC"/>
               <w:left w:val="single" w:sz="1" w:space="0" w:color="CCCCCC"/>
@@ -6079,7 +5743,7 @@
         </w:tc>
         <w:tc>
           <w:tcPr>
-            <w:tcW w:w="2800" w:type="dxa"/>
+            <w:tcW w:w="4076" w:type="dxa"/>
             <w:tcBorders>
               <w:top w:val="single" w:sz="1" w:space="0" w:color="CCCCCC"/>
               <w:left w:val="single" w:sz="1" w:space="0" w:color="CCCCCC"/>
@@ -6128,7 +5792,7 @@
         </w:tc>
         <w:tc>
           <w:tcPr>
-            <w:tcW w:w="1988" w:type="dxa"/>
+            <w:tcW w:w="1085" w:type="dxa"/>
             <w:tcBorders>
               <w:top w:val="single" w:sz="1" w:space="0" w:color="CCCCCC"/>
               <w:left w:val="single" w:sz="1" w:space="0" w:color="CCCCCC"/>
@@ -6157,15 +5821,9 @@
         </w:tc>
       </w:tr>
       <w:tr>
-        <w:tblPrEx>
-          <w:tblCellMar>
-            <w:top w:w="0" w:type="dxa"/>
-            <w:bottom w:w="0" w:type="dxa"/>
-          </w:tblCellMar>
-        </w:tblPrEx>
-        <w:tc>
-          <w:tcPr>
-            <w:tcW w:w="1600" w:type="dxa"/>
+        <w:tc>
+          <w:tcPr>
+            <w:tcW w:w="1275" w:type="dxa"/>
             <w:tcBorders>
               <w:top w:val="single" w:sz="1" w:space="0" w:color="CCCCCC"/>
               <w:left w:val="single" w:sz="1" w:space="0" w:color="CCCCCC"/>
@@ -6194,7 +5852,7 @@
         </w:tc>
         <w:tc>
           <w:tcPr>
-            <w:tcW w:w="2400" w:type="dxa"/>
+            <w:tcW w:w="2485" w:type="dxa"/>
             <w:tcBorders>
               <w:top w:val="single" w:sz="1" w:space="0" w:color="CCCCCC"/>
               <w:left w:val="single" w:sz="1" w:space="0" w:color="CCCCCC"/>
@@ -6245,7 +5903,7 @@
         </w:tc>
         <w:tc>
           <w:tcPr>
-            <w:tcW w:w="2800" w:type="dxa"/>
+            <w:tcW w:w="4076" w:type="dxa"/>
             <w:tcBorders>
               <w:top w:val="single" w:sz="1" w:space="0" w:color="CCCCCC"/>
               <w:left w:val="single" w:sz="1" w:space="0" w:color="CCCCCC"/>
@@ -6294,7 +5952,7 @@
         </w:tc>
         <w:tc>
           <w:tcPr>
-            <w:tcW w:w="1988" w:type="dxa"/>
+            <w:tcW w:w="1085" w:type="dxa"/>
             <w:tcBorders>
               <w:top w:val="single" w:sz="1" w:space="0" w:color="CCCCCC"/>
               <w:left w:val="single" w:sz="1" w:space="0" w:color="CCCCCC"/>
@@ -6323,15 +5981,9 @@
         </w:tc>
       </w:tr>
       <w:tr>
-        <w:tblPrEx>
-          <w:tblCellMar>
-            <w:top w:w="0" w:type="dxa"/>
-            <w:bottom w:w="0" w:type="dxa"/>
-          </w:tblCellMar>
-        </w:tblPrEx>
-        <w:tc>
-          <w:tcPr>
-            <w:tcW w:w="1600" w:type="dxa"/>
+        <w:tc>
+          <w:tcPr>
+            <w:tcW w:w="1275" w:type="dxa"/>
             <w:tcBorders>
               <w:top w:val="single" w:sz="1" w:space="0" w:color="CCCCCC"/>
               <w:left w:val="single" w:sz="1" w:space="0" w:color="CCCCCC"/>
@@ -6360,7 +6012,7 @@
         </w:tc>
         <w:tc>
           <w:tcPr>
-            <w:tcW w:w="2400" w:type="dxa"/>
+            <w:tcW w:w="2485" w:type="dxa"/>
             <w:tcBorders>
               <w:top w:val="single" w:sz="1" w:space="0" w:color="CCCCCC"/>
               <w:left w:val="single" w:sz="1" w:space="0" w:color="CCCCCC"/>
@@ -6411,7 +6063,7 @@
         </w:tc>
         <w:tc>
           <w:tcPr>
-            <w:tcW w:w="2800" w:type="dxa"/>
+            <w:tcW w:w="4076" w:type="dxa"/>
             <w:tcBorders>
               <w:top w:val="single" w:sz="1" w:space="0" w:color="CCCCCC"/>
               <w:left w:val="single" w:sz="1" w:space="0" w:color="CCCCCC"/>
@@ -6460,7 +6112,7 @@
         </w:tc>
         <w:tc>
           <w:tcPr>
-            <w:tcW w:w="1988" w:type="dxa"/>
+            <w:tcW w:w="1085" w:type="dxa"/>
             <w:tcBorders>
               <w:top w:val="single" w:sz="1" w:space="0" w:color="CCCCCC"/>
               <w:left w:val="single" w:sz="1" w:space="0" w:color="CCCCCC"/>
@@ -6489,15 +6141,9 @@
         </w:tc>
       </w:tr>
       <w:tr>
-        <w:tblPrEx>
-          <w:tblCellMar>
-            <w:top w:w="0" w:type="dxa"/>
-            <w:bottom w:w="0" w:type="dxa"/>
-          </w:tblCellMar>
-        </w:tblPrEx>
-        <w:tc>
-          <w:tcPr>
-            <w:tcW w:w="1600" w:type="dxa"/>
+        <w:tc>
+          <w:tcPr>
+            <w:tcW w:w="1275" w:type="dxa"/>
             <w:tcBorders>
               <w:top w:val="single" w:sz="1" w:space="0" w:color="CCCCCC"/>
               <w:left w:val="single" w:sz="1" w:space="0" w:color="CCCCCC"/>
@@ -6527,7 +6173,7 @@
         </w:tc>
         <w:tc>
           <w:tcPr>
-            <w:tcW w:w="2400" w:type="dxa"/>
+            <w:tcW w:w="2485" w:type="dxa"/>
             <w:tcBorders>
               <w:top w:val="single" w:sz="1" w:space="0" w:color="CCCCCC"/>
               <w:left w:val="single" w:sz="1" w:space="0" w:color="CCCCCC"/>
@@ -6578,7 +6224,7 @@
         </w:tc>
         <w:tc>
           <w:tcPr>
-            <w:tcW w:w="2800" w:type="dxa"/>
+            <w:tcW w:w="4076" w:type="dxa"/>
             <w:tcBorders>
               <w:top w:val="single" w:sz="1" w:space="0" w:color="CCCCCC"/>
               <w:left w:val="single" w:sz="1" w:space="0" w:color="CCCCCC"/>
@@ -6627,7 +6273,7 @@
         </w:tc>
         <w:tc>
           <w:tcPr>
-            <w:tcW w:w="1988" w:type="dxa"/>
+            <w:tcW w:w="1085" w:type="dxa"/>
             <w:tcBorders>
               <w:top w:val="single" w:sz="1" w:space="0" w:color="CCCCCC"/>
               <w:left w:val="single" w:sz="1" w:space="0" w:color="CCCCCC"/>
@@ -6678,12 +6324,6 @@
         <w:gridCol w:w="8788"/>
       </w:tblGrid>
       <w:tr>
-        <w:tblPrEx>
-          <w:tblCellMar>
-            <w:top w:w="0" w:type="dxa"/>
-            <w:bottom w:w="0" w:type="dxa"/>
-          </w:tblCellMar>
-        </w:tblPrEx>
         <w:tc>
           <w:tcPr>
             <w:tcW w:w="8788" w:type="dxa"/>
@@ -6715,12 +6355,6 @@
         </w:tc>
       </w:tr>
       <w:tr>
-        <w:tblPrEx>
-          <w:tblCellMar>
-            <w:top w:w="0" w:type="dxa"/>
-            <w:bottom w:w="0" w:type="dxa"/>
-          </w:tblCellMar>
-        </w:tblPrEx>
         <w:tc>
           <w:tcPr>
             <w:tcW w:w="8788" w:type="dxa"/>
@@ -6969,12 +6603,6 @@
         <w:gridCol w:w="8788"/>
       </w:tblGrid>
       <w:tr>
-        <w:tblPrEx>
-          <w:tblCellMar>
-            <w:top w:w="0" w:type="dxa"/>
-            <w:bottom w:w="0" w:type="dxa"/>
-          </w:tblCellMar>
-        </w:tblPrEx>
         <w:tc>
           <w:tcPr>
             <w:tcW w:w="8788" w:type="dxa"/>
@@ -6996,12 +6624,6 @@
         </w:tc>
       </w:tr>
       <w:tr>
-        <w:tblPrEx>
-          <w:tblCellMar>
-            <w:top w:w="0" w:type="dxa"/>
-            <w:bottom w:w="0" w:type="dxa"/>
-          </w:tblCellMar>
-        </w:tblPrEx>
         <w:tc>
           <w:tcPr>
             <w:tcW w:w="8788" w:type="dxa"/>
@@ -7033,12 +6655,6 @@
         </w:tc>
       </w:tr>
       <w:tr>
-        <w:tblPrEx>
-          <w:tblCellMar>
-            <w:top w:w="0" w:type="dxa"/>
-            <w:bottom w:w="0" w:type="dxa"/>
-          </w:tblCellMar>
-        </w:tblPrEx>
         <w:tc>
           <w:tcPr>
             <w:tcW w:w="8788" w:type="dxa"/>
@@ -7057,6 +6673,14 @@
             </w:tcMar>
           </w:tcPr>
           <w:p>
+            <w:pPr>
+              <w:rPr>
+                <w:rFonts w:ascii="Courier New" w:eastAsia="Courier New" w:hAnsi="Courier New" w:cs="Courier New"/>
+                <w:color w:val="1A1A1A"/>
+                <w:sz w:val="18"/>
+                <w:szCs w:val="18"/>
+              </w:rPr>
+            </w:pPr>
             <w:r>
               <w:rPr>
                 <w:rFonts w:ascii="Courier New" w:eastAsia="Courier New" w:hAnsi="Courier New" w:cs="Courier New"/>
@@ -7074,7 +6698,25 @@
                 <w:sz w:val="18"/>
                 <w:szCs w:val="18"/>
               </w:rPr>
-              <w:t>wifi_ssid</w:t>
+              <w:t>device</w:t>
+            </w:r>
+            <w:r>
+              <w:rPr>
+                <w:rFonts w:ascii="Courier New" w:eastAsia="Courier New" w:hAnsi="Courier New" w:cs="Courier New"/>
+                <w:color w:val="1A1A1A"/>
+                <w:sz w:val="18"/>
+                <w:szCs w:val="18"/>
+              </w:rPr>
+              <w:t>_</w:t>
+            </w:r>
+            <w:r>
+              <w:rPr>
+                <w:rFonts w:ascii="Courier New" w:eastAsia="Courier New" w:hAnsi="Courier New" w:cs="Courier New"/>
+                <w:color w:val="1A1A1A"/>
+                <w:sz w:val="18"/>
+                <w:szCs w:val="18"/>
+              </w:rPr>
+              <w:t>name</w:t>
             </w:r>
             <w:proofErr w:type="spellEnd"/>
             <w:r>
@@ -7084,18 +6726,30 @@
                 <w:sz w:val="18"/>
                 <w:szCs w:val="18"/>
               </w:rPr>
-              <w:t>": "YOUR_SSID",</w:t>
-            </w:r>
-          </w:p>
-        </w:tc>
-      </w:tr>
-      <w:tr>
-        <w:tblPrEx>
-          <w:tblCellMar>
-            <w:top w:w="0" w:type="dxa"/>
-            <w:bottom w:w="0" w:type="dxa"/>
-          </w:tblCellMar>
-        </w:tblPrEx>
+              <w:t>": "</w:t>
+            </w:r>
+            <w:r>
+              <w:rPr>
+                <w:rFonts w:ascii="Courier New" w:eastAsia="Courier New" w:hAnsi="Courier New" w:cs="Courier New"/>
+                <w:color w:val="1A1A1A"/>
+                <w:sz w:val="18"/>
+                <w:szCs w:val="18"/>
+              </w:rPr>
+              <w:t>DEVICE_NAME</w:t>
+            </w:r>
+            <w:r>
+              <w:rPr>
+                <w:rFonts w:ascii="Courier New" w:eastAsia="Courier New" w:hAnsi="Courier New" w:cs="Courier New"/>
+                <w:color w:val="1A1A1A"/>
+                <w:sz w:val="18"/>
+                <w:szCs w:val="18"/>
+              </w:rPr>
+              <w:t>",</w:t>
+            </w:r>
+          </w:p>
+        </w:tc>
+      </w:tr>
+      <w:tr>
         <w:tc>
           <w:tcPr>
             <w:tcW w:w="8788" w:type="dxa"/>
@@ -7131,7 +6785,7 @@
                 <w:sz w:val="18"/>
                 <w:szCs w:val="18"/>
               </w:rPr>
-              <w:t>wifi_pass</w:t>
+              <w:t>wifi_ssid</w:t>
             </w:r>
             <w:proofErr w:type="spellEnd"/>
             <w:r>
@@ -7141,18 +6795,12 @@
                 <w:sz w:val="18"/>
                 <w:szCs w:val="18"/>
               </w:rPr>
-              <w:t>": "YOUR_PASSWORD",</w:t>
-            </w:r>
-          </w:p>
-        </w:tc>
-      </w:tr>
-      <w:tr>
-        <w:tblPrEx>
-          <w:tblCellMar>
-            <w:top w:w="0" w:type="dxa"/>
-            <w:bottom w:w="0" w:type="dxa"/>
-          </w:tblCellMar>
-        </w:tblPrEx>
+              <w:t>": "YOUR_SSID",</w:t>
+            </w:r>
+          </w:p>
+        </w:tc>
+      </w:tr>
+      <w:tr>
         <w:tc>
           <w:tcPr>
             <w:tcW w:w="8788" w:type="dxa"/>
@@ -7188,7 +6836,7 @@
                 <w:sz w:val="18"/>
                 <w:szCs w:val="18"/>
               </w:rPr>
-              <w:t>mqtt_server</w:t>
+              <w:t>wifi_pass</w:t>
             </w:r>
             <w:proofErr w:type="spellEnd"/>
             <w:r>
@@ -7198,18 +6846,12 @@
                 <w:sz w:val="18"/>
                 <w:szCs w:val="18"/>
               </w:rPr>
-              <w:t>": "mqttgo.io",</w:t>
-            </w:r>
-          </w:p>
-        </w:tc>
-      </w:tr>
-      <w:tr>
-        <w:tblPrEx>
-          <w:tblCellMar>
-            <w:top w:w="0" w:type="dxa"/>
-            <w:bottom w:w="0" w:type="dxa"/>
-          </w:tblCellMar>
-        </w:tblPrEx>
+              <w:t>": "YOUR_PASSWORD",</w:t>
+            </w:r>
+          </w:p>
+        </w:tc>
+      </w:tr>
+      <w:tr>
         <w:tc>
           <w:tcPr>
             <w:tcW w:w="8788" w:type="dxa"/>
@@ -7245,7 +6887,7 @@
                 <w:sz w:val="18"/>
                 <w:szCs w:val="18"/>
               </w:rPr>
-              <w:t>mqtt_port</w:t>
+              <w:t>mqtt_server</w:t>
             </w:r>
             <w:proofErr w:type="spellEnd"/>
             <w:r>
@@ -7255,18 +6897,12 @@
                 <w:sz w:val="18"/>
                 <w:szCs w:val="18"/>
               </w:rPr>
-              <w:t>": "1883",</w:t>
-            </w:r>
-          </w:p>
-        </w:tc>
-      </w:tr>
-      <w:tr>
-        <w:tblPrEx>
-          <w:tblCellMar>
-            <w:top w:w="0" w:type="dxa"/>
-            <w:bottom w:w="0" w:type="dxa"/>
-          </w:tblCellMar>
-        </w:tblPrEx>
+              <w:t>": "mqttgo.io",</w:t>
+            </w:r>
+          </w:p>
+        </w:tc>
+      </w:tr>
+      <w:tr>
         <w:tc>
           <w:tcPr>
             <w:tcW w:w="8788" w:type="dxa"/>
@@ -7302,7 +6938,7 @@
                 <w:sz w:val="18"/>
                 <w:szCs w:val="18"/>
               </w:rPr>
-              <w:t>mqtt_user</w:t>
+              <w:t>mqtt_port</w:t>
             </w:r>
             <w:proofErr w:type="spellEnd"/>
             <w:r>
@@ -7312,18 +6948,12 @@
                 <w:sz w:val="18"/>
                 <w:szCs w:val="18"/>
               </w:rPr>
-              <w:t>": "",</w:t>
-            </w:r>
-          </w:p>
-        </w:tc>
-      </w:tr>
-      <w:tr>
-        <w:tblPrEx>
-          <w:tblCellMar>
-            <w:top w:w="0" w:type="dxa"/>
-            <w:bottom w:w="0" w:type="dxa"/>
-          </w:tblCellMar>
-        </w:tblPrEx>
+              <w:t>": "1883",</w:t>
+            </w:r>
+          </w:p>
+        </w:tc>
+      </w:tr>
+      <w:tr>
         <w:tc>
           <w:tcPr>
             <w:tcW w:w="8788" w:type="dxa"/>
@@ -7359,7 +6989,7 @@
                 <w:sz w:val="18"/>
                 <w:szCs w:val="18"/>
               </w:rPr>
-              <w:t>mqtt_password</w:t>
+              <w:t>mqtt_user</w:t>
             </w:r>
             <w:proofErr w:type="spellEnd"/>
             <w:r>
@@ -7375,12 +7005,6 @@
         </w:tc>
       </w:tr>
       <w:tr>
-        <w:tblPrEx>
-          <w:tblCellMar>
-            <w:top w:w="0" w:type="dxa"/>
-            <w:bottom w:w="0" w:type="dxa"/>
-          </w:tblCellMar>
-        </w:tblPrEx>
         <w:tc>
           <w:tcPr>
             <w:tcW w:w="8788" w:type="dxa"/>
@@ -7416,7 +7040,7 @@
                 <w:sz w:val="18"/>
                 <w:szCs w:val="18"/>
               </w:rPr>
-              <w:t>mqtt_subscribeTextTopic</w:t>
+              <w:t>mqtt_password</w:t>
             </w:r>
             <w:proofErr w:type="spellEnd"/>
             <w:r>
@@ -7426,38 +7050,12 @@
                 <w:sz w:val="18"/>
                 <w:szCs w:val="18"/>
               </w:rPr>
-              <w:t>": "</w:t>
-            </w:r>
-            <w:proofErr w:type="spellStart"/>
-            <w:r>
-              <w:rPr>
-                <w:rFonts w:ascii="Courier New" w:eastAsia="Courier New" w:hAnsi="Courier New" w:cs="Courier New"/>
-                <w:color w:val="1A1A1A"/>
-                <w:sz w:val="18"/>
-                <w:szCs w:val="18"/>
-              </w:rPr>
-              <w:t>fuclaw</w:t>
-            </w:r>
-            <w:proofErr w:type="spellEnd"/>
-            <w:r>
-              <w:rPr>
-                <w:rFonts w:ascii="Courier New" w:eastAsia="Courier New" w:hAnsi="Courier New" w:cs="Courier New"/>
-                <w:color w:val="1A1A1A"/>
-                <w:sz w:val="18"/>
-                <w:szCs w:val="18"/>
-              </w:rPr>
-              <w:t>/subscribe",</w:t>
-            </w:r>
-          </w:p>
-        </w:tc>
-      </w:tr>
-      <w:tr>
-        <w:tblPrEx>
-          <w:tblCellMar>
-            <w:top w:w="0" w:type="dxa"/>
-            <w:bottom w:w="0" w:type="dxa"/>
-          </w:tblCellMar>
-        </w:tblPrEx>
+              <w:t>": "",</w:t>
+            </w:r>
+          </w:p>
+        </w:tc>
+      </w:tr>
+      <w:tr>
         <w:tc>
           <w:tcPr>
             <w:tcW w:w="8788" w:type="dxa"/>
@@ -7493,7 +7091,7 @@
                 <w:sz w:val="18"/>
                 <w:szCs w:val="18"/>
               </w:rPr>
-              <w:t>mqtt_publishTextTopic</w:t>
+              <w:t>mqtt_subscribeTextTopic</w:t>
             </w:r>
             <w:proofErr w:type="spellEnd"/>
             <w:r>
@@ -7503,7 +7101,7 @@
                 <w:sz w:val="18"/>
                 <w:szCs w:val="18"/>
               </w:rPr>
-              <w:t>":   "</w:t>
+              <w:t>": "</w:t>
             </w:r>
             <w:proofErr w:type="spellStart"/>
             <w:r>
@@ -7523,18 +7121,12 @@
                 <w:sz w:val="18"/>
                 <w:szCs w:val="18"/>
               </w:rPr>
-              <w:t>/publish",</w:t>
-            </w:r>
-          </w:p>
-        </w:tc>
-      </w:tr>
-      <w:tr>
-        <w:tblPrEx>
-          <w:tblCellMar>
-            <w:top w:w="0" w:type="dxa"/>
-            <w:bottom w:w="0" w:type="dxa"/>
-          </w:tblCellMar>
-        </w:tblPrEx>
+              <w:t>/subscribe",</w:t>
+            </w:r>
+          </w:p>
+        </w:tc>
+      </w:tr>
+      <w:tr>
         <w:tc>
           <w:tcPr>
             <w:tcW w:w="8788" w:type="dxa"/>
@@ -7570,7 +7162,7 @@
                 <w:sz w:val="18"/>
                 <w:szCs w:val="18"/>
               </w:rPr>
-              <w:t>mqtt_publishImageTopic</w:t>
+              <w:t>mqtt_publishTextTopic</w:t>
             </w:r>
             <w:proofErr w:type="spellEnd"/>
             <w:r>
@@ -7580,7 +7172,7 @@
                 <w:sz w:val="18"/>
                 <w:szCs w:val="18"/>
               </w:rPr>
-              <w:t>":  "</w:t>
+              <w:t>":   "</w:t>
             </w:r>
             <w:proofErr w:type="spellStart"/>
             <w:r>
@@ -7600,38 +7192,12 @@
                 <w:sz w:val="18"/>
                 <w:szCs w:val="18"/>
               </w:rPr>
-              <w:t>/</w:t>
-            </w:r>
-            <w:proofErr w:type="spellStart"/>
-            <w:r>
-              <w:rPr>
-                <w:rFonts w:ascii="Courier New" w:eastAsia="Courier New" w:hAnsi="Courier New" w:cs="Courier New"/>
-                <w:color w:val="1A1A1A"/>
-                <w:sz w:val="18"/>
-                <w:szCs w:val="18"/>
-              </w:rPr>
-              <w:t>publishimage</w:t>
-            </w:r>
-            <w:proofErr w:type="spellEnd"/>
-            <w:r>
-              <w:rPr>
-                <w:rFonts w:ascii="Courier New" w:eastAsia="Courier New" w:hAnsi="Courier New" w:cs="Courier New"/>
-                <w:color w:val="1A1A1A"/>
-                <w:sz w:val="18"/>
-                <w:szCs w:val="18"/>
-              </w:rPr>
-              <w:t>",</w:t>
-            </w:r>
-          </w:p>
-        </w:tc>
-      </w:tr>
-      <w:tr>
-        <w:tblPrEx>
-          <w:tblCellMar>
-            <w:top w:w="0" w:type="dxa"/>
-            <w:bottom w:w="0" w:type="dxa"/>
-          </w:tblCellMar>
-        </w:tblPrEx>
+              <w:t>/publish",</w:t>
+            </w:r>
+          </w:p>
+        </w:tc>
+      </w:tr>
+      <w:tr>
         <w:tc>
           <w:tcPr>
             <w:tcW w:w="8788" w:type="dxa"/>
@@ -7667,7 +7233,7 @@
                 <w:sz w:val="18"/>
                 <w:szCs w:val="18"/>
               </w:rPr>
-              <w:t>gemini_apikey</w:t>
+              <w:t>mqtt_publishImageTopic</w:t>
             </w:r>
             <w:proofErr w:type="spellEnd"/>
             <w:r>
@@ -7677,7 +7243,7 @@
                 <w:sz w:val="18"/>
                 <w:szCs w:val="18"/>
               </w:rPr>
-              <w:t>": "</w:t>
+              <w:t>":  "</w:t>
             </w:r>
             <w:proofErr w:type="spellStart"/>
             <w:r>
@@ -7687,7 +7253,7 @@
                 <w:sz w:val="18"/>
                 <w:szCs w:val="18"/>
               </w:rPr>
-              <w:t>AIzaSy</w:t>
+              <w:t>fuclaw</w:t>
             </w:r>
             <w:proofErr w:type="spellEnd"/>
             <w:r>
@@ -7697,18 +7263,32 @@
                 <w:sz w:val="18"/>
                 <w:szCs w:val="18"/>
               </w:rPr>
-              <w:t>...",</w:t>
-            </w:r>
-          </w:p>
-        </w:tc>
-      </w:tr>
-      <w:tr>
-        <w:tblPrEx>
-          <w:tblCellMar>
-            <w:top w:w="0" w:type="dxa"/>
-            <w:bottom w:w="0" w:type="dxa"/>
-          </w:tblCellMar>
-        </w:tblPrEx>
+              <w:t>/</w:t>
+            </w:r>
+            <w:proofErr w:type="spellStart"/>
+            <w:r>
+              <w:rPr>
+                <w:rFonts w:ascii="Courier New" w:eastAsia="Courier New" w:hAnsi="Courier New" w:cs="Courier New"/>
+                <w:color w:val="1A1A1A"/>
+                <w:sz w:val="18"/>
+                <w:szCs w:val="18"/>
+              </w:rPr>
+              <w:t>publishimage</w:t>
+            </w:r>
+            <w:proofErr w:type="spellEnd"/>
+            <w:r>
+              <w:rPr>
+                <w:rFonts w:ascii="Courier New" w:eastAsia="Courier New" w:hAnsi="Courier New" w:cs="Courier New"/>
+                <w:color w:val="1A1A1A"/>
+                <w:sz w:val="18"/>
+                <w:szCs w:val="18"/>
+              </w:rPr>
+              <w:t>",</w:t>
+            </w:r>
+          </w:p>
+        </w:tc>
+      </w:tr>
+      <w:tr>
         <w:tc>
           <w:tcPr>
             <w:tcW w:w="8788" w:type="dxa"/>
@@ -7744,7 +7324,7 @@
                 <w:sz w:val="18"/>
                 <w:szCs w:val="18"/>
               </w:rPr>
-              <w:t>gemini_model</w:t>
+              <w:t>gemini_apikey</w:t>
             </w:r>
             <w:proofErr w:type="spellEnd"/>
             <w:r>
@@ -7754,18 +7334,32 @@
                 <w:sz w:val="18"/>
                 <w:szCs w:val="18"/>
               </w:rPr>
-              <w:t>": "gemini-2.5-flash-preview-05-20",</w:t>
-            </w:r>
-          </w:p>
-        </w:tc>
-      </w:tr>
-      <w:tr>
-        <w:tblPrEx>
-          <w:tblCellMar>
-            <w:top w:w="0" w:type="dxa"/>
-            <w:bottom w:w="0" w:type="dxa"/>
-          </w:tblCellMar>
-        </w:tblPrEx>
+              <w:t>": "</w:t>
+            </w:r>
+            <w:proofErr w:type="spellStart"/>
+            <w:r>
+              <w:rPr>
+                <w:rFonts w:ascii="Courier New" w:eastAsia="Courier New" w:hAnsi="Courier New" w:cs="Courier New"/>
+                <w:color w:val="1A1A1A"/>
+                <w:sz w:val="18"/>
+                <w:szCs w:val="18"/>
+              </w:rPr>
+              <w:t>AIzaSy</w:t>
+            </w:r>
+            <w:proofErr w:type="spellEnd"/>
+            <w:r>
+              <w:rPr>
+                <w:rFonts w:ascii="Courier New" w:eastAsia="Courier New" w:hAnsi="Courier New" w:cs="Courier New"/>
+                <w:color w:val="1A1A1A"/>
+                <w:sz w:val="18"/>
+                <w:szCs w:val="18"/>
+              </w:rPr>
+              <w:t>...",</w:t>
+            </w:r>
+          </w:p>
+        </w:tc>
+      </w:tr>
+      <w:tr>
         <w:tc>
           <w:tcPr>
             <w:tcW w:w="8788" w:type="dxa"/>
@@ -7801,7 +7395,7 @@
                 <w:sz w:val="18"/>
                 <w:szCs w:val="18"/>
               </w:rPr>
-              <w:t>schedule_timeout</w:t>
+              <w:t>gemini_model</w:t>
             </w:r>
             <w:proofErr w:type="spellEnd"/>
             <w:r>
@@ -7811,18 +7405,12 @@
                 <w:sz w:val="18"/>
                 <w:szCs w:val="18"/>
               </w:rPr>
-              <w:t>": 10,</w:t>
-            </w:r>
-          </w:p>
-        </w:tc>
-      </w:tr>
-      <w:tr>
-        <w:tblPrEx>
-          <w:tblCellMar>
-            <w:top w:w="0" w:type="dxa"/>
-            <w:bottom w:w="0" w:type="dxa"/>
-          </w:tblCellMar>
-        </w:tblPrEx>
+              <w:t>": "gemini-2.5-flash-preview-05-20",</w:t>
+            </w:r>
+          </w:p>
+        </w:tc>
+      </w:tr>
+      <w:tr>
         <w:tc>
           <w:tcPr>
             <w:tcW w:w="8788" w:type="dxa"/>
@@ -7858,7 +7446,7 @@
                 <w:sz w:val="18"/>
                 <w:szCs w:val="18"/>
               </w:rPr>
-              <w:t>timezone</w:t>
+              <w:t>schedule_timeout</w:t>
             </w:r>
             <w:proofErr w:type="spellEnd"/>
             <w:r>
@@ -7868,18 +7456,12 @@
                 <w:sz w:val="18"/>
                 <w:szCs w:val="18"/>
               </w:rPr>
-              <w:t>": "Asia/Taipei"</w:t>
-            </w:r>
-          </w:p>
-        </w:tc>
-      </w:tr>
-      <w:tr>
-        <w:tblPrEx>
-          <w:tblCellMar>
-            <w:top w:w="0" w:type="dxa"/>
-            <w:bottom w:w="0" w:type="dxa"/>
-          </w:tblCellMar>
-        </w:tblPrEx>
+              <w:t>": 10,</w:t>
+            </w:r>
+          </w:p>
+        </w:tc>
+      </w:tr>
+      <w:tr>
         <w:tc>
           <w:tcPr>
             <w:tcW w:w="8788" w:type="dxa"/>
@@ -7905,18 +7487,32 @@
                 <w:sz w:val="18"/>
                 <w:szCs w:val="18"/>
               </w:rPr>
-              <w:t>}</w:t>
-            </w:r>
-          </w:p>
-        </w:tc>
-      </w:tr>
-      <w:tr>
-        <w:tblPrEx>
-          <w:tblCellMar>
-            <w:top w:w="0" w:type="dxa"/>
-            <w:bottom w:w="0" w:type="dxa"/>
-          </w:tblCellMar>
-        </w:tblPrEx>
+              <w:t xml:space="preserve">  "</w:t>
+            </w:r>
+            <w:proofErr w:type="spellStart"/>
+            <w:r>
+              <w:rPr>
+                <w:rFonts w:ascii="Courier New" w:eastAsia="Courier New" w:hAnsi="Courier New" w:cs="Courier New"/>
+                <w:color w:val="1A1A1A"/>
+                <w:sz w:val="18"/>
+                <w:szCs w:val="18"/>
+              </w:rPr>
+              <w:t>timezone</w:t>
+            </w:r>
+            <w:proofErr w:type="spellEnd"/>
+            <w:r>
+              <w:rPr>
+                <w:rFonts w:ascii="Courier New" w:eastAsia="Courier New" w:hAnsi="Courier New" w:cs="Courier New"/>
+                <w:color w:val="1A1A1A"/>
+                <w:sz w:val="18"/>
+                <w:szCs w:val="18"/>
+              </w:rPr>
+              <w:t>": "Asia/Taipei"</w:t>
+            </w:r>
+          </w:p>
+        </w:tc>
+      </w:tr>
+      <w:tr>
         <w:tc>
           <w:tcPr>
             <w:tcW w:w="8788" w:type="dxa"/>
@@ -7929,6 +7525,37 @@
             <w:shd w:val="clear" w:color="auto" w:fill="F0F0F0"/>
             <w:tcMar>
               <w:top w:w="0" w:type="dxa"/>
+              <w:left w:w="200" w:type="dxa"/>
+              <w:bottom w:w="0" w:type="dxa"/>
+              <w:right w:w="200" w:type="dxa"/>
+            </w:tcMar>
+          </w:tcPr>
+          <w:p>
+            <w:r>
+              <w:rPr>
+                <w:rFonts w:ascii="Courier New" w:eastAsia="Courier New" w:hAnsi="Courier New" w:cs="Courier New"/>
+                <w:color w:val="1A1A1A"/>
+                <w:sz w:val="18"/>
+                <w:szCs w:val="18"/>
+              </w:rPr>
+              <w:t>}</w:t>
+            </w:r>
+          </w:p>
+        </w:tc>
+      </w:tr>
+      <w:tr>
+        <w:tc>
+          <w:tcPr>
+            <w:tcW w:w="8788" w:type="dxa"/>
+            <w:tcBorders>
+              <w:top w:val="none" w:sz="0" w:space="0" w:color="FFFFFF"/>
+              <w:left w:val="none" w:sz="0" w:space="0" w:color="FFFFFF"/>
+              <w:bottom w:val="none" w:sz="0" w:space="0" w:color="FFFFFF"/>
+              <w:right w:val="none" w:sz="0" w:space="0" w:color="FFFFFF"/>
+            </w:tcBorders>
+            <w:shd w:val="clear" w:color="auto" w:fill="F0F0F0"/>
+            <w:tcMar>
+              <w:top w:w="0" w:type="dxa"/>
               <w:left w:w="0" w:type="dxa"/>
               <w:bottom w:w="0" w:type="dxa"/>
               <w:right w:w="0" w:type="dxa"/>
@@ -7941,20 +7568,9 @@
     <w:p/>
     <w:tbl>
       <w:tblPr>
+        <w:tblStyle w:val="3-1"/>
         <w:tblW w:w="8788" w:type="dxa"/>
-        <w:tblBorders>
-          <w:top w:val="single" w:sz="4" w:space="0" w:color="auto"/>
-          <w:left w:val="single" w:sz="4" w:space="0" w:color="auto"/>
-          <w:bottom w:val="single" w:sz="4" w:space="0" w:color="auto"/>
-          <w:right w:val="single" w:sz="4" w:space="0" w:color="auto"/>
-          <w:insideH w:val="single" w:sz="4" w:space="0" w:color="auto"/>
-          <w:insideV w:val="single" w:sz="4" w:space="0" w:color="auto"/>
-        </w:tblBorders>
-        <w:tblCellMar>
-          <w:left w:w="10" w:type="dxa"/>
-          <w:right w:w="10" w:type="dxa"/>
-        </w:tblCellMar>
-        <w:tblLook w:val="04A0" w:firstRow="1" w:lastRow="0" w:firstColumn="1" w:lastColumn="0" w:noHBand="0" w:noVBand="1"/>
+        <w:tblLook w:val="0420" w:firstRow="1" w:lastRow="0" w:firstColumn="0" w:lastColumn="0" w:noHBand="0" w:noVBand="1"/>
       </w:tblPr>
       <w:tblGrid>
         <w:gridCol w:w="2600"/>
@@ -7962,129 +7578,153 @@
         <w:gridCol w:w="4788"/>
       </w:tblGrid>
       <w:tr>
-        <w:tblPrEx>
-          <w:tblCellMar>
-            <w:top w:w="0" w:type="dxa"/>
-            <w:bottom w:w="0" w:type="dxa"/>
-          </w:tblCellMar>
-        </w:tblPrEx>
+        <w:trPr>
+          <w:cnfStyle w:val="100000000000" w:firstRow="1" w:lastRow="0" w:firstColumn="0" w:lastColumn="0" w:oddVBand="0" w:evenVBand="0" w:oddHBand="0" w:evenHBand="0" w:firstRowFirstColumn="0" w:firstRowLastColumn="0" w:lastRowFirstColumn="0" w:lastRowLastColumn="0"/>
+        </w:trPr>
         <w:tc>
           <w:tcPr>
             <w:tcW w:w="2600" w:type="dxa"/>
-            <w:tcBorders>
-              <w:top w:val="single" w:sz="1" w:space="0" w:color="CCCCCC"/>
-              <w:left w:val="single" w:sz="1" w:space="0" w:color="CCCCCC"/>
-              <w:bottom w:val="single" w:sz="1" w:space="0" w:color="CCCCCC"/>
-              <w:right w:val="single" w:sz="1" w:space="0" w:color="CCCCCC"/>
-            </w:tcBorders>
-            <w:shd w:val="clear" w:color="auto" w:fill="2E75B6"/>
-            <w:tcMar>
-              <w:top w:w="80" w:type="dxa"/>
-              <w:left w:w="120" w:type="dxa"/>
-              <w:bottom w:w="80" w:type="dxa"/>
-              <w:right w:w="120" w:type="dxa"/>
-            </w:tcMar>
-          </w:tcPr>
-          <w:p>
-            <w:r>
-              <w:rPr>
-                <w:rFonts w:eastAsia="Arial"/>
-                <w:b/>
+          </w:tcPr>
+          <w:p>
+            <w:r>
+              <w:rPr>
+                <w:rFonts w:ascii="微軟正黑體" w:eastAsia="微軟正黑體" w:hAnsi="微軟正黑體" w:cs="微軟正黑體" w:hint="eastAsia"/>
+                <w:sz w:val="20"/>
+                <w:szCs w:val="20"/>
+              </w:rPr>
+              <w:t>欄位</w:t>
+            </w:r>
+          </w:p>
+        </w:tc>
+        <w:tc>
+          <w:tcPr>
+            <w:tcW w:w="1400" w:type="dxa"/>
+          </w:tcPr>
+          <w:p>
+            <w:r>
+              <w:rPr>
+                <w:rFonts w:ascii="微軟正黑體" w:eastAsia="微軟正黑體" w:hAnsi="微軟正黑體" w:cs="微軟正黑體" w:hint="eastAsia"/>
+                <w:sz w:val="20"/>
+                <w:szCs w:val="20"/>
+              </w:rPr>
+              <w:t>類型</w:t>
+            </w:r>
+          </w:p>
+        </w:tc>
+        <w:tc>
+          <w:tcPr>
+            <w:tcW w:w="4788" w:type="dxa"/>
+          </w:tcPr>
+          <w:p>
+            <w:r>
+              <w:rPr>
+                <w:rFonts w:ascii="微軟正黑體" w:eastAsia="微軟正黑體" w:hAnsi="微軟正黑體" w:cs="微軟正黑體" w:hint="eastAsia"/>
+                <w:sz w:val="20"/>
+                <w:szCs w:val="20"/>
+              </w:rPr>
+              <w:t>說明</w:t>
+            </w:r>
+          </w:p>
+        </w:tc>
+      </w:tr>
+      <w:tr>
+        <w:trPr>
+          <w:cnfStyle w:val="000000100000" w:firstRow="0" w:lastRow="0" w:firstColumn="0" w:lastColumn="0" w:oddVBand="0" w:evenVBand="0" w:oddHBand="1" w:evenHBand="0" w:firstRowFirstColumn="0" w:firstRowLastColumn="0" w:lastRowFirstColumn="0" w:lastRowLastColumn="0"/>
+        </w:trPr>
+        <w:tc>
+          <w:tcPr>
+            <w:tcW w:w="2600" w:type="dxa"/>
+          </w:tcPr>
+          <w:p>
+            <w:pPr>
+              <w:rPr>
+                <w:rFonts w:hint="eastAsia"/>
                 <w:bCs/>
-                <w:color w:val="FFFFFF"/>
-                <w:sz w:val="20"/>
-                <w:szCs w:val="20"/>
-              </w:rPr>
-              <w:t>欄位</w:t>
-            </w:r>
+                <w:sz w:val="20"/>
+                <w:szCs w:val="20"/>
+              </w:rPr>
+            </w:pPr>
+            <w:proofErr w:type="spellStart"/>
+            <w:r>
+              <w:rPr>
+                <w:bCs/>
+                <w:sz w:val="20"/>
+                <w:szCs w:val="20"/>
+              </w:rPr>
+              <w:t>d</w:t>
+            </w:r>
+            <w:r>
+              <w:rPr>
+                <w:bCs/>
+                <w:sz w:val="20"/>
+                <w:szCs w:val="20"/>
+              </w:rPr>
+              <w:t>evice_name</w:t>
+            </w:r>
+            <w:proofErr w:type="spellEnd"/>
           </w:p>
         </w:tc>
         <w:tc>
           <w:tcPr>
             <w:tcW w:w="1400" w:type="dxa"/>
-            <w:tcBorders>
-              <w:top w:val="single" w:sz="1" w:space="0" w:color="CCCCCC"/>
-              <w:left w:val="single" w:sz="1" w:space="0" w:color="CCCCCC"/>
-              <w:bottom w:val="single" w:sz="1" w:space="0" w:color="CCCCCC"/>
-              <w:right w:val="single" w:sz="1" w:space="0" w:color="CCCCCC"/>
-            </w:tcBorders>
-            <w:shd w:val="clear" w:color="auto" w:fill="2E75B6"/>
-            <w:tcMar>
-              <w:top w:w="80" w:type="dxa"/>
-              <w:left w:w="120" w:type="dxa"/>
-              <w:bottom w:w="80" w:type="dxa"/>
-              <w:right w:w="120" w:type="dxa"/>
-            </w:tcMar>
-          </w:tcPr>
-          <w:p>
-            <w:r>
-              <w:rPr>
-                <w:rFonts w:eastAsia="Arial"/>
-                <w:b/>
+          </w:tcPr>
+          <w:p>
+            <w:pPr>
+              <w:rPr>
+                <w:rFonts w:hint="eastAsia"/>
                 <w:bCs/>
-                <w:color w:val="FFFFFF"/>
-                <w:sz w:val="20"/>
-                <w:szCs w:val="20"/>
-              </w:rPr>
-              <w:t>類型</w:t>
+                <w:sz w:val="20"/>
+                <w:szCs w:val="20"/>
+              </w:rPr>
+            </w:pPr>
+            <w:r>
+              <w:rPr>
+                <w:rFonts w:hint="eastAsia"/>
+                <w:bCs/>
+                <w:sz w:val="20"/>
+                <w:szCs w:val="20"/>
+              </w:rPr>
+              <w:t>S</w:t>
+            </w:r>
+            <w:r>
+              <w:rPr>
+                <w:bCs/>
+                <w:sz w:val="20"/>
+                <w:szCs w:val="20"/>
+              </w:rPr>
+              <w:t>tring</w:t>
             </w:r>
           </w:p>
         </w:tc>
         <w:tc>
           <w:tcPr>
             <w:tcW w:w="4788" w:type="dxa"/>
-            <w:tcBorders>
-              <w:top w:val="single" w:sz="1" w:space="0" w:color="CCCCCC"/>
-              <w:left w:val="single" w:sz="1" w:space="0" w:color="CCCCCC"/>
-              <w:bottom w:val="single" w:sz="1" w:space="0" w:color="CCCCCC"/>
-              <w:right w:val="single" w:sz="1" w:space="0" w:color="CCCCCC"/>
-            </w:tcBorders>
-            <w:shd w:val="clear" w:color="auto" w:fill="2E75B6"/>
-            <w:tcMar>
-              <w:top w:w="80" w:type="dxa"/>
-              <w:left w:w="120" w:type="dxa"/>
-              <w:bottom w:w="80" w:type="dxa"/>
-              <w:right w:w="120" w:type="dxa"/>
-            </w:tcMar>
-          </w:tcPr>
-          <w:p>
-            <w:r>
-              <w:rPr>
-                <w:rFonts w:eastAsia="Arial"/>
-                <w:b/>
+          </w:tcPr>
+          <w:p>
+            <w:pPr>
+              <w:rPr>
+                <w:rFonts w:eastAsia="Arial"/>
                 <w:bCs/>
-                <w:color w:val="FFFFFF"/>
-                <w:sz w:val="20"/>
-                <w:szCs w:val="20"/>
-              </w:rPr>
-              <w:t>說明</w:t>
-            </w:r>
-          </w:p>
-        </w:tc>
-      </w:tr>
-      <w:tr>
-        <w:tblPrEx>
-          <w:tblCellMar>
-            <w:top w:w="0" w:type="dxa"/>
-            <w:bottom w:w="0" w:type="dxa"/>
-          </w:tblCellMar>
-        </w:tblPrEx>
+                <w:sz w:val="20"/>
+                <w:szCs w:val="20"/>
+              </w:rPr>
+            </w:pPr>
+            <w:r>
+              <w:rPr>
+                <w:rFonts w:ascii="新細明體" w:eastAsia="新細明體" w:hAnsi="新細明體" w:cs="新細明體" w:hint="eastAsia"/>
+                <w:bCs/>
+                <w:sz w:val="20"/>
+                <w:szCs w:val="20"/>
+              </w:rPr>
+              <w:t>裝置名稱</w:t>
+            </w:r>
+          </w:p>
+        </w:tc>
+      </w:tr>
+      <w:tr>
         <w:tc>
           <w:tcPr>
             <w:tcW w:w="2600" w:type="dxa"/>
-            <w:tcBorders>
-              <w:top w:val="single" w:sz="1" w:space="0" w:color="CCCCCC"/>
-              <w:left w:val="single" w:sz="1" w:space="0" w:color="CCCCCC"/>
-              <w:bottom w:val="single" w:sz="1" w:space="0" w:color="CCCCCC"/>
-              <w:right w:val="single" w:sz="1" w:space="0" w:color="CCCCCC"/>
-            </w:tcBorders>
-            <w:shd w:val="clear" w:color="auto" w:fill="EEF5FC"/>
-            <w:tcMar>
-              <w:top w:w="80" w:type="dxa"/>
-              <w:left w:w="120" w:type="dxa"/>
-              <w:bottom w:w="80" w:type="dxa"/>
-              <w:right w:w="120" w:type="dxa"/>
-            </w:tcMar>
           </w:tcPr>
           <w:p>
             <w:proofErr w:type="spellStart"/>
@@ -8123,19 +7763,6 @@
         <w:tc>
           <w:tcPr>
             <w:tcW w:w="1400" w:type="dxa"/>
-            <w:tcBorders>
-              <w:top w:val="single" w:sz="1" w:space="0" w:color="CCCCCC"/>
-              <w:left w:val="single" w:sz="1" w:space="0" w:color="CCCCCC"/>
-              <w:bottom w:val="single" w:sz="1" w:space="0" w:color="CCCCCC"/>
-              <w:right w:val="single" w:sz="1" w:space="0" w:color="CCCCCC"/>
-            </w:tcBorders>
-            <w:shd w:val="clear" w:color="auto" w:fill="EEF5FC"/>
-            <w:tcMar>
-              <w:top w:w="80" w:type="dxa"/>
-              <w:left w:w="120" w:type="dxa"/>
-              <w:bottom w:w="80" w:type="dxa"/>
-              <w:right w:w="120" w:type="dxa"/>
-            </w:tcMar>
           </w:tcPr>
           <w:p>
             <w:r>
@@ -8152,19 +7779,6 @@
         <w:tc>
           <w:tcPr>
             <w:tcW w:w="4788" w:type="dxa"/>
-            <w:tcBorders>
-              <w:top w:val="single" w:sz="1" w:space="0" w:color="CCCCCC"/>
-              <w:left w:val="single" w:sz="1" w:space="0" w:color="CCCCCC"/>
-              <w:bottom w:val="single" w:sz="1" w:space="0" w:color="CCCCCC"/>
-              <w:right w:val="single" w:sz="1" w:space="0" w:color="CCCCCC"/>
-            </w:tcBorders>
-            <w:shd w:val="clear" w:color="auto" w:fill="EEF5FC"/>
-            <w:tcMar>
-              <w:top w:w="80" w:type="dxa"/>
-              <w:left w:w="120" w:type="dxa"/>
-              <w:bottom w:w="80" w:type="dxa"/>
-              <w:right w:w="120" w:type="dxa"/>
-            </w:tcMar>
           </w:tcPr>
           <w:p>
             <w:proofErr w:type="spellStart"/>
@@ -8185,34 +7799,27 @@
                 <w:sz w:val="20"/>
                 <w:szCs w:val="20"/>
               </w:rPr>
-              <w:t xml:space="preserve"> 基礎設施憑證</w:t>
-            </w:r>
-          </w:p>
-        </w:tc>
-      </w:tr>
-      <w:tr>
-        <w:tblPrEx>
-          <w:tblCellMar>
-            <w:top w:w="0" w:type="dxa"/>
-            <w:bottom w:w="0" w:type="dxa"/>
-          </w:tblCellMar>
-        </w:tblPrEx>
+              <w:t xml:space="preserve"> </w:t>
+            </w:r>
+            <w:r>
+              <w:rPr>
+                <w:rFonts w:ascii="微軟正黑體" w:eastAsia="微軟正黑體" w:hAnsi="微軟正黑體" w:cs="微軟正黑體" w:hint="eastAsia"/>
+                <w:color w:val="404040"/>
+                <w:sz w:val="20"/>
+                <w:szCs w:val="20"/>
+              </w:rPr>
+              <w:t>基礎設施憑證</w:t>
+            </w:r>
+          </w:p>
+        </w:tc>
+      </w:tr>
+      <w:tr>
+        <w:trPr>
+          <w:cnfStyle w:val="000000100000" w:firstRow="0" w:lastRow="0" w:firstColumn="0" w:lastColumn="0" w:oddVBand="0" w:evenVBand="0" w:oddHBand="1" w:evenHBand="0" w:firstRowFirstColumn="0" w:firstRowLastColumn="0" w:lastRowFirstColumn="0" w:lastRowLastColumn="0"/>
+        </w:trPr>
         <w:tc>
           <w:tcPr>
             <w:tcW w:w="2600" w:type="dxa"/>
-            <w:tcBorders>
-              <w:top w:val="single" w:sz="1" w:space="0" w:color="CCCCCC"/>
-              <w:left w:val="single" w:sz="1" w:space="0" w:color="CCCCCC"/>
-              <w:bottom w:val="single" w:sz="1" w:space="0" w:color="CCCCCC"/>
-              <w:right w:val="single" w:sz="1" w:space="0" w:color="CCCCCC"/>
-            </w:tcBorders>
-            <w:shd w:val="clear" w:color="auto" w:fill="FFFFFF"/>
-            <w:tcMar>
-              <w:top w:w="80" w:type="dxa"/>
-              <w:left w:w="120" w:type="dxa"/>
-              <w:bottom w:w="80" w:type="dxa"/>
-              <w:right w:w="120" w:type="dxa"/>
-            </w:tcMar>
           </w:tcPr>
           <w:p>
             <w:proofErr w:type="spellStart"/>
@@ -8251,19 +7858,6 @@
         <w:tc>
           <w:tcPr>
             <w:tcW w:w="1400" w:type="dxa"/>
-            <w:tcBorders>
-              <w:top w:val="single" w:sz="1" w:space="0" w:color="CCCCCC"/>
-              <w:left w:val="single" w:sz="1" w:space="0" w:color="CCCCCC"/>
-              <w:bottom w:val="single" w:sz="1" w:space="0" w:color="CCCCCC"/>
-              <w:right w:val="single" w:sz="1" w:space="0" w:color="CCCCCC"/>
-            </w:tcBorders>
-            <w:shd w:val="clear" w:color="auto" w:fill="FFFFFF"/>
-            <w:tcMar>
-              <w:top w:w="80" w:type="dxa"/>
-              <w:left w:w="120" w:type="dxa"/>
-              <w:bottom w:w="80" w:type="dxa"/>
-              <w:right w:w="120" w:type="dxa"/>
-            </w:tcMar>
           </w:tcPr>
           <w:p>
             <w:r>
@@ -8280,56 +7874,69 @@
         <w:tc>
           <w:tcPr>
             <w:tcW w:w="4788" w:type="dxa"/>
-            <w:tcBorders>
-              <w:top w:val="single" w:sz="1" w:space="0" w:color="CCCCCC"/>
-              <w:left w:val="single" w:sz="1" w:space="0" w:color="CCCCCC"/>
-              <w:bottom w:val="single" w:sz="1" w:space="0" w:color="CCCCCC"/>
-              <w:right w:val="single" w:sz="1" w:space="0" w:color="CCCCCC"/>
-            </w:tcBorders>
-            <w:shd w:val="clear" w:color="auto" w:fill="FFFFFF"/>
-            <w:tcMar>
-              <w:top w:w="80" w:type="dxa"/>
-              <w:left w:w="120" w:type="dxa"/>
-              <w:bottom w:w="80" w:type="dxa"/>
-              <w:right w:w="120" w:type="dxa"/>
-            </w:tcMar>
-          </w:tcPr>
-          <w:p>
-            <w:r>
-              <w:rPr>
-                <w:rFonts w:eastAsia="Arial"/>
-                <w:color w:val="404040"/>
-                <w:sz w:val="20"/>
-                <w:szCs w:val="20"/>
-              </w:rPr>
-              <w:t>MQTT Broker 位址與端口（1883 = 明文，8883 = TLS）</w:t>
-            </w:r>
-          </w:p>
-        </w:tc>
-      </w:tr>
-      <w:tr>
-        <w:tblPrEx>
-          <w:tblCellMar>
-            <w:top w:w="0" w:type="dxa"/>
-            <w:bottom w:w="0" w:type="dxa"/>
-          </w:tblCellMar>
-        </w:tblPrEx>
+          </w:tcPr>
+          <w:p>
+            <w:r>
+              <w:rPr>
+                <w:rFonts w:eastAsia="Arial"/>
+                <w:color w:val="404040"/>
+                <w:sz w:val="20"/>
+                <w:szCs w:val="20"/>
+              </w:rPr>
+              <w:t xml:space="preserve">MQTT Broker </w:t>
+            </w:r>
+            <w:r>
+              <w:rPr>
+                <w:rFonts w:ascii="微軟正黑體" w:eastAsia="微軟正黑體" w:hAnsi="微軟正黑體" w:cs="微軟正黑體" w:hint="eastAsia"/>
+                <w:color w:val="404040"/>
+                <w:sz w:val="20"/>
+                <w:szCs w:val="20"/>
+              </w:rPr>
+              <w:t>位址與端口（</w:t>
+            </w:r>
+            <w:r>
+              <w:rPr>
+                <w:rFonts w:eastAsia="Arial"/>
+                <w:color w:val="404040"/>
+                <w:sz w:val="20"/>
+                <w:szCs w:val="20"/>
+              </w:rPr>
+              <w:t xml:space="preserve">1883 = </w:t>
+            </w:r>
+            <w:r>
+              <w:rPr>
+                <w:rFonts w:ascii="微軟正黑體" w:eastAsia="微軟正黑體" w:hAnsi="微軟正黑體" w:cs="微軟正黑體" w:hint="eastAsia"/>
+                <w:color w:val="404040"/>
+                <w:sz w:val="20"/>
+                <w:szCs w:val="20"/>
+              </w:rPr>
+              <w:t>明文，</w:t>
+            </w:r>
+            <w:r>
+              <w:rPr>
+                <w:rFonts w:eastAsia="Arial"/>
+                <w:color w:val="404040"/>
+                <w:sz w:val="20"/>
+                <w:szCs w:val="20"/>
+              </w:rPr>
+              <w:t>8883 = TLS</w:t>
+            </w:r>
+            <w:r>
+              <w:rPr>
+                <w:rFonts w:ascii="微軟正黑體" w:eastAsia="微軟正黑體" w:hAnsi="微軟正黑體" w:cs="微軟正黑體" w:hint="eastAsia"/>
+                <w:color w:val="404040"/>
+                <w:sz w:val="20"/>
+                <w:szCs w:val="20"/>
+              </w:rPr>
+              <w:t>）</w:t>
+            </w:r>
+          </w:p>
+        </w:tc>
+      </w:tr>
+      <w:tr>
         <w:tc>
           <w:tcPr>
             <w:tcW w:w="2600" w:type="dxa"/>
-            <w:tcBorders>
-              <w:top w:val="single" w:sz="1" w:space="0" w:color="CCCCCC"/>
-              <w:left w:val="single" w:sz="1" w:space="0" w:color="CCCCCC"/>
-              <w:bottom w:val="single" w:sz="1" w:space="0" w:color="CCCCCC"/>
-              <w:right w:val="single" w:sz="1" w:space="0" w:color="CCCCCC"/>
-            </w:tcBorders>
-            <w:shd w:val="clear" w:color="auto" w:fill="EEF5FC"/>
-            <w:tcMar>
-              <w:top w:w="80" w:type="dxa"/>
-              <w:left w:w="120" w:type="dxa"/>
-              <w:bottom w:w="80" w:type="dxa"/>
-              <w:right w:w="120" w:type="dxa"/>
-            </w:tcMar>
           </w:tcPr>
           <w:p>
             <w:proofErr w:type="spellStart"/>
@@ -8348,19 +7955,6 @@
         <w:tc>
           <w:tcPr>
             <w:tcW w:w="1400" w:type="dxa"/>
-            <w:tcBorders>
-              <w:top w:val="single" w:sz="1" w:space="0" w:color="CCCCCC"/>
-              <w:left w:val="single" w:sz="1" w:space="0" w:color="CCCCCC"/>
-              <w:bottom w:val="single" w:sz="1" w:space="0" w:color="CCCCCC"/>
-              <w:right w:val="single" w:sz="1" w:space="0" w:color="CCCCCC"/>
-            </w:tcBorders>
-            <w:shd w:val="clear" w:color="auto" w:fill="EEF5FC"/>
-            <w:tcMar>
-              <w:top w:w="80" w:type="dxa"/>
-              <w:left w:w="120" w:type="dxa"/>
-              <w:bottom w:w="80" w:type="dxa"/>
-              <w:right w:w="120" w:type="dxa"/>
-            </w:tcMar>
           </w:tcPr>
           <w:p>
             <w:r>
@@ -8377,56 +7971,36 @@
         <w:tc>
           <w:tcPr>
             <w:tcW w:w="4788" w:type="dxa"/>
-            <w:tcBorders>
-              <w:top w:val="single" w:sz="1" w:space="0" w:color="CCCCCC"/>
-              <w:left w:val="single" w:sz="1" w:space="0" w:color="CCCCCC"/>
-              <w:bottom w:val="single" w:sz="1" w:space="0" w:color="CCCCCC"/>
-              <w:right w:val="single" w:sz="1" w:space="0" w:color="CCCCCC"/>
-            </w:tcBorders>
-            <w:shd w:val="clear" w:color="auto" w:fill="EEF5FC"/>
-            <w:tcMar>
-              <w:top w:w="80" w:type="dxa"/>
-              <w:left w:w="120" w:type="dxa"/>
-              <w:bottom w:w="80" w:type="dxa"/>
-              <w:right w:w="120" w:type="dxa"/>
-            </w:tcMar>
-          </w:tcPr>
-          <w:p>
-            <w:r>
-              <w:rPr>
-                <w:rFonts w:eastAsia="Arial"/>
-                <w:color w:val="404040"/>
-                <w:sz w:val="20"/>
-                <w:szCs w:val="20"/>
-              </w:rPr>
-              <w:t>裝置訂閱的指令 Topic</w:t>
-            </w:r>
-          </w:p>
-        </w:tc>
-      </w:tr>
-      <w:tr>
-        <w:tblPrEx>
-          <w:tblCellMar>
-            <w:top w:w="0" w:type="dxa"/>
-            <w:bottom w:w="0" w:type="dxa"/>
-          </w:tblCellMar>
-        </w:tblPrEx>
+          </w:tcPr>
+          <w:p>
+            <w:r>
+              <w:rPr>
+                <w:rFonts w:ascii="微軟正黑體" w:eastAsia="微軟正黑體" w:hAnsi="微軟正黑體" w:cs="微軟正黑體" w:hint="eastAsia"/>
+                <w:color w:val="404040"/>
+                <w:sz w:val="20"/>
+                <w:szCs w:val="20"/>
+              </w:rPr>
+              <w:t>裝置訂閱的指令</w:t>
+            </w:r>
+            <w:r>
+              <w:rPr>
+                <w:rFonts w:eastAsia="Arial"/>
+                <w:color w:val="404040"/>
+                <w:sz w:val="20"/>
+                <w:szCs w:val="20"/>
+              </w:rPr>
+              <w:t xml:space="preserve"> Topic</w:t>
+            </w:r>
+          </w:p>
+        </w:tc>
+      </w:tr>
+      <w:tr>
+        <w:trPr>
+          <w:cnfStyle w:val="000000100000" w:firstRow="0" w:lastRow="0" w:firstColumn="0" w:lastColumn="0" w:oddVBand="0" w:evenVBand="0" w:oddHBand="1" w:evenHBand="0" w:firstRowFirstColumn="0" w:firstRowLastColumn="0" w:lastRowFirstColumn="0" w:lastRowLastColumn="0"/>
+        </w:trPr>
         <w:tc>
           <w:tcPr>
             <w:tcW w:w="2600" w:type="dxa"/>
-            <w:tcBorders>
-              <w:top w:val="single" w:sz="1" w:space="0" w:color="CCCCCC"/>
-              <w:left w:val="single" w:sz="1" w:space="0" w:color="CCCCCC"/>
-              <w:bottom w:val="single" w:sz="1" w:space="0" w:color="CCCCCC"/>
-              <w:right w:val="single" w:sz="1" w:space="0" w:color="CCCCCC"/>
-            </w:tcBorders>
-            <w:shd w:val="clear" w:color="auto" w:fill="FFFFFF"/>
-            <w:tcMar>
-              <w:top w:w="80" w:type="dxa"/>
-              <w:left w:w="120" w:type="dxa"/>
-              <w:bottom w:w="80" w:type="dxa"/>
-              <w:right w:w="120" w:type="dxa"/>
-            </w:tcMar>
           </w:tcPr>
           <w:p>
             <w:proofErr w:type="spellStart"/>
@@ -8445,19 +8019,6 @@
         <w:tc>
           <w:tcPr>
             <w:tcW w:w="1400" w:type="dxa"/>
-            <w:tcBorders>
-              <w:top w:val="single" w:sz="1" w:space="0" w:color="CCCCCC"/>
-              <w:left w:val="single" w:sz="1" w:space="0" w:color="CCCCCC"/>
-              <w:bottom w:val="single" w:sz="1" w:space="0" w:color="CCCCCC"/>
-              <w:right w:val="single" w:sz="1" w:space="0" w:color="CCCCCC"/>
-            </w:tcBorders>
-            <w:shd w:val="clear" w:color="auto" w:fill="FFFFFF"/>
-            <w:tcMar>
-              <w:top w:w="80" w:type="dxa"/>
-              <w:left w:w="120" w:type="dxa"/>
-              <w:bottom w:w="80" w:type="dxa"/>
-              <w:right w:w="120" w:type="dxa"/>
-            </w:tcMar>
           </w:tcPr>
           <w:p>
             <w:r>
@@ -8474,56 +8035,33 @@
         <w:tc>
           <w:tcPr>
             <w:tcW w:w="4788" w:type="dxa"/>
-            <w:tcBorders>
-              <w:top w:val="single" w:sz="1" w:space="0" w:color="CCCCCC"/>
-              <w:left w:val="single" w:sz="1" w:space="0" w:color="CCCCCC"/>
-              <w:bottom w:val="single" w:sz="1" w:space="0" w:color="CCCCCC"/>
-              <w:right w:val="single" w:sz="1" w:space="0" w:color="CCCCCC"/>
-            </w:tcBorders>
-            <w:shd w:val="clear" w:color="auto" w:fill="FFFFFF"/>
-            <w:tcMar>
-              <w:top w:w="80" w:type="dxa"/>
-              <w:left w:w="120" w:type="dxa"/>
-              <w:bottom w:w="80" w:type="dxa"/>
-              <w:right w:w="120" w:type="dxa"/>
-            </w:tcMar>
-          </w:tcPr>
-          <w:p>
-            <w:r>
-              <w:rPr>
-                <w:rFonts w:eastAsia="Arial"/>
-                <w:color w:val="404040"/>
-                <w:sz w:val="20"/>
-                <w:szCs w:val="20"/>
-              </w:rPr>
-              <w:t>裝置發布文字回覆的 Topic</w:t>
-            </w:r>
-          </w:p>
-        </w:tc>
-      </w:tr>
-      <w:tr>
-        <w:tblPrEx>
-          <w:tblCellMar>
-            <w:top w:w="0" w:type="dxa"/>
-            <w:bottom w:w="0" w:type="dxa"/>
-          </w:tblCellMar>
-        </w:tblPrEx>
+          </w:tcPr>
+          <w:p>
+            <w:r>
+              <w:rPr>
+                <w:rFonts w:ascii="微軟正黑體" w:eastAsia="微軟正黑體" w:hAnsi="微軟正黑體" w:cs="微軟正黑體" w:hint="eastAsia"/>
+                <w:color w:val="404040"/>
+                <w:sz w:val="20"/>
+                <w:szCs w:val="20"/>
+              </w:rPr>
+              <w:t>裝置發布文字回覆的</w:t>
+            </w:r>
+            <w:r>
+              <w:rPr>
+                <w:rFonts w:eastAsia="Arial"/>
+                <w:color w:val="404040"/>
+                <w:sz w:val="20"/>
+                <w:szCs w:val="20"/>
+              </w:rPr>
+              <w:t xml:space="preserve"> Topic</w:t>
+            </w:r>
+          </w:p>
+        </w:tc>
+      </w:tr>
+      <w:tr>
         <w:tc>
           <w:tcPr>
             <w:tcW w:w="2600" w:type="dxa"/>
-            <w:tcBorders>
-              <w:top w:val="single" w:sz="1" w:space="0" w:color="CCCCCC"/>
-              <w:left w:val="single" w:sz="1" w:space="0" w:color="CCCCCC"/>
-              <w:bottom w:val="single" w:sz="1" w:space="0" w:color="CCCCCC"/>
-              <w:right w:val="single" w:sz="1" w:space="0" w:color="CCCCCC"/>
-            </w:tcBorders>
-            <w:shd w:val="clear" w:color="auto" w:fill="EEF5FC"/>
-            <w:tcMar>
-              <w:top w:w="80" w:type="dxa"/>
-              <w:left w:w="120" w:type="dxa"/>
-              <w:bottom w:w="80" w:type="dxa"/>
-              <w:right w:w="120" w:type="dxa"/>
-            </w:tcMar>
           </w:tcPr>
           <w:p>
             <w:proofErr w:type="spellStart"/>
@@ -8542,19 +8080,6 @@
         <w:tc>
           <w:tcPr>
             <w:tcW w:w="1400" w:type="dxa"/>
-            <w:tcBorders>
-              <w:top w:val="single" w:sz="1" w:space="0" w:color="CCCCCC"/>
-              <w:left w:val="single" w:sz="1" w:space="0" w:color="CCCCCC"/>
-              <w:bottom w:val="single" w:sz="1" w:space="0" w:color="CCCCCC"/>
-              <w:right w:val="single" w:sz="1" w:space="0" w:color="CCCCCC"/>
-            </w:tcBorders>
-            <w:shd w:val="clear" w:color="auto" w:fill="EEF5FC"/>
-            <w:tcMar>
-              <w:top w:w="80" w:type="dxa"/>
-              <w:left w:w="120" w:type="dxa"/>
-              <w:bottom w:w="80" w:type="dxa"/>
-              <w:right w:w="120" w:type="dxa"/>
-            </w:tcMar>
           </w:tcPr>
           <w:p>
             <w:r>
@@ -8571,56 +8096,54 @@
         <w:tc>
           <w:tcPr>
             <w:tcW w:w="4788" w:type="dxa"/>
-            <w:tcBorders>
-              <w:top w:val="single" w:sz="1" w:space="0" w:color="CCCCCC"/>
-              <w:left w:val="single" w:sz="1" w:space="0" w:color="CCCCCC"/>
-              <w:bottom w:val="single" w:sz="1" w:space="0" w:color="CCCCCC"/>
-              <w:right w:val="single" w:sz="1" w:space="0" w:color="CCCCCC"/>
-            </w:tcBorders>
-            <w:shd w:val="clear" w:color="auto" w:fill="EEF5FC"/>
-            <w:tcMar>
-              <w:top w:w="80" w:type="dxa"/>
-              <w:left w:w="120" w:type="dxa"/>
-              <w:bottom w:w="80" w:type="dxa"/>
-              <w:right w:w="120" w:type="dxa"/>
-            </w:tcMar>
-          </w:tcPr>
-          <w:p>
-            <w:r>
-              <w:rPr>
-                <w:rFonts w:eastAsia="Arial"/>
-                <w:color w:val="404040"/>
-                <w:sz w:val="20"/>
-                <w:szCs w:val="20"/>
-              </w:rPr>
-              <w:t>裝置發布 JPEG 圖片的 Topic</w:t>
-            </w:r>
-          </w:p>
-        </w:tc>
-      </w:tr>
-      <w:tr>
-        <w:tblPrEx>
-          <w:tblCellMar>
-            <w:top w:w="0" w:type="dxa"/>
-            <w:bottom w:w="0" w:type="dxa"/>
-          </w:tblCellMar>
-        </w:tblPrEx>
+          </w:tcPr>
+          <w:p>
+            <w:r>
+              <w:rPr>
+                <w:rFonts w:ascii="微軟正黑體" w:eastAsia="微軟正黑體" w:hAnsi="微軟正黑體" w:cs="微軟正黑體" w:hint="eastAsia"/>
+                <w:color w:val="404040"/>
+                <w:sz w:val="20"/>
+                <w:szCs w:val="20"/>
+              </w:rPr>
+              <w:t>裝置發布</w:t>
+            </w:r>
+            <w:r>
+              <w:rPr>
+                <w:rFonts w:eastAsia="Arial"/>
+                <w:color w:val="404040"/>
+                <w:sz w:val="20"/>
+                <w:szCs w:val="20"/>
+              </w:rPr>
+              <w:t xml:space="preserve"> JPEG </w:t>
+            </w:r>
+            <w:r>
+              <w:rPr>
+                <w:rFonts w:ascii="微軟正黑體" w:eastAsia="微軟正黑體" w:hAnsi="微軟正黑體" w:cs="微軟正黑體" w:hint="eastAsia"/>
+                <w:color w:val="404040"/>
+                <w:sz w:val="20"/>
+                <w:szCs w:val="20"/>
+              </w:rPr>
+              <w:t>圖片的</w:t>
+            </w:r>
+            <w:r>
+              <w:rPr>
+                <w:rFonts w:eastAsia="Arial"/>
+                <w:color w:val="404040"/>
+                <w:sz w:val="20"/>
+                <w:szCs w:val="20"/>
+              </w:rPr>
+              <w:t xml:space="preserve"> Topic</w:t>
+            </w:r>
+          </w:p>
+        </w:tc>
+      </w:tr>
+      <w:tr>
+        <w:trPr>
+          <w:cnfStyle w:val="000000100000" w:firstRow="0" w:lastRow="0" w:firstColumn="0" w:lastColumn="0" w:oddVBand="0" w:evenVBand="0" w:oddHBand="1" w:evenHBand="0" w:firstRowFirstColumn="0" w:firstRowLastColumn="0" w:lastRowFirstColumn="0" w:lastRowLastColumn="0"/>
+        </w:trPr>
         <w:tc>
           <w:tcPr>
             <w:tcW w:w="2600" w:type="dxa"/>
-            <w:tcBorders>
-              <w:top w:val="single" w:sz="1" w:space="0" w:color="CCCCCC"/>
-              <w:left w:val="single" w:sz="1" w:space="0" w:color="CCCCCC"/>
-              <w:bottom w:val="single" w:sz="1" w:space="0" w:color="CCCCCC"/>
-              <w:right w:val="single" w:sz="1" w:space="0" w:color="CCCCCC"/>
-            </w:tcBorders>
-            <w:shd w:val="clear" w:color="auto" w:fill="FFFFFF"/>
-            <w:tcMar>
-              <w:top w:w="80" w:type="dxa"/>
-              <w:left w:w="120" w:type="dxa"/>
-              <w:bottom w:w="80" w:type="dxa"/>
-              <w:right w:w="120" w:type="dxa"/>
-            </w:tcMar>
           </w:tcPr>
           <w:p>
             <w:proofErr w:type="spellStart"/>
@@ -8639,19 +8162,6 @@
         <w:tc>
           <w:tcPr>
             <w:tcW w:w="1400" w:type="dxa"/>
-            <w:tcBorders>
-              <w:top w:val="single" w:sz="1" w:space="0" w:color="CCCCCC"/>
-              <w:left w:val="single" w:sz="1" w:space="0" w:color="CCCCCC"/>
-              <w:bottom w:val="single" w:sz="1" w:space="0" w:color="CCCCCC"/>
-              <w:right w:val="single" w:sz="1" w:space="0" w:color="CCCCCC"/>
-            </w:tcBorders>
-            <w:shd w:val="clear" w:color="auto" w:fill="FFFFFF"/>
-            <w:tcMar>
-              <w:top w:w="80" w:type="dxa"/>
-              <w:left w:w="120" w:type="dxa"/>
-              <w:bottom w:w="80" w:type="dxa"/>
-              <w:right w:w="120" w:type="dxa"/>
-            </w:tcMar>
           </w:tcPr>
           <w:p>
             <w:r>
@@ -8668,34 +8178,30 @@
         <w:tc>
           <w:tcPr>
             <w:tcW w:w="4788" w:type="dxa"/>
-            <w:tcBorders>
-              <w:top w:val="single" w:sz="1" w:space="0" w:color="CCCCCC"/>
-              <w:left w:val="single" w:sz="1" w:space="0" w:color="CCCCCC"/>
-              <w:bottom w:val="single" w:sz="1" w:space="0" w:color="CCCCCC"/>
-              <w:right w:val="single" w:sz="1" w:space="0" w:color="CCCCCC"/>
-            </w:tcBorders>
-            <w:shd w:val="clear" w:color="auto" w:fill="FFFFFF"/>
-            <w:tcMar>
-              <w:top w:w="80" w:type="dxa"/>
-              <w:left w:w="120" w:type="dxa"/>
-              <w:bottom w:w="80" w:type="dxa"/>
-              <w:right w:w="120" w:type="dxa"/>
-            </w:tcMar>
-          </w:tcPr>
-          <w:p>
-            <w:r>
-              <w:rPr>
-                <w:rFonts w:eastAsia="Arial"/>
-                <w:color w:val="404040"/>
-                <w:sz w:val="20"/>
-                <w:szCs w:val="20"/>
-              </w:rPr>
-              <w:t>Google Gemini API 金</w:t>
+          </w:tcPr>
+          <w:p>
+            <w:r>
+              <w:rPr>
+                <w:rFonts w:eastAsia="Arial"/>
+                <w:color w:val="404040"/>
+                <w:sz w:val="20"/>
+                <w:szCs w:val="20"/>
+              </w:rPr>
+              <w:t xml:space="preserve">Google Gemini API </w:t>
+            </w:r>
+            <w:r>
+              <w:rPr>
+                <w:rFonts w:ascii="微軟正黑體" w:eastAsia="微軟正黑體" w:hAnsi="微軟正黑體" w:cs="微軟正黑體" w:hint="eastAsia"/>
+                <w:color w:val="404040"/>
+                <w:sz w:val="20"/>
+                <w:szCs w:val="20"/>
+              </w:rPr>
+              <w:t>金</w:t>
             </w:r>
             <w:proofErr w:type="gramStart"/>
             <w:r>
               <w:rPr>
-                <w:rFonts w:eastAsia="Arial"/>
+                <w:rFonts w:ascii="微軟正黑體" w:eastAsia="微軟正黑體" w:hAnsi="微軟正黑體" w:cs="微軟正黑體" w:hint="eastAsia"/>
                 <w:color w:val="404040"/>
                 <w:sz w:val="20"/>
                 <w:szCs w:val="20"/>
@@ -8707,28 +8213,9 @@
         </w:tc>
       </w:tr>
       <w:tr>
-        <w:tblPrEx>
-          <w:tblCellMar>
-            <w:top w:w="0" w:type="dxa"/>
-            <w:bottom w:w="0" w:type="dxa"/>
-          </w:tblCellMar>
-        </w:tblPrEx>
         <w:tc>
           <w:tcPr>
             <w:tcW w:w="2600" w:type="dxa"/>
-            <w:tcBorders>
-              <w:top w:val="single" w:sz="1" w:space="0" w:color="CCCCCC"/>
-              <w:left w:val="single" w:sz="1" w:space="0" w:color="CCCCCC"/>
-              <w:bottom w:val="single" w:sz="1" w:space="0" w:color="CCCCCC"/>
-              <w:right w:val="single" w:sz="1" w:space="0" w:color="CCCCCC"/>
-            </w:tcBorders>
-            <w:shd w:val="clear" w:color="auto" w:fill="EEF5FC"/>
-            <w:tcMar>
-              <w:top w:w="80" w:type="dxa"/>
-              <w:left w:w="120" w:type="dxa"/>
-              <w:bottom w:w="80" w:type="dxa"/>
-              <w:right w:w="120" w:type="dxa"/>
-            </w:tcMar>
           </w:tcPr>
           <w:p>
             <w:proofErr w:type="spellStart"/>
@@ -8747,19 +8234,6 @@
         <w:tc>
           <w:tcPr>
             <w:tcW w:w="1400" w:type="dxa"/>
-            <w:tcBorders>
-              <w:top w:val="single" w:sz="1" w:space="0" w:color="CCCCCC"/>
-              <w:left w:val="single" w:sz="1" w:space="0" w:color="CCCCCC"/>
-              <w:bottom w:val="single" w:sz="1" w:space="0" w:color="CCCCCC"/>
-              <w:right w:val="single" w:sz="1" w:space="0" w:color="CCCCCC"/>
-            </w:tcBorders>
-            <w:shd w:val="clear" w:color="auto" w:fill="EEF5FC"/>
-            <w:tcMar>
-              <w:top w:w="80" w:type="dxa"/>
-              <w:left w:w="120" w:type="dxa"/>
-              <w:bottom w:w="80" w:type="dxa"/>
-              <w:right w:w="120" w:type="dxa"/>
-            </w:tcMar>
           </w:tcPr>
           <w:p>
             <w:r>
@@ -8776,56 +8250,45 @@
         <w:tc>
           <w:tcPr>
             <w:tcW w:w="4788" w:type="dxa"/>
-            <w:tcBorders>
-              <w:top w:val="single" w:sz="1" w:space="0" w:color="CCCCCC"/>
-              <w:left w:val="single" w:sz="1" w:space="0" w:color="CCCCCC"/>
-              <w:bottom w:val="single" w:sz="1" w:space="0" w:color="CCCCCC"/>
-              <w:right w:val="single" w:sz="1" w:space="0" w:color="CCCCCC"/>
-            </w:tcBorders>
-            <w:shd w:val="clear" w:color="auto" w:fill="EEF5FC"/>
-            <w:tcMar>
-              <w:top w:w="80" w:type="dxa"/>
-              <w:left w:w="120" w:type="dxa"/>
-              <w:bottom w:w="80" w:type="dxa"/>
-              <w:right w:w="120" w:type="dxa"/>
-            </w:tcMar>
-          </w:tcPr>
-          <w:p>
-            <w:r>
-              <w:rPr>
-                <w:rFonts w:eastAsia="Arial"/>
-                <w:color w:val="404040"/>
-                <w:sz w:val="20"/>
-                <w:szCs w:val="20"/>
-              </w:rPr>
-              <w:t>使用的 Gemini 模型識別字串</w:t>
-            </w:r>
-          </w:p>
-        </w:tc>
-      </w:tr>
-      <w:tr>
-        <w:tblPrEx>
-          <w:tblCellMar>
-            <w:top w:w="0" w:type="dxa"/>
-            <w:bottom w:w="0" w:type="dxa"/>
-          </w:tblCellMar>
-        </w:tblPrEx>
+          </w:tcPr>
+          <w:p>
+            <w:r>
+              <w:rPr>
+                <w:rFonts w:ascii="微軟正黑體" w:eastAsia="微軟正黑體" w:hAnsi="微軟正黑體" w:cs="微軟正黑體" w:hint="eastAsia"/>
+                <w:color w:val="404040"/>
+                <w:sz w:val="20"/>
+                <w:szCs w:val="20"/>
+              </w:rPr>
+              <w:t>使用的</w:t>
+            </w:r>
+            <w:r>
+              <w:rPr>
+                <w:rFonts w:eastAsia="Arial"/>
+                <w:color w:val="404040"/>
+                <w:sz w:val="20"/>
+                <w:szCs w:val="20"/>
+              </w:rPr>
+              <w:t xml:space="preserve"> Gemini </w:t>
+            </w:r>
+            <w:r>
+              <w:rPr>
+                <w:rFonts w:ascii="微軟正黑體" w:eastAsia="微軟正黑體" w:hAnsi="微軟正黑體" w:cs="微軟正黑體" w:hint="eastAsia"/>
+                <w:color w:val="404040"/>
+                <w:sz w:val="20"/>
+                <w:szCs w:val="20"/>
+              </w:rPr>
+              <w:t>模型識別字串</w:t>
+            </w:r>
+          </w:p>
+        </w:tc>
+      </w:tr>
+      <w:tr>
+        <w:trPr>
+          <w:cnfStyle w:val="000000100000" w:firstRow="0" w:lastRow="0" w:firstColumn="0" w:lastColumn="0" w:oddVBand="0" w:evenVBand="0" w:oddHBand="1" w:evenHBand="0" w:firstRowFirstColumn="0" w:firstRowLastColumn="0" w:lastRowFirstColumn="0" w:lastRowLastColumn="0"/>
+        </w:trPr>
         <w:tc>
           <w:tcPr>
             <w:tcW w:w="2600" w:type="dxa"/>
-            <w:tcBorders>
-              <w:top w:val="single" w:sz="1" w:space="0" w:color="CCCCCC"/>
-              <w:left w:val="single" w:sz="1" w:space="0" w:color="CCCCCC"/>
-              <w:bottom w:val="single" w:sz="1" w:space="0" w:color="CCCCCC"/>
-              <w:right w:val="single" w:sz="1" w:space="0" w:color="CCCCCC"/>
-            </w:tcBorders>
-            <w:shd w:val="clear" w:color="auto" w:fill="FFFFFF"/>
-            <w:tcMar>
-              <w:top w:w="80" w:type="dxa"/>
-              <w:left w:w="120" w:type="dxa"/>
-              <w:bottom w:w="80" w:type="dxa"/>
-              <w:right w:w="120" w:type="dxa"/>
-            </w:tcMar>
           </w:tcPr>
           <w:p>
             <w:proofErr w:type="spellStart"/>
@@ -8844,19 +8307,6 @@
         <w:tc>
           <w:tcPr>
             <w:tcW w:w="1400" w:type="dxa"/>
-            <w:tcBorders>
-              <w:top w:val="single" w:sz="1" w:space="0" w:color="CCCCCC"/>
-              <w:left w:val="single" w:sz="1" w:space="0" w:color="CCCCCC"/>
-              <w:bottom w:val="single" w:sz="1" w:space="0" w:color="CCCCCC"/>
-              <w:right w:val="single" w:sz="1" w:space="0" w:color="CCCCCC"/>
-            </w:tcBorders>
-            <w:shd w:val="clear" w:color="auto" w:fill="FFFFFF"/>
-            <w:tcMar>
-              <w:top w:w="80" w:type="dxa"/>
-              <w:left w:w="120" w:type="dxa"/>
-              <w:bottom w:w="80" w:type="dxa"/>
-              <w:right w:w="120" w:type="dxa"/>
-            </w:tcMar>
           </w:tcPr>
           <w:p>
             <w:r>
@@ -8873,24 +8323,11 @@
         <w:tc>
           <w:tcPr>
             <w:tcW w:w="4788" w:type="dxa"/>
-            <w:tcBorders>
-              <w:top w:val="single" w:sz="1" w:space="0" w:color="CCCCCC"/>
-              <w:left w:val="single" w:sz="1" w:space="0" w:color="CCCCCC"/>
-              <w:bottom w:val="single" w:sz="1" w:space="0" w:color="CCCCCC"/>
-              <w:right w:val="single" w:sz="1" w:space="0" w:color="CCCCCC"/>
-            </w:tcBorders>
-            <w:shd w:val="clear" w:color="auto" w:fill="FFFFFF"/>
-            <w:tcMar>
-              <w:top w:w="80" w:type="dxa"/>
-              <w:left w:w="120" w:type="dxa"/>
-              <w:bottom w:w="80" w:type="dxa"/>
-              <w:right w:w="120" w:type="dxa"/>
-            </w:tcMar>
-          </w:tcPr>
-          <w:p>
-            <w:r>
-              <w:rPr>
-                <w:rFonts w:eastAsia="Arial"/>
+          </w:tcPr>
+          <w:p>
+            <w:r>
+              <w:rPr>
+                <w:rFonts w:ascii="微軟正黑體" w:eastAsia="微軟正黑體" w:hAnsi="微軟正黑體" w:cs="微軟正黑體" w:hint="eastAsia"/>
                 <w:color w:val="404040"/>
                 <w:sz w:val="20"/>
                 <w:szCs w:val="20"/>
@@ -8901,28 +8338,9 @@
         </w:tc>
       </w:tr>
       <w:tr>
-        <w:tblPrEx>
-          <w:tblCellMar>
-            <w:top w:w="0" w:type="dxa"/>
-            <w:bottom w:w="0" w:type="dxa"/>
-          </w:tblCellMar>
-        </w:tblPrEx>
         <w:tc>
           <w:tcPr>
             <w:tcW w:w="2600" w:type="dxa"/>
-            <w:tcBorders>
-              <w:top w:val="single" w:sz="1" w:space="0" w:color="CCCCCC"/>
-              <w:left w:val="single" w:sz="1" w:space="0" w:color="CCCCCC"/>
-              <w:bottom w:val="single" w:sz="1" w:space="0" w:color="CCCCCC"/>
-              <w:right w:val="single" w:sz="1" w:space="0" w:color="CCCCCC"/>
-            </w:tcBorders>
-            <w:shd w:val="clear" w:color="auto" w:fill="EEF5FC"/>
-            <w:tcMar>
-              <w:top w:w="80" w:type="dxa"/>
-              <w:left w:w="120" w:type="dxa"/>
-              <w:bottom w:w="80" w:type="dxa"/>
-              <w:right w:w="120" w:type="dxa"/>
-            </w:tcMar>
           </w:tcPr>
           <w:p>
             <w:proofErr w:type="spellStart"/>
@@ -8941,19 +8359,6 @@
         <w:tc>
           <w:tcPr>
             <w:tcW w:w="1400" w:type="dxa"/>
-            <w:tcBorders>
-              <w:top w:val="single" w:sz="1" w:space="0" w:color="CCCCCC"/>
-              <w:left w:val="single" w:sz="1" w:space="0" w:color="CCCCCC"/>
-              <w:bottom w:val="single" w:sz="1" w:space="0" w:color="CCCCCC"/>
-              <w:right w:val="single" w:sz="1" w:space="0" w:color="CCCCCC"/>
-            </w:tcBorders>
-            <w:shd w:val="clear" w:color="auto" w:fill="EEF5FC"/>
-            <w:tcMar>
-              <w:top w:w="80" w:type="dxa"/>
-              <w:left w:w="120" w:type="dxa"/>
-              <w:bottom w:w="80" w:type="dxa"/>
-              <w:right w:w="120" w:type="dxa"/>
-            </w:tcMar>
           </w:tcPr>
           <w:p>
             <w:r>
@@ -8970,29 +8375,43 @@
         <w:tc>
           <w:tcPr>
             <w:tcW w:w="4788" w:type="dxa"/>
-            <w:tcBorders>
-              <w:top w:val="single" w:sz="1" w:space="0" w:color="CCCCCC"/>
-              <w:left w:val="single" w:sz="1" w:space="0" w:color="CCCCCC"/>
-              <w:bottom w:val="single" w:sz="1" w:space="0" w:color="CCCCCC"/>
-              <w:right w:val="single" w:sz="1" w:space="0" w:color="CCCCCC"/>
-            </w:tcBorders>
-            <w:shd w:val="clear" w:color="auto" w:fill="EEF5FC"/>
-            <w:tcMar>
-              <w:top w:w="80" w:type="dxa"/>
-              <w:left w:w="120" w:type="dxa"/>
-              <w:bottom w:w="80" w:type="dxa"/>
-              <w:right w:w="120" w:type="dxa"/>
-            </w:tcMar>
-          </w:tcPr>
-          <w:p>
-            <w:r>
-              <w:rPr>
-                <w:rFonts w:eastAsia="Arial"/>
-                <w:color w:val="404040"/>
-                <w:sz w:val="20"/>
-                <w:szCs w:val="20"/>
-              </w:rPr>
-              <w:t>IANA 時區字串，影響 RTC 對時與排程判斷</w:t>
+          </w:tcPr>
+          <w:p>
+            <w:r>
+              <w:rPr>
+                <w:rFonts w:eastAsia="Arial"/>
+                <w:color w:val="404040"/>
+                <w:sz w:val="20"/>
+                <w:szCs w:val="20"/>
+              </w:rPr>
+              <w:t xml:space="preserve">IANA </w:t>
+            </w:r>
+            <w:r>
+              <w:rPr>
+                <w:rFonts w:ascii="微軟正黑體" w:eastAsia="微軟正黑體" w:hAnsi="微軟正黑體" w:cs="微軟正黑體" w:hint="eastAsia"/>
+                <w:color w:val="404040"/>
+                <w:sz w:val="20"/>
+                <w:szCs w:val="20"/>
+              </w:rPr>
+              <w:t>時區字串，影響</w:t>
+            </w:r>
+            <w:r>
+              <w:rPr>
+                <w:rFonts w:eastAsia="Arial"/>
+                <w:color w:val="404040"/>
+                <w:sz w:val="20"/>
+                <w:szCs w:val="20"/>
+              </w:rPr>
+              <w:t xml:space="preserve"> RTC </w:t>
+            </w:r>
+            <w:r>
+              <w:rPr>
+                <w:rFonts w:ascii="微軟正黑體" w:eastAsia="微軟正黑體" w:hAnsi="微軟正黑體" w:cs="微軟正黑體" w:hint="eastAsia"/>
+                <w:color w:val="404040"/>
+                <w:sz w:val="20"/>
+                <w:szCs w:val="20"/>
+              </w:rPr>
+              <w:t>對時與排程判斷</w:t>
             </w:r>
           </w:p>
         </w:tc>
@@ -9020,12 +8439,6 @@
         <w:gridCol w:w="8788"/>
       </w:tblGrid>
       <w:tr>
-        <w:tblPrEx>
-          <w:tblCellMar>
-            <w:top w:w="0" w:type="dxa"/>
-            <w:bottom w:w="0" w:type="dxa"/>
-          </w:tblCellMar>
-        </w:tblPrEx>
         <w:tc>
           <w:tcPr>
             <w:tcW w:w="8788" w:type="dxa"/>
@@ -9057,12 +8470,6 @@
         </w:tc>
       </w:tr>
       <w:tr>
-        <w:tblPrEx>
-          <w:tblCellMar>
-            <w:top w:w="0" w:type="dxa"/>
-            <w:bottom w:w="0" w:type="dxa"/>
-          </w:tblCellMar>
-        </w:tblPrEx>
         <w:tc>
           <w:tcPr>
             <w:tcW w:w="8788" w:type="dxa"/>
@@ -9121,11 +8528,20 @@
       </w:tr>
     </w:tbl>
     <w:p/>
+    <w:p/>
+    <w:p>
+      <w:pPr>
+        <w:rPr>
+          <w:rFonts w:hint="eastAsia"/>
+        </w:rPr>
+      </w:pPr>
+    </w:p>
     <w:p>
       <w:pPr>
         <w:pStyle w:val="2"/>
       </w:pPr>
       <w:r>
+        <w:lastRenderedPageBreak/>
         <w:t xml:space="preserve">3.2 soul.md </w:t>
       </w:r>
       <w:proofErr w:type="gramStart"/>
@@ -9146,7 +8562,6 @@
           <w:rFonts w:eastAsia="Arial"/>
           <w:color w:val="404040"/>
         </w:rPr>
-        <w:lastRenderedPageBreak/>
         <w:t xml:space="preserve">純文字格式，內容直接覆蓋 </w:t>
       </w:r>
       <w:proofErr w:type="spellStart"/>
@@ -9291,12 +8706,6 @@
         <w:gridCol w:w="8788"/>
       </w:tblGrid>
       <w:tr>
-        <w:tblPrEx>
-          <w:tblCellMar>
-            <w:top w:w="0" w:type="dxa"/>
-            <w:bottom w:w="0" w:type="dxa"/>
-          </w:tblCellMar>
-        </w:tblPrEx>
         <w:tc>
           <w:tcPr>
             <w:tcW w:w="8788" w:type="dxa"/>
@@ -9318,12 +8727,6 @@
         </w:tc>
       </w:tr>
       <w:tr>
-        <w:tblPrEx>
-          <w:tblCellMar>
-            <w:top w:w="0" w:type="dxa"/>
-            <w:bottom w:w="0" w:type="dxa"/>
-          </w:tblCellMar>
-        </w:tblPrEx>
         <w:tc>
           <w:tcPr>
             <w:tcW w:w="8788" w:type="dxa"/>
@@ -9355,12 +8758,6 @@
         </w:tc>
       </w:tr>
       <w:tr>
-        <w:tblPrEx>
-          <w:tblCellMar>
-            <w:top w:w="0" w:type="dxa"/>
-            <w:bottom w:w="0" w:type="dxa"/>
-          </w:tblCellMar>
-        </w:tblPrEx>
         <w:tc>
           <w:tcPr>
             <w:tcW w:w="8788" w:type="dxa"/>
@@ -9392,12 +8789,6 @@
         </w:tc>
       </w:tr>
       <w:tr>
-        <w:tblPrEx>
-          <w:tblCellMar>
-            <w:top w:w="0" w:type="dxa"/>
-            <w:bottom w:w="0" w:type="dxa"/>
-          </w:tblCellMar>
-        </w:tblPrEx>
         <w:tc>
           <w:tcPr>
             <w:tcW w:w="8788" w:type="dxa"/>
@@ -9429,12 +8820,6 @@
         </w:tc>
       </w:tr>
       <w:tr>
-        <w:tblPrEx>
-          <w:tblCellMar>
-            <w:top w:w="0" w:type="dxa"/>
-            <w:bottom w:w="0" w:type="dxa"/>
-          </w:tblCellMar>
-        </w:tblPrEx>
         <w:tc>
           <w:tcPr>
             <w:tcW w:w="8788" w:type="dxa"/>
@@ -9466,12 +8851,6 @@
         </w:tc>
       </w:tr>
       <w:tr>
-        <w:tblPrEx>
-          <w:tblCellMar>
-            <w:top w:w="0" w:type="dxa"/>
-            <w:bottom w:w="0" w:type="dxa"/>
-          </w:tblCellMar>
-        </w:tblPrEx>
         <w:tc>
           <w:tcPr>
             <w:tcW w:w="8788" w:type="dxa"/>
@@ -9503,12 +8882,6 @@
         </w:tc>
       </w:tr>
       <w:tr>
-        <w:tblPrEx>
-          <w:tblCellMar>
-            <w:top w:w="0" w:type="dxa"/>
-            <w:bottom w:w="0" w:type="dxa"/>
-          </w:tblCellMar>
-        </w:tblPrEx>
         <w:tc>
           <w:tcPr>
             <w:tcW w:w="8788" w:type="dxa"/>
@@ -9540,12 +8913,6 @@
         </w:tc>
       </w:tr>
       <w:tr>
-        <w:tblPrEx>
-          <w:tblCellMar>
-            <w:top w:w="0" w:type="dxa"/>
-            <w:bottom w:w="0" w:type="dxa"/>
-          </w:tblCellMar>
-        </w:tblPrEx>
         <w:tc>
           <w:tcPr>
             <w:tcW w:w="8788" w:type="dxa"/>
@@ -9577,12 +8944,6 @@
         </w:tc>
       </w:tr>
       <w:tr>
-        <w:tblPrEx>
-          <w:tblCellMar>
-            <w:top w:w="0" w:type="dxa"/>
-            <w:bottom w:w="0" w:type="dxa"/>
-          </w:tblCellMar>
-        </w:tblPrEx>
         <w:tc>
           <w:tcPr>
             <w:tcW w:w="8788" w:type="dxa"/>
@@ -9614,12 +8975,6 @@
         </w:tc>
       </w:tr>
       <w:tr>
-        <w:tblPrEx>
-          <w:tblCellMar>
-            <w:top w:w="0" w:type="dxa"/>
-            <w:bottom w:w="0" w:type="dxa"/>
-          </w:tblCellMar>
-        </w:tblPrEx>
         <w:tc>
           <w:tcPr>
             <w:tcW w:w="8788" w:type="dxa"/>
@@ -9651,12 +9006,6 @@
         </w:tc>
       </w:tr>
       <w:tr>
-        <w:tblPrEx>
-          <w:tblCellMar>
-            <w:top w:w="0" w:type="dxa"/>
-            <w:bottom w:w="0" w:type="dxa"/>
-          </w:tblCellMar>
-        </w:tblPrEx>
         <w:tc>
           <w:tcPr>
             <w:tcW w:w="8788" w:type="dxa"/>
@@ -9688,12 +9037,6 @@
         </w:tc>
       </w:tr>
       <w:tr>
-        <w:tblPrEx>
-          <w:tblCellMar>
-            <w:top w:w="0" w:type="dxa"/>
-            <w:bottom w:w="0" w:type="dxa"/>
-          </w:tblCellMar>
-        </w:tblPrEx>
         <w:tc>
           <w:tcPr>
             <w:tcW w:w="8788" w:type="dxa"/>
@@ -9725,12 +9068,6 @@
         </w:tc>
       </w:tr>
       <w:tr>
-        <w:tblPrEx>
-          <w:tblCellMar>
-            <w:top w:w="0" w:type="dxa"/>
-            <w:bottom w:w="0" w:type="dxa"/>
-          </w:tblCellMar>
-        </w:tblPrEx>
         <w:tc>
           <w:tcPr>
             <w:tcW w:w="8788" w:type="dxa"/>
@@ -9762,12 +9099,6 @@
         </w:tc>
       </w:tr>
       <w:tr>
-        <w:tblPrEx>
-          <w:tblCellMar>
-            <w:top w:w="0" w:type="dxa"/>
-            <w:bottom w:w="0" w:type="dxa"/>
-          </w:tblCellMar>
-        </w:tblPrEx>
         <w:tc>
           <w:tcPr>
             <w:tcW w:w="8788" w:type="dxa"/>
@@ -9799,12 +9130,6 @@
         </w:tc>
       </w:tr>
       <w:tr>
-        <w:tblPrEx>
-          <w:tblCellMar>
-            <w:top w:w="0" w:type="dxa"/>
-            <w:bottom w:w="0" w:type="dxa"/>
-          </w:tblCellMar>
-        </w:tblPrEx>
         <w:tc>
           <w:tcPr>
             <w:tcW w:w="8788" w:type="dxa"/>
@@ -9836,12 +9161,6 @@
         </w:tc>
       </w:tr>
       <w:tr>
-        <w:tblPrEx>
-          <w:tblCellMar>
-            <w:top w:w="0" w:type="dxa"/>
-            <w:bottom w:w="0" w:type="dxa"/>
-          </w:tblCellMar>
-        </w:tblPrEx>
         <w:tc>
           <w:tcPr>
             <w:tcW w:w="8788" w:type="dxa"/>
@@ -9873,12 +9192,6 @@
         </w:tc>
       </w:tr>
       <w:tr>
-        <w:tblPrEx>
-          <w:tblCellMar>
-            <w:top w:w="0" w:type="dxa"/>
-            <w:bottom w:w="0" w:type="dxa"/>
-          </w:tblCellMar>
-        </w:tblPrEx>
         <w:tc>
           <w:tcPr>
             <w:tcW w:w="8788" w:type="dxa"/>
@@ -9910,12 +9223,6 @@
         </w:tc>
       </w:tr>
       <w:tr>
-        <w:tblPrEx>
-          <w:tblCellMar>
-            <w:top w:w="0" w:type="dxa"/>
-            <w:bottom w:w="0" w:type="dxa"/>
-          </w:tblCellMar>
-        </w:tblPrEx>
         <w:tc>
           <w:tcPr>
             <w:tcW w:w="8788" w:type="dxa"/>
@@ -9947,12 +9254,6 @@
         </w:tc>
       </w:tr>
       <w:tr>
-        <w:tblPrEx>
-          <w:tblCellMar>
-            <w:top w:w="0" w:type="dxa"/>
-            <w:bottom w:w="0" w:type="dxa"/>
-          </w:tblCellMar>
-        </w:tblPrEx>
         <w:tc>
           <w:tcPr>
             <w:tcW w:w="8788" w:type="dxa"/>
@@ -9984,12 +9285,6 @@
         </w:tc>
       </w:tr>
       <w:tr>
-        <w:tblPrEx>
-          <w:tblCellMar>
-            <w:top w:w="0" w:type="dxa"/>
-            <w:bottom w:w="0" w:type="dxa"/>
-          </w:tblCellMar>
-        </w:tblPrEx>
         <w:tc>
           <w:tcPr>
             <w:tcW w:w="8788" w:type="dxa"/>
@@ -10021,12 +9316,6 @@
         </w:tc>
       </w:tr>
       <w:tr>
-        <w:tblPrEx>
-          <w:tblCellMar>
-            <w:top w:w="0" w:type="dxa"/>
-            <w:bottom w:w="0" w:type="dxa"/>
-          </w:tblCellMar>
-        </w:tblPrEx>
         <w:tc>
           <w:tcPr>
             <w:tcW w:w="8788" w:type="dxa"/>
@@ -10058,12 +9347,6 @@
         </w:tc>
       </w:tr>
       <w:tr>
-        <w:tblPrEx>
-          <w:tblCellMar>
-            <w:top w:w="0" w:type="dxa"/>
-            <w:bottom w:w="0" w:type="dxa"/>
-          </w:tblCellMar>
-        </w:tblPrEx>
         <w:tc>
           <w:tcPr>
             <w:tcW w:w="8788" w:type="dxa"/>
@@ -10181,12 +9464,6 @@
         <w:gridCol w:w="8788"/>
       </w:tblGrid>
       <w:tr>
-        <w:tblPrEx>
-          <w:tblCellMar>
-            <w:top w:w="0" w:type="dxa"/>
-            <w:bottom w:w="0" w:type="dxa"/>
-          </w:tblCellMar>
-        </w:tblPrEx>
         <w:tc>
           <w:tcPr>
             <w:tcW w:w="8788" w:type="dxa"/>
@@ -10208,12 +9485,6 @@
         </w:tc>
       </w:tr>
       <w:tr>
-        <w:tblPrEx>
-          <w:tblCellMar>
-            <w:top w:w="0" w:type="dxa"/>
-            <w:bottom w:w="0" w:type="dxa"/>
-          </w:tblCellMar>
-        </w:tblPrEx>
         <w:tc>
           <w:tcPr>
             <w:tcW w:w="8788" w:type="dxa"/>
@@ -10256,12 +9527,6 @@
         </w:tc>
       </w:tr>
       <w:tr>
-        <w:tblPrEx>
-          <w:tblCellMar>
-            <w:top w:w="0" w:type="dxa"/>
-            <w:bottom w:w="0" w:type="dxa"/>
-          </w:tblCellMar>
-        </w:tblPrEx>
         <w:tc>
           <w:tcPr>
             <w:tcW w:w="8788" w:type="dxa"/>
@@ -10293,12 +9558,6 @@
         </w:tc>
       </w:tr>
       <w:tr>
-        <w:tblPrEx>
-          <w:tblCellMar>
-            <w:top w:w="0" w:type="dxa"/>
-            <w:bottom w:w="0" w:type="dxa"/>
-          </w:tblCellMar>
-        </w:tblPrEx>
         <w:tc>
           <w:tcPr>
             <w:tcW w:w="8788" w:type="dxa"/>
@@ -10330,12 +9589,6 @@
         </w:tc>
       </w:tr>
       <w:tr>
-        <w:tblPrEx>
-          <w:tblCellMar>
-            <w:top w:w="0" w:type="dxa"/>
-            <w:bottom w:w="0" w:type="dxa"/>
-          </w:tblCellMar>
-        </w:tblPrEx>
         <w:tc>
           <w:tcPr>
             <w:tcW w:w="8788" w:type="dxa"/>
@@ -10367,12 +9620,6 @@
         </w:tc>
       </w:tr>
       <w:tr>
-        <w:tblPrEx>
-          <w:tblCellMar>
-            <w:top w:w="0" w:type="dxa"/>
-            <w:bottom w:w="0" w:type="dxa"/>
-          </w:tblCellMar>
-        </w:tblPrEx>
         <w:tc>
           <w:tcPr>
             <w:tcW w:w="8788" w:type="dxa"/>
@@ -10404,12 +9651,6 @@
         </w:tc>
       </w:tr>
       <w:tr>
-        <w:tblPrEx>
-          <w:tblCellMar>
-            <w:top w:w="0" w:type="dxa"/>
-            <w:bottom w:w="0" w:type="dxa"/>
-          </w:tblCellMar>
-        </w:tblPrEx>
         <w:tc>
           <w:tcPr>
             <w:tcW w:w="8788" w:type="dxa"/>
@@ -10461,12 +9702,6 @@
         </w:tc>
       </w:tr>
       <w:tr>
-        <w:tblPrEx>
-          <w:tblCellMar>
-            <w:top w:w="0" w:type="dxa"/>
-            <w:bottom w:w="0" w:type="dxa"/>
-          </w:tblCellMar>
-        </w:tblPrEx>
         <w:tc>
           <w:tcPr>
             <w:tcW w:w="8788" w:type="dxa"/>
@@ -10498,12 +9733,6 @@
         </w:tc>
       </w:tr>
       <w:tr>
-        <w:tblPrEx>
-          <w:tblCellMar>
-            <w:top w:w="0" w:type="dxa"/>
-            <w:bottom w:w="0" w:type="dxa"/>
-          </w:tblCellMar>
-        </w:tblPrEx>
         <w:tc>
           <w:tcPr>
             <w:tcW w:w="8788" w:type="dxa"/>
@@ -10535,12 +9764,6 @@
         </w:tc>
       </w:tr>
       <w:tr>
-        <w:tblPrEx>
-          <w:tblCellMar>
-            <w:top w:w="0" w:type="dxa"/>
-            <w:bottom w:w="0" w:type="dxa"/>
-          </w:tblCellMar>
-        </w:tblPrEx>
         <w:tc>
           <w:tcPr>
             <w:tcW w:w="8788" w:type="dxa"/>
@@ -10572,12 +9795,6 @@
         </w:tc>
       </w:tr>
       <w:tr>
-        <w:tblPrEx>
-          <w:tblCellMar>
-            <w:top w:w="0" w:type="dxa"/>
-            <w:bottom w:w="0" w:type="dxa"/>
-          </w:tblCellMar>
-        </w:tblPrEx>
         <w:tc>
           <w:tcPr>
             <w:tcW w:w="8788" w:type="dxa"/>
@@ -10609,12 +9826,6 @@
         </w:tc>
       </w:tr>
       <w:tr>
-        <w:tblPrEx>
-          <w:tblCellMar>
-            <w:top w:w="0" w:type="dxa"/>
-            <w:bottom w:w="0" w:type="dxa"/>
-          </w:tblCellMar>
-        </w:tblPrEx>
         <w:tc>
           <w:tcPr>
             <w:tcW w:w="8788" w:type="dxa"/>
@@ -10640,18 +9851,13 @@
                 <w:sz w:val="18"/>
                 <w:szCs w:val="18"/>
               </w:rPr>
+              <w:lastRenderedPageBreak/>
               <w:t xml:space="preserve">    "task": "If person detected, continue. If not, return NONE."</w:t>
             </w:r>
           </w:p>
         </w:tc>
       </w:tr>
       <w:tr>
-        <w:tblPrEx>
-          <w:tblCellMar>
-            <w:top w:w="0" w:type="dxa"/>
-            <w:bottom w:w="0" w:type="dxa"/>
-          </w:tblCellMar>
-        </w:tblPrEx>
         <w:tc>
           <w:tcPr>
             <w:tcW w:w="8788" w:type="dxa"/>
@@ -10683,12 +9889,6 @@
         </w:tc>
       </w:tr>
       <w:tr>
-        <w:tblPrEx>
-          <w:tblCellMar>
-            <w:top w:w="0" w:type="dxa"/>
-            <w:bottom w:w="0" w:type="dxa"/>
-          </w:tblCellMar>
-        </w:tblPrEx>
         <w:tc>
           <w:tcPr>
             <w:tcW w:w="8788" w:type="dxa"/>
@@ -10720,12 +9920,6 @@
         </w:tc>
       </w:tr>
       <w:tr>
-        <w:tblPrEx>
-          <w:tblCellMar>
-            <w:top w:w="0" w:type="dxa"/>
-            <w:bottom w:w="0" w:type="dxa"/>
-          </w:tblCellMar>
-        </w:tblPrEx>
         <w:tc>
           <w:tcPr>
             <w:tcW w:w="8788" w:type="dxa"/>
@@ -10751,19 +9945,12 @@
                 <w:sz w:val="18"/>
                 <w:szCs w:val="18"/>
               </w:rPr>
-              <w:lastRenderedPageBreak/>
               <w:t xml:space="preserve"> </w:t>
             </w:r>
           </w:p>
         </w:tc>
       </w:tr>
       <w:tr>
-        <w:tblPrEx>
-          <w:tblCellMar>
-            <w:top w:w="0" w:type="dxa"/>
-            <w:bottom w:w="0" w:type="dxa"/>
-          </w:tblCellMar>
-        </w:tblPrEx>
         <w:tc>
           <w:tcPr>
             <w:tcW w:w="8788" w:type="dxa"/>
@@ -10795,12 +9982,6 @@
         </w:tc>
       </w:tr>
       <w:tr>
-        <w:tblPrEx>
-          <w:tblCellMar>
-            <w:top w:w="0" w:type="dxa"/>
-            <w:bottom w:w="0" w:type="dxa"/>
-          </w:tblCellMar>
-        </w:tblPrEx>
         <w:tc>
           <w:tcPr>
             <w:tcW w:w="8788" w:type="dxa"/>
@@ -10832,12 +10013,6 @@
         </w:tc>
       </w:tr>
       <w:tr>
-        <w:tblPrEx>
-          <w:tblCellMar>
-            <w:top w:w="0" w:type="dxa"/>
-            <w:bottom w:w="0" w:type="dxa"/>
-          </w:tblCellMar>
-        </w:tblPrEx>
         <w:tc>
           <w:tcPr>
             <w:tcW w:w="8788" w:type="dxa"/>
@@ -10909,12 +10084,6 @@
         </w:tc>
       </w:tr>
       <w:tr>
-        <w:tblPrEx>
-          <w:tblCellMar>
-            <w:top w:w="0" w:type="dxa"/>
-            <w:bottom w:w="0" w:type="dxa"/>
-          </w:tblCellMar>
-        </w:tblPrEx>
         <w:tc>
           <w:tcPr>
             <w:tcW w:w="8788" w:type="dxa"/>
@@ -10966,12 +10135,6 @@
         </w:tc>
       </w:tr>
       <w:tr>
-        <w:tblPrEx>
-          <w:tblCellMar>
-            <w:top w:w="0" w:type="dxa"/>
-            <w:bottom w:w="0" w:type="dxa"/>
-          </w:tblCellMar>
-        </w:tblPrEx>
         <w:tc>
           <w:tcPr>
             <w:tcW w:w="8788" w:type="dxa"/>
@@ -11063,12 +10226,6 @@
         </w:tc>
       </w:tr>
       <w:tr>
-        <w:tblPrEx>
-          <w:tblCellMar>
-            <w:top w:w="0" w:type="dxa"/>
-            <w:bottom w:w="0" w:type="dxa"/>
-          </w:tblCellMar>
-        </w:tblPrEx>
         <w:tc>
           <w:tcPr>
             <w:tcW w:w="8788" w:type="dxa"/>
@@ -11160,12 +10317,6 @@
         </w:tc>
       </w:tr>
       <w:tr>
-        <w:tblPrEx>
-          <w:tblCellMar>
-            <w:top w:w="0" w:type="dxa"/>
-            <w:bottom w:w="0" w:type="dxa"/>
-          </w:tblCellMar>
-        </w:tblPrEx>
         <w:tc>
           <w:tcPr>
             <w:tcW w:w="8788" w:type="dxa"/>
@@ -11237,12 +10388,6 @@
         </w:tc>
       </w:tr>
       <w:tr>
-        <w:tblPrEx>
-          <w:tblCellMar>
-            <w:top w:w="0" w:type="dxa"/>
-            <w:bottom w:w="0" w:type="dxa"/>
-          </w:tblCellMar>
-        </w:tblPrEx>
         <w:tc>
           <w:tcPr>
             <w:tcW w:w="8788" w:type="dxa"/>
@@ -11294,12 +10439,6 @@
         </w:tc>
       </w:tr>
       <w:tr>
-        <w:tblPrEx>
-          <w:tblCellMar>
-            <w:top w:w="0" w:type="dxa"/>
-            <w:bottom w:w="0" w:type="dxa"/>
-          </w:tblCellMar>
-        </w:tblPrEx>
         <w:tc>
           <w:tcPr>
             <w:tcW w:w="8788" w:type="dxa"/>
@@ -11391,12 +10530,6 @@
         </w:tc>
       </w:tr>
       <w:tr>
-        <w:tblPrEx>
-          <w:tblCellMar>
-            <w:top w:w="0" w:type="dxa"/>
-            <w:bottom w:w="0" w:type="dxa"/>
-          </w:tblCellMar>
-        </w:tblPrEx>
         <w:tc>
           <w:tcPr>
             <w:tcW w:w="8788" w:type="dxa"/>
@@ -11488,12 +10621,6 @@
         </w:tc>
       </w:tr>
       <w:tr>
-        <w:tblPrEx>
-          <w:tblCellMar>
-            <w:top w:w="0" w:type="dxa"/>
-            <w:bottom w:w="0" w:type="dxa"/>
-          </w:tblCellMar>
-        </w:tblPrEx>
         <w:tc>
           <w:tcPr>
             <w:tcW w:w="8788" w:type="dxa"/>
@@ -11565,12 +10692,6 @@
         </w:tc>
       </w:tr>
       <w:tr>
-        <w:tblPrEx>
-          <w:tblCellMar>
-            <w:top w:w="0" w:type="dxa"/>
-            <w:bottom w:w="0" w:type="dxa"/>
-          </w:tblCellMar>
-        </w:tblPrEx>
         <w:tc>
           <w:tcPr>
             <w:tcW w:w="8788" w:type="dxa"/>
@@ -11622,12 +10743,6 @@
         </w:tc>
       </w:tr>
       <w:tr>
-        <w:tblPrEx>
-          <w:tblCellMar>
-            <w:top w:w="0" w:type="dxa"/>
-            <w:bottom w:w="0" w:type="dxa"/>
-          </w:tblCellMar>
-        </w:tblPrEx>
         <w:tc>
           <w:tcPr>
             <w:tcW w:w="8788" w:type="dxa"/>
@@ -11659,12 +10774,6 @@
         </w:tc>
       </w:tr>
       <w:tr>
-        <w:tblPrEx>
-          <w:tblCellMar>
-            <w:top w:w="0" w:type="dxa"/>
-            <w:bottom w:w="0" w:type="dxa"/>
-          </w:tblCellMar>
-        </w:tblPrEx>
         <w:tc>
           <w:tcPr>
             <w:tcW w:w="8788" w:type="dxa"/>
@@ -11785,12 +10894,6 @@
         <w:gridCol w:w="8788"/>
       </w:tblGrid>
       <w:tr>
-        <w:tblPrEx>
-          <w:tblCellMar>
-            <w:top w:w="0" w:type="dxa"/>
-            <w:bottom w:w="0" w:type="dxa"/>
-          </w:tblCellMar>
-        </w:tblPrEx>
         <w:tc>
           <w:tcPr>
             <w:tcW w:w="8788" w:type="dxa"/>
@@ -11822,12 +10925,6 @@
         </w:tc>
       </w:tr>
       <w:tr>
-        <w:tblPrEx>
-          <w:tblCellMar>
-            <w:top w:w="0" w:type="dxa"/>
-            <w:bottom w:w="0" w:type="dxa"/>
-          </w:tblCellMar>
-        </w:tblPrEx>
         <w:tc>
           <w:tcPr>
             <w:tcW w:w="8788" w:type="dxa"/>
@@ -12165,12 +11262,6 @@
         <w:gridCol w:w="8788"/>
       </w:tblGrid>
       <w:tr>
-        <w:tblPrEx>
-          <w:tblCellMar>
-            <w:top w:w="0" w:type="dxa"/>
-            <w:bottom w:w="0" w:type="dxa"/>
-          </w:tblCellMar>
-        </w:tblPrEx>
         <w:tc>
           <w:tcPr>
             <w:tcW w:w="8788" w:type="dxa"/>
@@ -12192,12 +11283,6 @@
         </w:tc>
       </w:tr>
       <w:tr>
-        <w:tblPrEx>
-          <w:tblCellMar>
-            <w:top w:w="0" w:type="dxa"/>
-            <w:bottom w:w="0" w:type="dxa"/>
-          </w:tblCellMar>
-        </w:tblPrEx>
         <w:tc>
           <w:tcPr>
             <w:tcW w:w="8788" w:type="dxa"/>
@@ -12229,12 +11314,6 @@
         </w:tc>
       </w:tr>
       <w:tr>
-        <w:tblPrEx>
-          <w:tblCellMar>
-            <w:top w:w="0" w:type="dxa"/>
-            <w:bottom w:w="0" w:type="dxa"/>
-          </w:tblCellMar>
-        </w:tblPrEx>
         <w:tc>
           <w:tcPr>
             <w:tcW w:w="8788" w:type="dxa"/>
@@ -12317,12 +11396,6 @@
         </w:tc>
       </w:tr>
       <w:tr>
-        <w:tblPrEx>
-          <w:tblCellMar>
-            <w:top w:w="0" w:type="dxa"/>
-            <w:bottom w:w="0" w:type="dxa"/>
-          </w:tblCellMar>
-        </w:tblPrEx>
         <w:tc>
           <w:tcPr>
             <w:tcW w:w="8788" w:type="dxa"/>
@@ -12414,12 +11487,6 @@
         </w:tc>
       </w:tr>
       <w:tr>
-        <w:tblPrEx>
-          <w:tblCellMar>
-            <w:top w:w="0" w:type="dxa"/>
-            <w:bottom w:w="0" w:type="dxa"/>
-          </w:tblCellMar>
-        </w:tblPrEx>
         <w:tc>
           <w:tcPr>
             <w:tcW w:w="8788" w:type="dxa"/>
@@ -12451,12 +11518,6 @@
         </w:tc>
       </w:tr>
       <w:tr>
-        <w:tblPrEx>
-          <w:tblCellMar>
-            <w:top w:w="0" w:type="dxa"/>
-            <w:bottom w:w="0" w:type="dxa"/>
-          </w:tblCellMar>
-        </w:tblPrEx>
         <w:tc>
           <w:tcPr>
             <w:tcW w:w="8788" w:type="dxa"/>
@@ -12488,12 +11549,6 @@
         </w:tc>
       </w:tr>
       <w:tr>
-        <w:tblPrEx>
-          <w:tblCellMar>
-            <w:top w:w="0" w:type="dxa"/>
-            <w:bottom w:w="0" w:type="dxa"/>
-          </w:tblCellMar>
-        </w:tblPrEx>
         <w:tc>
           <w:tcPr>
             <w:tcW w:w="8788" w:type="dxa"/>
@@ -12576,12 +11631,6 @@
         </w:tc>
       </w:tr>
       <w:tr>
-        <w:tblPrEx>
-          <w:tblCellMar>
-            <w:top w:w="0" w:type="dxa"/>
-            <w:bottom w:w="0" w:type="dxa"/>
-          </w:tblCellMar>
-        </w:tblPrEx>
         <w:tc>
           <w:tcPr>
             <w:tcW w:w="8788" w:type="dxa"/>
@@ -12613,12 +11662,6 @@
         </w:tc>
       </w:tr>
       <w:tr>
-        <w:tblPrEx>
-          <w:tblCellMar>
-            <w:top w:w="0" w:type="dxa"/>
-            <w:bottom w:w="0" w:type="dxa"/>
-          </w:tblCellMar>
-        </w:tblPrEx>
         <w:tc>
           <w:tcPr>
             <w:tcW w:w="8788" w:type="dxa"/>
@@ -12650,12 +11693,6 @@
         </w:tc>
       </w:tr>
       <w:tr>
-        <w:tblPrEx>
-          <w:tblCellMar>
-            <w:top w:w="0" w:type="dxa"/>
-            <w:bottom w:w="0" w:type="dxa"/>
-          </w:tblCellMar>
-        </w:tblPrEx>
         <w:tc>
           <w:tcPr>
             <w:tcW w:w="8788" w:type="dxa"/>
@@ -12718,12 +11755,6 @@
         </w:tc>
       </w:tr>
       <w:tr>
-        <w:tblPrEx>
-          <w:tblCellMar>
-            <w:top w:w="0" w:type="dxa"/>
-            <w:bottom w:w="0" w:type="dxa"/>
-          </w:tblCellMar>
-        </w:tblPrEx>
         <w:tc>
           <w:tcPr>
             <w:tcW w:w="8788" w:type="dxa"/>
@@ -12806,12 +11837,6 @@
         </w:tc>
       </w:tr>
       <w:tr>
-        <w:tblPrEx>
-          <w:tblCellMar>
-            <w:top w:w="0" w:type="dxa"/>
-            <w:bottom w:w="0" w:type="dxa"/>
-          </w:tblCellMar>
-        </w:tblPrEx>
         <w:tc>
           <w:tcPr>
             <w:tcW w:w="8788" w:type="dxa"/>
@@ -12879,12 +11904,6 @@
         <w:gridCol w:w="8788"/>
       </w:tblGrid>
       <w:tr>
-        <w:tblPrEx>
-          <w:tblCellMar>
-            <w:top w:w="0" w:type="dxa"/>
-            <w:bottom w:w="0" w:type="dxa"/>
-          </w:tblCellMar>
-        </w:tblPrEx>
         <w:tc>
           <w:tcPr>
             <w:tcW w:w="8788" w:type="dxa"/>
@@ -12906,12 +11925,6 @@
         </w:tc>
       </w:tr>
       <w:tr>
-        <w:tblPrEx>
-          <w:tblCellMar>
-            <w:top w:w="0" w:type="dxa"/>
-            <w:bottom w:w="0" w:type="dxa"/>
-          </w:tblCellMar>
-        </w:tblPrEx>
         <w:tc>
           <w:tcPr>
             <w:tcW w:w="8788" w:type="dxa"/>
@@ -12943,12 +11956,6 @@
         </w:tc>
       </w:tr>
       <w:tr>
-        <w:tblPrEx>
-          <w:tblCellMar>
-            <w:top w:w="0" w:type="dxa"/>
-            <w:bottom w:w="0" w:type="dxa"/>
-          </w:tblCellMar>
-        </w:tblPrEx>
         <w:tc>
           <w:tcPr>
             <w:tcW w:w="8788" w:type="dxa"/>
@@ -13031,12 +12038,6 @@
         </w:tc>
       </w:tr>
       <w:tr>
-        <w:tblPrEx>
-          <w:tblCellMar>
-            <w:top w:w="0" w:type="dxa"/>
-            <w:bottom w:w="0" w:type="dxa"/>
-          </w:tblCellMar>
-        </w:tblPrEx>
         <w:tc>
           <w:tcPr>
             <w:tcW w:w="8788" w:type="dxa"/>
@@ -13128,12 +12129,6 @@
         </w:tc>
       </w:tr>
       <w:tr>
-        <w:tblPrEx>
-          <w:tblCellMar>
-            <w:top w:w="0" w:type="dxa"/>
-            <w:bottom w:w="0" w:type="dxa"/>
-          </w:tblCellMar>
-        </w:tblPrEx>
         <w:tc>
           <w:tcPr>
             <w:tcW w:w="8788" w:type="dxa"/>
@@ -13165,12 +12160,6 @@
         </w:tc>
       </w:tr>
       <w:tr>
-        <w:tblPrEx>
-          <w:tblCellMar>
-            <w:top w:w="0" w:type="dxa"/>
-            <w:bottom w:w="0" w:type="dxa"/>
-          </w:tblCellMar>
-        </w:tblPrEx>
         <w:tc>
           <w:tcPr>
             <w:tcW w:w="8788" w:type="dxa"/>
@@ -13202,12 +12191,6 @@
         </w:tc>
       </w:tr>
       <w:tr>
-        <w:tblPrEx>
-          <w:tblCellMar>
-            <w:top w:w="0" w:type="dxa"/>
-            <w:bottom w:w="0" w:type="dxa"/>
-          </w:tblCellMar>
-        </w:tblPrEx>
         <w:tc>
           <w:tcPr>
             <w:tcW w:w="8788" w:type="dxa"/>
@@ -13290,12 +12273,6 @@
         </w:tc>
       </w:tr>
       <w:tr>
-        <w:tblPrEx>
-          <w:tblCellMar>
-            <w:top w:w="0" w:type="dxa"/>
-            <w:bottom w:w="0" w:type="dxa"/>
-          </w:tblCellMar>
-        </w:tblPrEx>
         <w:tc>
           <w:tcPr>
             <w:tcW w:w="8788" w:type="dxa"/>
@@ -13347,12 +12324,6 @@
         </w:tc>
       </w:tr>
       <w:tr>
-        <w:tblPrEx>
-          <w:tblCellMar>
-            <w:top w:w="0" w:type="dxa"/>
-            <w:bottom w:w="0" w:type="dxa"/>
-          </w:tblCellMar>
-        </w:tblPrEx>
         <w:tc>
           <w:tcPr>
             <w:tcW w:w="8788" w:type="dxa"/>
@@ -13420,12 +12391,6 @@
         <w:gridCol w:w="8788"/>
       </w:tblGrid>
       <w:tr>
-        <w:tblPrEx>
-          <w:tblCellMar>
-            <w:top w:w="0" w:type="dxa"/>
-            <w:bottom w:w="0" w:type="dxa"/>
-          </w:tblCellMar>
-        </w:tblPrEx>
         <w:tc>
           <w:tcPr>
             <w:tcW w:w="8788" w:type="dxa"/>
@@ -13447,12 +12412,6 @@
         </w:tc>
       </w:tr>
       <w:tr>
-        <w:tblPrEx>
-          <w:tblCellMar>
-            <w:top w:w="0" w:type="dxa"/>
-            <w:bottom w:w="0" w:type="dxa"/>
-          </w:tblCellMar>
-        </w:tblPrEx>
         <w:tc>
           <w:tcPr>
             <w:tcW w:w="8788" w:type="dxa"/>
@@ -13535,12 +12494,6 @@
         </w:tc>
       </w:tr>
       <w:tr>
-        <w:tblPrEx>
-          <w:tblCellMar>
-            <w:top w:w="0" w:type="dxa"/>
-            <w:bottom w:w="0" w:type="dxa"/>
-          </w:tblCellMar>
-        </w:tblPrEx>
         <w:tc>
           <w:tcPr>
             <w:tcW w:w="8788" w:type="dxa"/>
@@ -13632,12 +12585,6 @@
         </w:tc>
       </w:tr>
       <w:tr>
-        <w:tblPrEx>
-          <w:tblCellMar>
-            <w:top w:w="0" w:type="dxa"/>
-            <w:bottom w:w="0" w:type="dxa"/>
-          </w:tblCellMar>
-        </w:tblPrEx>
         <w:tc>
           <w:tcPr>
             <w:tcW w:w="8788" w:type="dxa"/>
@@ -13669,12 +12616,6 @@
         </w:tc>
       </w:tr>
       <w:tr>
-        <w:tblPrEx>
-          <w:tblCellMar>
-            <w:top w:w="0" w:type="dxa"/>
-            <w:bottom w:w="0" w:type="dxa"/>
-          </w:tblCellMar>
-        </w:tblPrEx>
         <w:tc>
           <w:tcPr>
             <w:tcW w:w="8788" w:type="dxa"/>
@@ -13706,12 +12647,6 @@
         </w:tc>
       </w:tr>
       <w:tr>
-        <w:tblPrEx>
-          <w:tblCellMar>
-            <w:top w:w="0" w:type="dxa"/>
-            <w:bottom w:w="0" w:type="dxa"/>
-          </w:tblCellMar>
-        </w:tblPrEx>
         <w:tc>
           <w:tcPr>
             <w:tcW w:w="8788" w:type="dxa"/>
@@ -13794,12 +12729,6 @@
         </w:tc>
       </w:tr>
       <w:tr>
-        <w:tblPrEx>
-          <w:tblCellMar>
-            <w:top w:w="0" w:type="dxa"/>
-            <w:bottom w:w="0" w:type="dxa"/>
-          </w:tblCellMar>
-        </w:tblPrEx>
         <w:tc>
           <w:tcPr>
             <w:tcW w:w="8788" w:type="dxa"/>
@@ -13867,12 +12796,6 @@
         <w:gridCol w:w="8788"/>
       </w:tblGrid>
       <w:tr>
-        <w:tblPrEx>
-          <w:tblCellMar>
-            <w:top w:w="0" w:type="dxa"/>
-            <w:bottom w:w="0" w:type="dxa"/>
-          </w:tblCellMar>
-        </w:tblPrEx>
         <w:tc>
           <w:tcPr>
             <w:tcW w:w="8788" w:type="dxa"/>
@@ -13894,12 +12817,6 @@
         </w:tc>
       </w:tr>
       <w:tr>
-        <w:tblPrEx>
-          <w:tblCellMar>
-            <w:top w:w="0" w:type="dxa"/>
-            <w:bottom w:w="0" w:type="dxa"/>
-          </w:tblCellMar>
-        </w:tblPrEx>
         <w:tc>
           <w:tcPr>
             <w:tcW w:w="8788" w:type="dxa"/>
@@ -13982,12 +12899,6 @@
         </w:tc>
       </w:tr>
       <w:tr>
-        <w:tblPrEx>
-          <w:tblCellMar>
-            <w:top w:w="0" w:type="dxa"/>
-            <w:bottom w:w="0" w:type="dxa"/>
-          </w:tblCellMar>
-        </w:tblPrEx>
         <w:tc>
           <w:tcPr>
             <w:tcW w:w="8788" w:type="dxa"/>
@@ -14079,12 +12990,6 @@
         </w:tc>
       </w:tr>
       <w:tr>
-        <w:tblPrEx>
-          <w:tblCellMar>
-            <w:top w:w="0" w:type="dxa"/>
-            <w:bottom w:w="0" w:type="dxa"/>
-          </w:tblCellMar>
-        </w:tblPrEx>
         <w:tc>
           <w:tcPr>
             <w:tcW w:w="8788" w:type="dxa"/>
@@ -14116,12 +13021,6 @@
         </w:tc>
       </w:tr>
       <w:tr>
-        <w:tblPrEx>
-          <w:tblCellMar>
-            <w:top w:w="0" w:type="dxa"/>
-            <w:bottom w:w="0" w:type="dxa"/>
-          </w:tblCellMar>
-        </w:tblPrEx>
         <w:tc>
           <w:tcPr>
             <w:tcW w:w="8788" w:type="dxa"/>
@@ -14153,12 +13052,6 @@
         </w:tc>
       </w:tr>
       <w:tr>
-        <w:tblPrEx>
-          <w:tblCellMar>
-            <w:top w:w="0" w:type="dxa"/>
-            <w:bottom w:w="0" w:type="dxa"/>
-          </w:tblCellMar>
-        </w:tblPrEx>
         <w:tc>
           <w:tcPr>
             <w:tcW w:w="8788" w:type="dxa"/>
@@ -14241,12 +13134,6 @@
         </w:tc>
       </w:tr>
       <w:tr>
-        <w:tblPrEx>
-          <w:tblCellMar>
-            <w:top w:w="0" w:type="dxa"/>
-            <w:bottom w:w="0" w:type="dxa"/>
-          </w:tblCellMar>
-        </w:tblPrEx>
         <w:tc>
           <w:tcPr>
             <w:tcW w:w="8788" w:type="dxa"/>
@@ -14314,12 +13201,6 @@
         <w:gridCol w:w="8788"/>
       </w:tblGrid>
       <w:tr>
-        <w:tblPrEx>
-          <w:tblCellMar>
-            <w:top w:w="0" w:type="dxa"/>
-            <w:bottom w:w="0" w:type="dxa"/>
-          </w:tblCellMar>
-        </w:tblPrEx>
         <w:tc>
           <w:tcPr>
             <w:tcW w:w="8788" w:type="dxa"/>
@@ -14341,12 +13222,6 @@
         </w:tc>
       </w:tr>
       <w:tr>
-        <w:tblPrEx>
-          <w:tblCellMar>
-            <w:top w:w="0" w:type="dxa"/>
-            <w:bottom w:w="0" w:type="dxa"/>
-          </w:tblCellMar>
-        </w:tblPrEx>
         <w:tc>
           <w:tcPr>
             <w:tcW w:w="8788" w:type="dxa"/>
@@ -14409,12 +13284,6 @@
         </w:tc>
       </w:tr>
       <w:tr>
-        <w:tblPrEx>
-          <w:tblCellMar>
-            <w:top w:w="0" w:type="dxa"/>
-            <w:bottom w:w="0" w:type="dxa"/>
-          </w:tblCellMar>
-        </w:tblPrEx>
         <w:tc>
           <w:tcPr>
             <w:tcW w:w="8788" w:type="dxa"/>
@@ -14446,12 +13315,6 @@
         </w:tc>
       </w:tr>
       <w:tr>
-        <w:tblPrEx>
-          <w:tblCellMar>
-            <w:top w:w="0" w:type="dxa"/>
-            <w:bottom w:w="0" w:type="dxa"/>
-          </w:tblCellMar>
-        </w:tblPrEx>
         <w:tc>
           <w:tcPr>
             <w:tcW w:w="8788" w:type="dxa"/>
@@ -14483,12 +13346,6 @@
         </w:tc>
       </w:tr>
       <w:tr>
-        <w:tblPrEx>
-          <w:tblCellMar>
-            <w:top w:w="0" w:type="dxa"/>
-            <w:bottom w:w="0" w:type="dxa"/>
-          </w:tblCellMar>
-        </w:tblPrEx>
         <w:tc>
           <w:tcPr>
             <w:tcW w:w="8788" w:type="dxa"/>
@@ -14520,12 +13377,6 @@
         </w:tc>
       </w:tr>
       <w:tr>
-        <w:tblPrEx>
-          <w:tblCellMar>
-            <w:top w:w="0" w:type="dxa"/>
-            <w:bottom w:w="0" w:type="dxa"/>
-          </w:tblCellMar>
-        </w:tblPrEx>
         <w:tc>
           <w:tcPr>
             <w:tcW w:w="8788" w:type="dxa"/>
@@ -14557,12 +13408,6 @@
         </w:tc>
       </w:tr>
       <w:tr>
-        <w:tblPrEx>
-          <w:tblCellMar>
-            <w:top w:w="0" w:type="dxa"/>
-            <w:bottom w:w="0" w:type="dxa"/>
-          </w:tblCellMar>
-        </w:tblPrEx>
         <w:tc>
           <w:tcPr>
             <w:tcW w:w="8788" w:type="dxa"/>
@@ -14594,12 +13439,6 @@
         </w:tc>
       </w:tr>
       <w:tr>
-        <w:tblPrEx>
-          <w:tblCellMar>
-            <w:top w:w="0" w:type="dxa"/>
-            <w:bottom w:w="0" w:type="dxa"/>
-          </w:tblCellMar>
-        </w:tblPrEx>
         <w:tc>
           <w:tcPr>
             <w:tcW w:w="8788" w:type="dxa"/>
@@ -14659,12 +13498,6 @@
         <w:gridCol w:w="8788"/>
       </w:tblGrid>
       <w:tr>
-        <w:tblPrEx>
-          <w:tblCellMar>
-            <w:top w:w="0" w:type="dxa"/>
-            <w:bottom w:w="0" w:type="dxa"/>
-          </w:tblCellMar>
-        </w:tblPrEx>
         <w:tc>
           <w:tcPr>
             <w:tcW w:w="8788" w:type="dxa"/>
@@ -14686,12 +13519,6 @@
         </w:tc>
       </w:tr>
       <w:tr>
-        <w:tblPrEx>
-          <w:tblCellMar>
-            <w:top w:w="0" w:type="dxa"/>
-            <w:bottom w:w="0" w:type="dxa"/>
-          </w:tblCellMar>
-        </w:tblPrEx>
         <w:tc>
           <w:tcPr>
             <w:tcW w:w="8788" w:type="dxa"/>
@@ -14754,12 +13581,6 @@
         </w:tc>
       </w:tr>
       <w:tr>
-        <w:tblPrEx>
-          <w:tblCellMar>
-            <w:top w:w="0" w:type="dxa"/>
-            <w:bottom w:w="0" w:type="dxa"/>
-          </w:tblCellMar>
-        </w:tblPrEx>
         <w:tc>
           <w:tcPr>
             <w:tcW w:w="8788" w:type="dxa"/>
@@ -14791,12 +13612,6 @@
         </w:tc>
       </w:tr>
       <w:tr>
-        <w:tblPrEx>
-          <w:tblCellMar>
-            <w:top w:w="0" w:type="dxa"/>
-            <w:bottom w:w="0" w:type="dxa"/>
-          </w:tblCellMar>
-        </w:tblPrEx>
         <w:tc>
           <w:tcPr>
             <w:tcW w:w="8788" w:type="dxa"/>
@@ -14828,12 +13643,6 @@
         </w:tc>
       </w:tr>
       <w:tr>
-        <w:tblPrEx>
-          <w:tblCellMar>
-            <w:top w:w="0" w:type="dxa"/>
-            <w:bottom w:w="0" w:type="dxa"/>
-          </w:tblCellMar>
-        </w:tblPrEx>
         <w:tc>
           <w:tcPr>
             <w:tcW w:w="8788" w:type="dxa"/>
@@ -14865,12 +13674,6 @@
         </w:tc>
       </w:tr>
       <w:tr>
-        <w:tblPrEx>
-          <w:tblCellMar>
-            <w:top w:w="0" w:type="dxa"/>
-            <w:bottom w:w="0" w:type="dxa"/>
-          </w:tblCellMar>
-        </w:tblPrEx>
         <w:tc>
           <w:tcPr>
             <w:tcW w:w="8788" w:type="dxa"/>
@@ -14902,12 +13705,6 @@
         </w:tc>
       </w:tr>
       <w:tr>
-        <w:tblPrEx>
-          <w:tblCellMar>
-            <w:top w:w="0" w:type="dxa"/>
-            <w:bottom w:w="0" w:type="dxa"/>
-          </w:tblCellMar>
-        </w:tblPrEx>
         <w:tc>
           <w:tcPr>
             <w:tcW w:w="8788" w:type="dxa"/>
@@ -14939,12 +13736,6 @@
         </w:tc>
       </w:tr>
       <w:tr>
-        <w:tblPrEx>
-          <w:tblCellMar>
-            <w:top w:w="0" w:type="dxa"/>
-            <w:bottom w:w="0" w:type="dxa"/>
-          </w:tblCellMar>
-        </w:tblPrEx>
         <w:tc>
           <w:tcPr>
             <w:tcW w:w="8788" w:type="dxa"/>
@@ -14976,12 +13767,6 @@
         </w:tc>
       </w:tr>
       <w:tr>
-        <w:tblPrEx>
-          <w:tblCellMar>
-            <w:top w:w="0" w:type="dxa"/>
-            <w:bottom w:w="0" w:type="dxa"/>
-          </w:tblCellMar>
-        </w:tblPrEx>
         <w:tc>
           <w:tcPr>
             <w:tcW w:w="8788" w:type="dxa"/>
@@ -15070,12 +13855,6 @@
         <w:gridCol w:w="8788"/>
       </w:tblGrid>
       <w:tr>
-        <w:tblPrEx>
-          <w:tblCellMar>
-            <w:top w:w="0" w:type="dxa"/>
-            <w:bottom w:w="0" w:type="dxa"/>
-          </w:tblCellMar>
-        </w:tblPrEx>
         <w:tc>
           <w:tcPr>
             <w:tcW w:w="8788" w:type="dxa"/>
@@ -15097,12 +13876,6 @@
         </w:tc>
       </w:tr>
       <w:tr>
-        <w:tblPrEx>
-          <w:tblCellMar>
-            <w:top w:w="0" w:type="dxa"/>
-            <w:bottom w:w="0" w:type="dxa"/>
-          </w:tblCellMar>
-        </w:tblPrEx>
         <w:tc>
           <w:tcPr>
             <w:tcW w:w="8788" w:type="dxa"/>
@@ -15165,12 +13938,6 @@
         </w:tc>
       </w:tr>
       <w:tr>
-        <w:tblPrEx>
-          <w:tblCellMar>
-            <w:top w:w="0" w:type="dxa"/>
-            <w:bottom w:w="0" w:type="dxa"/>
-          </w:tblCellMar>
-        </w:tblPrEx>
         <w:tc>
           <w:tcPr>
             <w:tcW w:w="8788" w:type="dxa"/>
@@ -15202,12 +13969,6 @@
         </w:tc>
       </w:tr>
       <w:tr>
-        <w:tblPrEx>
-          <w:tblCellMar>
-            <w:top w:w="0" w:type="dxa"/>
-            <w:bottom w:w="0" w:type="dxa"/>
-          </w:tblCellMar>
-        </w:tblPrEx>
         <w:tc>
           <w:tcPr>
             <w:tcW w:w="8788" w:type="dxa"/>
@@ -15239,12 +14000,6 @@
         </w:tc>
       </w:tr>
       <w:tr>
-        <w:tblPrEx>
-          <w:tblCellMar>
-            <w:top w:w="0" w:type="dxa"/>
-            <w:bottom w:w="0" w:type="dxa"/>
-          </w:tblCellMar>
-        </w:tblPrEx>
         <w:tc>
           <w:tcPr>
             <w:tcW w:w="8788" w:type="dxa"/>
@@ -15276,12 +14031,6 @@
         </w:tc>
       </w:tr>
       <w:tr>
-        <w:tblPrEx>
-          <w:tblCellMar>
-            <w:top w:w="0" w:type="dxa"/>
-            <w:bottom w:w="0" w:type="dxa"/>
-          </w:tblCellMar>
-        </w:tblPrEx>
         <w:tc>
           <w:tcPr>
             <w:tcW w:w="8788" w:type="dxa"/>
@@ -15313,12 +14062,6 @@
         </w:tc>
       </w:tr>
       <w:tr>
-        <w:tblPrEx>
-          <w:tblCellMar>
-            <w:top w:w="0" w:type="dxa"/>
-            <w:bottom w:w="0" w:type="dxa"/>
-          </w:tblCellMar>
-        </w:tblPrEx>
         <w:tc>
           <w:tcPr>
             <w:tcW w:w="8788" w:type="dxa"/>
@@ -15350,12 +14093,6 @@
         </w:tc>
       </w:tr>
       <w:tr>
-        <w:tblPrEx>
-          <w:tblCellMar>
-            <w:top w:w="0" w:type="dxa"/>
-            <w:bottom w:w="0" w:type="dxa"/>
-          </w:tblCellMar>
-        </w:tblPrEx>
         <w:tc>
           <w:tcPr>
             <w:tcW w:w="8788" w:type="dxa"/>
@@ -15423,12 +14160,6 @@
         <w:gridCol w:w="8788"/>
       </w:tblGrid>
       <w:tr>
-        <w:tblPrEx>
-          <w:tblCellMar>
-            <w:top w:w="0" w:type="dxa"/>
-            <w:bottom w:w="0" w:type="dxa"/>
-          </w:tblCellMar>
-        </w:tblPrEx>
         <w:tc>
           <w:tcPr>
             <w:tcW w:w="8788" w:type="dxa"/>
@@ -15450,12 +14181,6 @@
         </w:tc>
       </w:tr>
       <w:tr>
-        <w:tblPrEx>
-          <w:tblCellMar>
-            <w:top w:w="0" w:type="dxa"/>
-            <w:bottom w:w="0" w:type="dxa"/>
-          </w:tblCellMar>
-        </w:tblPrEx>
         <w:tc>
           <w:tcPr>
             <w:tcW w:w="8788" w:type="dxa"/>
@@ -15487,12 +14212,6 @@
         </w:tc>
       </w:tr>
       <w:tr>
-        <w:tblPrEx>
-          <w:tblCellMar>
-            <w:top w:w="0" w:type="dxa"/>
-            <w:bottom w:w="0" w:type="dxa"/>
-          </w:tblCellMar>
-        </w:tblPrEx>
         <w:tc>
           <w:tcPr>
             <w:tcW w:w="8788" w:type="dxa"/>
@@ -15555,12 +14274,6 @@
         </w:tc>
       </w:tr>
       <w:tr>
-        <w:tblPrEx>
-          <w:tblCellMar>
-            <w:top w:w="0" w:type="dxa"/>
-            <w:bottom w:w="0" w:type="dxa"/>
-          </w:tblCellMar>
-        </w:tblPrEx>
         <w:tc>
           <w:tcPr>
             <w:tcW w:w="8788" w:type="dxa"/>
@@ -15612,12 +14325,6 @@
         </w:tc>
       </w:tr>
       <w:tr>
-        <w:tblPrEx>
-          <w:tblCellMar>
-            <w:top w:w="0" w:type="dxa"/>
-            <w:bottom w:w="0" w:type="dxa"/>
-          </w:tblCellMar>
-        </w:tblPrEx>
         <w:tc>
           <w:tcPr>
             <w:tcW w:w="8788" w:type="dxa"/>
@@ -15649,12 +14356,6 @@
         </w:tc>
       </w:tr>
       <w:tr>
-        <w:tblPrEx>
-          <w:tblCellMar>
-            <w:top w:w="0" w:type="dxa"/>
-            <w:bottom w:w="0" w:type="dxa"/>
-          </w:tblCellMar>
-        </w:tblPrEx>
         <w:tc>
           <w:tcPr>
             <w:tcW w:w="8788" w:type="dxa"/>
@@ -15686,12 +14387,6 @@
         </w:tc>
       </w:tr>
       <w:tr>
-        <w:tblPrEx>
-          <w:tblCellMar>
-            <w:top w:w="0" w:type="dxa"/>
-            <w:bottom w:w="0" w:type="dxa"/>
-          </w:tblCellMar>
-        </w:tblPrEx>
         <w:tc>
           <w:tcPr>
             <w:tcW w:w="8788" w:type="dxa"/>
@@ -15723,12 +14418,6 @@
         </w:tc>
       </w:tr>
       <w:tr>
-        <w:tblPrEx>
-          <w:tblCellMar>
-            <w:top w:w="0" w:type="dxa"/>
-            <w:bottom w:w="0" w:type="dxa"/>
-          </w:tblCellMar>
-        </w:tblPrEx>
         <w:tc>
           <w:tcPr>
             <w:tcW w:w="8788" w:type="dxa"/>
@@ -15771,12 +14460,6 @@
         </w:tc>
       </w:tr>
       <w:tr>
-        <w:tblPrEx>
-          <w:tblCellMar>
-            <w:top w:w="0" w:type="dxa"/>
-            <w:bottom w:w="0" w:type="dxa"/>
-          </w:tblCellMar>
-        </w:tblPrEx>
         <w:tc>
           <w:tcPr>
             <w:tcW w:w="8788" w:type="dxa"/>
@@ -15839,12 +14522,6 @@
         </w:tc>
       </w:tr>
       <w:tr>
-        <w:tblPrEx>
-          <w:tblCellMar>
-            <w:top w:w="0" w:type="dxa"/>
-            <w:bottom w:w="0" w:type="dxa"/>
-          </w:tblCellMar>
-        </w:tblPrEx>
         <w:tc>
           <w:tcPr>
             <w:tcW w:w="8788" w:type="dxa"/>
@@ -15876,12 +14553,6 @@
         </w:tc>
       </w:tr>
       <w:tr>
-        <w:tblPrEx>
-          <w:tblCellMar>
-            <w:top w:w="0" w:type="dxa"/>
-            <w:bottom w:w="0" w:type="dxa"/>
-          </w:tblCellMar>
-        </w:tblPrEx>
         <w:tc>
           <w:tcPr>
             <w:tcW w:w="8788" w:type="dxa"/>
@@ -15933,12 +14604,6 @@
         </w:tc>
       </w:tr>
       <w:tr>
-        <w:tblPrEx>
-          <w:tblCellMar>
-            <w:top w:w="0" w:type="dxa"/>
-            <w:bottom w:w="0" w:type="dxa"/>
-          </w:tblCellMar>
-        </w:tblPrEx>
         <w:tc>
           <w:tcPr>
             <w:tcW w:w="8788" w:type="dxa"/>
@@ -15981,12 +14646,6 @@
         </w:tc>
       </w:tr>
       <w:tr>
-        <w:tblPrEx>
-          <w:tblCellMar>
-            <w:top w:w="0" w:type="dxa"/>
-            <w:bottom w:w="0" w:type="dxa"/>
-          </w:tblCellMar>
-        </w:tblPrEx>
         <w:tc>
           <w:tcPr>
             <w:tcW w:w="8788" w:type="dxa"/>
@@ -16050,12 +14709,6 @@
         </w:tc>
       </w:tr>
       <w:tr>
-        <w:tblPrEx>
-          <w:tblCellMar>
-            <w:top w:w="0" w:type="dxa"/>
-            <w:bottom w:w="0" w:type="dxa"/>
-          </w:tblCellMar>
-        </w:tblPrEx>
         <w:tc>
           <w:tcPr>
             <w:tcW w:w="8788" w:type="dxa"/>
@@ -16115,12 +14768,6 @@
         <w:gridCol w:w="8788"/>
       </w:tblGrid>
       <w:tr>
-        <w:tblPrEx>
-          <w:tblCellMar>
-            <w:top w:w="0" w:type="dxa"/>
-            <w:bottom w:w="0" w:type="dxa"/>
-          </w:tblCellMar>
-        </w:tblPrEx>
         <w:tc>
           <w:tcPr>
             <w:tcW w:w="8788" w:type="dxa"/>
@@ -16142,12 +14789,6 @@
         </w:tc>
       </w:tr>
       <w:tr>
-        <w:tblPrEx>
-          <w:tblCellMar>
-            <w:top w:w="0" w:type="dxa"/>
-            <w:bottom w:w="0" w:type="dxa"/>
-          </w:tblCellMar>
-        </w:tblPrEx>
         <w:tc>
           <w:tcPr>
             <w:tcW w:w="8788" w:type="dxa"/>
@@ -16179,12 +14820,6 @@
         </w:tc>
       </w:tr>
       <w:tr>
-        <w:tblPrEx>
-          <w:tblCellMar>
-            <w:top w:w="0" w:type="dxa"/>
-            <w:bottom w:w="0" w:type="dxa"/>
-          </w:tblCellMar>
-        </w:tblPrEx>
         <w:tc>
           <w:tcPr>
             <w:tcW w:w="8788" w:type="dxa"/>
@@ -16247,12 +14882,6 @@
         </w:tc>
       </w:tr>
       <w:tr>
-        <w:tblPrEx>
-          <w:tblCellMar>
-            <w:top w:w="0" w:type="dxa"/>
-            <w:bottom w:w="0" w:type="dxa"/>
-          </w:tblCellMar>
-        </w:tblPrEx>
         <w:tc>
           <w:tcPr>
             <w:tcW w:w="8788" w:type="dxa"/>
@@ -16304,12 +14933,6 @@
         </w:tc>
       </w:tr>
       <w:tr>
-        <w:tblPrEx>
-          <w:tblCellMar>
-            <w:top w:w="0" w:type="dxa"/>
-            <w:bottom w:w="0" w:type="dxa"/>
-          </w:tblCellMar>
-        </w:tblPrEx>
         <w:tc>
           <w:tcPr>
             <w:tcW w:w="8788" w:type="dxa"/>
@@ -16341,12 +14964,6 @@
         </w:tc>
       </w:tr>
       <w:tr>
-        <w:tblPrEx>
-          <w:tblCellMar>
-            <w:top w:w="0" w:type="dxa"/>
-            <w:bottom w:w="0" w:type="dxa"/>
-          </w:tblCellMar>
-        </w:tblPrEx>
         <w:tc>
           <w:tcPr>
             <w:tcW w:w="8788" w:type="dxa"/>
@@ -16378,12 +14995,6 @@
         </w:tc>
       </w:tr>
       <w:tr>
-        <w:tblPrEx>
-          <w:tblCellMar>
-            <w:top w:w="0" w:type="dxa"/>
-            <w:bottom w:w="0" w:type="dxa"/>
-          </w:tblCellMar>
-        </w:tblPrEx>
         <w:tc>
           <w:tcPr>
             <w:tcW w:w="8788" w:type="dxa"/>
@@ -16446,12 +15057,6 @@
         </w:tc>
       </w:tr>
       <w:tr>
-        <w:tblPrEx>
-          <w:tblCellMar>
-            <w:top w:w="0" w:type="dxa"/>
-            <w:bottom w:w="0" w:type="dxa"/>
-          </w:tblCellMar>
-        </w:tblPrEx>
         <w:tc>
           <w:tcPr>
             <w:tcW w:w="8788" w:type="dxa"/>
@@ -16483,12 +15088,6 @@
         </w:tc>
       </w:tr>
       <w:tr>
-        <w:tblPrEx>
-          <w:tblCellMar>
-            <w:top w:w="0" w:type="dxa"/>
-            <w:bottom w:w="0" w:type="dxa"/>
-          </w:tblCellMar>
-        </w:tblPrEx>
         <w:tc>
           <w:tcPr>
             <w:tcW w:w="8788" w:type="dxa"/>
@@ -16520,12 +15119,6 @@
         </w:tc>
       </w:tr>
       <w:tr>
-        <w:tblPrEx>
-          <w:tblCellMar>
-            <w:top w:w="0" w:type="dxa"/>
-            <w:bottom w:w="0" w:type="dxa"/>
-          </w:tblCellMar>
-        </w:tblPrEx>
         <w:tc>
           <w:tcPr>
             <w:tcW w:w="8788" w:type="dxa"/>
@@ -16568,12 +15161,6 @@
         </w:tc>
       </w:tr>
       <w:tr>
-        <w:tblPrEx>
-          <w:tblCellMar>
-            <w:top w:w="0" w:type="dxa"/>
-            <w:bottom w:w="0" w:type="dxa"/>
-          </w:tblCellMar>
-        </w:tblPrEx>
         <w:tc>
           <w:tcPr>
             <w:tcW w:w="8788" w:type="dxa"/>
@@ -16645,12 +15232,6 @@
         </w:tc>
       </w:tr>
       <w:tr>
-        <w:tblPrEx>
-          <w:tblCellMar>
-            <w:top w:w="0" w:type="dxa"/>
-            <w:bottom w:w="0" w:type="dxa"/>
-          </w:tblCellMar>
-        </w:tblPrEx>
         <w:tc>
           <w:tcPr>
             <w:tcW w:w="8788" w:type="dxa"/>
@@ -16713,12 +15294,6 @@
         </w:tc>
       </w:tr>
       <w:tr>
-        <w:tblPrEx>
-          <w:tblCellMar>
-            <w:top w:w="0" w:type="dxa"/>
-            <w:bottom w:w="0" w:type="dxa"/>
-          </w:tblCellMar>
-        </w:tblPrEx>
         <w:tc>
           <w:tcPr>
             <w:tcW w:w="8788" w:type="dxa"/>
@@ -16756,9 +15331,9 @@
         <w:tblLook w:val="04A0" w:firstRow="1" w:lastRow="0" w:firstColumn="1" w:lastColumn="0" w:noHBand="0" w:noVBand="1"/>
       </w:tblPr>
       <w:tblGrid>
-        <w:gridCol w:w="2547"/>
-        <w:gridCol w:w="3685"/>
-        <w:gridCol w:w="2615"/>
+        <w:gridCol w:w="2652"/>
+        <w:gridCol w:w="3633"/>
+        <w:gridCol w:w="2562"/>
       </w:tblGrid>
       <w:tr>
         <w:trPr>
@@ -17441,8 +16016,6 @@
             <w:proofErr w:type="spellEnd"/>
           </w:p>
         </w:tc>
-        <w:bookmarkStart w:id="0" w:name="_GoBack"/>
-        <w:bookmarkEnd w:id="0"/>
       </w:tr>
       <w:tr>
         <w:trPr>
@@ -17509,7 +16082,7 @@
             <w:vAlign w:val="center"/>
           </w:tcPr>
           <w:p>
-            <w:bookmarkStart w:id="1" w:name="_Hlk231830689"/>
+            <w:bookmarkStart w:id="0" w:name="_Hlk231830689"/>
             <w:r>
               <w:t>/</w:t>
             </w:r>
@@ -17561,7 +16134,7 @@
           </w:p>
         </w:tc>
       </w:tr>
-      <w:bookmarkEnd w:id="1"/>
+      <w:bookmarkEnd w:id="0"/>
       <w:tr>
         <w:trPr>
           <w:trHeight w:val="399"/>
@@ -17642,20 +16215,22 @@
             <w:vAlign w:val="center"/>
           </w:tcPr>
           <w:p>
-            <w:pPr>
-              <w:rPr>
-                <w:rFonts w:hint="eastAsia"/>
-              </w:rPr>
-            </w:pPr>
-            <w:r>
-              <w:rPr>
-                <w:rFonts w:hint="eastAsia"/>
+            <w:r>
+              <w:rPr>
+                <w:rFonts w:ascii="Segoe UI" w:hAnsi="Segoe UI" w:cs="Segoe UI"/>
+                <w:color w:val="1F2328"/>
+                <w:shd w:val="clear" w:color="auto" w:fill="FFFFFF"/>
               </w:rPr>
               <w:t>/</w:t>
             </w:r>
             <w:proofErr w:type="spellStart"/>
             <w:r>
-              <w:t>agentSendMessage</w:t>
+              <w:rPr>
+                <w:rFonts w:ascii="Segoe UI" w:hAnsi="Segoe UI" w:cs="Segoe UI"/>
+                <w:color w:val="1F2328"/>
+                <w:shd w:val="clear" w:color="auto" w:fill="FFFFFF"/>
+              </w:rPr>
+              <w:t>tcpSendMessage</w:t>
             </w:r>
             <w:proofErr w:type="spellEnd"/>
           </w:p>
@@ -17670,10 +16245,19 @@
               <w:cnfStyle w:val="000000100000" w:firstRow="0" w:lastRow="0" w:firstColumn="0" w:lastColumn="0" w:oddVBand="0" w:evenVBand="0" w:oddHBand="1" w:evenHBand="0" w:firstRowFirstColumn="0" w:firstRowLastColumn="0" w:lastRowFirstColumn="0" w:lastRowLastColumn="0"/>
             </w:pPr>
             <w:r>
-              <w:rPr>
-                <w:rFonts w:hint="eastAsia"/>
-              </w:rPr>
-              <w:t>傳送訊息到另一個裝置</w:t>
+              <w:t>透過</w:t>
+            </w:r>
+            <w:r>
+              <w:t xml:space="preserve"> TCP </w:t>
+            </w:r>
+            <w:r>
+              <w:t>傳送訊息給另一個裝置或代理（</w:t>
+            </w:r>
+            <w:r>
+              <w:t>Agent</w:t>
+            </w:r>
+            <w:r>
+              <w:t>）</w:t>
             </w:r>
           </w:p>
         </w:tc>
@@ -17697,6 +16281,420 @@
               <w:t>workId</w:t>
             </w:r>
             <w:proofErr w:type="spellEnd"/>
+          </w:p>
+        </w:tc>
+      </w:tr>
+      <w:tr>
+        <w:trPr>
+          <w:trHeight w:val="447"/>
+        </w:trPr>
+        <w:tc>
+          <w:tcPr>
+            <w:cnfStyle w:val="001000000000" w:firstRow="0" w:lastRow="0" w:firstColumn="1" w:lastColumn="0" w:oddVBand="0" w:evenVBand="0" w:oddHBand="0" w:evenHBand="0" w:firstRowFirstColumn="0" w:firstRowLastColumn="0" w:lastRowFirstColumn="0" w:lastRowLastColumn="0"/>
+            <w:tcW w:w="2547" w:type="dxa"/>
+            <w:vAlign w:val="center"/>
+          </w:tcPr>
+          <w:p>
+            <w:pPr>
+              <w:rPr>
+                <w:rFonts w:hint="eastAsia"/>
+              </w:rPr>
+            </w:pPr>
+            <w:r>
+              <w:rPr>
+                <w:rFonts w:ascii="Segoe UI" w:hAnsi="Segoe UI" w:cs="Segoe UI"/>
+                <w:color w:val="1F2328"/>
+                <w:shd w:val="clear" w:color="auto" w:fill="FFFFFF"/>
+              </w:rPr>
+              <w:t>/</w:t>
+            </w:r>
+            <w:proofErr w:type="spellStart"/>
+            <w:r>
+              <w:rPr>
+                <w:rFonts w:ascii="Segoe UI" w:hAnsi="Segoe UI" w:cs="Segoe UI"/>
+                <w:color w:val="1F2328"/>
+                <w:shd w:val="clear" w:color="auto" w:fill="FFFFFF"/>
+              </w:rPr>
+              <w:t>mqttSendMessage</w:t>
+            </w:r>
+            <w:proofErr w:type="spellEnd"/>
+          </w:p>
+        </w:tc>
+        <w:tc>
+          <w:tcPr>
+            <w:tcW w:w="3685" w:type="dxa"/>
+            <w:vAlign w:val="center"/>
+          </w:tcPr>
+          <w:p>
+            <w:pPr>
+              <w:cnfStyle w:val="000000000000" w:firstRow="0" w:lastRow="0" w:firstColumn="0" w:lastColumn="0" w:oddVBand="0" w:evenVBand="0" w:oddHBand="0" w:evenHBand="0" w:firstRowFirstColumn="0" w:firstRowLastColumn="0" w:lastRowFirstColumn="0" w:lastRowLastColumn="0"/>
+              <w:rPr>
+                <w:rFonts w:hint="eastAsia"/>
+              </w:rPr>
+            </w:pPr>
+            <w:r>
+              <w:t>透過</w:t>
+            </w:r>
+            <w:r>
+              <w:t xml:space="preserve"> TCP </w:t>
+            </w:r>
+            <w:r>
+              <w:t>或</w:t>
+            </w:r>
+            <w:r>
+              <w:t xml:space="preserve"> MQTT </w:t>
+            </w:r>
+            <w:r>
+              <w:t>傳送訊息給另一個裝置、代理（</w:t>
+            </w:r>
+            <w:r>
+              <w:t>Agent</w:t>
+            </w:r>
+            <w:r>
+              <w:t>）或所有</w:t>
+            </w:r>
+            <w:r>
+              <w:t xml:space="preserve"> MQTT </w:t>
+            </w:r>
+            <w:r>
+              <w:t>訂閱者</w:t>
+            </w:r>
+          </w:p>
+        </w:tc>
+        <w:tc>
+          <w:tcPr>
+            <w:tcW w:w="2615" w:type="dxa"/>
+            <w:vAlign w:val="center"/>
+          </w:tcPr>
+          <w:p>
+            <w:pPr>
+              <w:cnfStyle w:val="000000000000" w:firstRow="0" w:lastRow="0" w:firstColumn="0" w:lastColumn="0" w:oddVBand="0" w:evenVBand="0" w:oddHBand="0" w:evenHBand="0" w:firstRowFirstColumn="0" w:firstRowLastColumn="0" w:lastRowFirstColumn="0" w:lastRowLastColumn="0"/>
+            </w:pPr>
+          </w:p>
+        </w:tc>
+      </w:tr>
+      <w:tr>
+        <w:trPr>
+          <w:cnfStyle w:val="000000100000" w:firstRow="0" w:lastRow="0" w:firstColumn="0" w:lastColumn="0" w:oddVBand="0" w:evenVBand="0" w:oddHBand="1" w:evenHBand="0" w:firstRowFirstColumn="0" w:firstRowLastColumn="0" w:lastRowFirstColumn="0" w:lastRowLastColumn="0"/>
+          <w:trHeight w:val="447"/>
+        </w:trPr>
+        <w:tc>
+          <w:tcPr>
+            <w:cnfStyle w:val="001000000000" w:firstRow="0" w:lastRow="0" w:firstColumn="1" w:lastColumn="0" w:oddVBand="0" w:evenVBand="0" w:oddHBand="0" w:evenHBand="0" w:firstRowFirstColumn="0" w:firstRowLastColumn="0" w:lastRowFirstColumn="0" w:lastRowLastColumn="0"/>
+            <w:tcW w:w="2547" w:type="dxa"/>
+            <w:vAlign w:val="center"/>
+          </w:tcPr>
+          <w:p>
+            <w:pPr>
+              <w:rPr>
+                <w:rFonts w:hint="eastAsia"/>
+              </w:rPr>
+            </w:pPr>
+            <w:r>
+              <w:rPr>
+                <w:rFonts w:ascii="Segoe UI" w:hAnsi="Segoe UI" w:cs="Segoe UI"/>
+                <w:color w:val="1F2328"/>
+                <w:shd w:val="clear" w:color="auto" w:fill="FFFFFF"/>
+              </w:rPr>
+              <w:t>/</w:t>
+            </w:r>
+            <w:proofErr w:type="spellStart"/>
+            <w:r>
+              <w:rPr>
+                <w:rFonts w:ascii="Segoe UI" w:hAnsi="Segoe UI" w:cs="Segoe UI"/>
+                <w:color w:val="1F2328"/>
+                <w:shd w:val="clear" w:color="auto" w:fill="FFFFFF"/>
+              </w:rPr>
+              <w:t>mqttSendImage</w:t>
+            </w:r>
+            <w:proofErr w:type="spellEnd"/>
+          </w:p>
+        </w:tc>
+        <w:tc>
+          <w:tcPr>
+            <w:tcW w:w="3685" w:type="dxa"/>
+            <w:vAlign w:val="center"/>
+          </w:tcPr>
+          <w:p>
+            <w:pPr>
+              <w:cnfStyle w:val="000000100000" w:firstRow="0" w:lastRow="0" w:firstColumn="0" w:lastColumn="0" w:oddVBand="0" w:evenVBand="0" w:oddHBand="1" w:evenHBand="0" w:firstRowFirstColumn="0" w:firstRowLastColumn="0" w:lastRowFirstColumn="0" w:lastRowLastColumn="0"/>
+              <w:rPr>
+                <w:rFonts w:hint="eastAsia"/>
+              </w:rPr>
+            </w:pPr>
+            <w:r>
+              <w:t>透過</w:t>
+            </w:r>
+            <w:r>
+              <w:t xml:space="preserve"> MQTT </w:t>
+            </w:r>
+            <w:r>
+              <w:t>傳送影像快照（</w:t>
+            </w:r>
+            <w:r>
+              <w:t>Video Snapshot</w:t>
+            </w:r>
+            <w:r>
+              <w:t>）給另一台</w:t>
+            </w:r>
+            <w:r>
+              <w:t xml:space="preserve"> </w:t>
+            </w:r>
+            <w:proofErr w:type="spellStart"/>
+            <w:r>
+              <w:t>fuClaw</w:t>
+            </w:r>
+            <w:proofErr w:type="spellEnd"/>
+            <w:r>
+              <w:t xml:space="preserve"> </w:t>
+            </w:r>
+            <w:r>
+              <w:t>裝置</w:t>
+            </w:r>
+            <w:r>
+              <w:lastRenderedPageBreak/>
+              <w:t>或所有</w:t>
+            </w:r>
+            <w:r>
+              <w:t xml:space="preserve"> MQTT </w:t>
+            </w:r>
+            <w:r>
+              <w:t>訂閱者</w:t>
+            </w:r>
+          </w:p>
+        </w:tc>
+        <w:tc>
+          <w:tcPr>
+            <w:tcW w:w="2615" w:type="dxa"/>
+            <w:vAlign w:val="center"/>
+          </w:tcPr>
+          <w:p>
+            <w:pPr>
+              <w:cnfStyle w:val="000000100000" w:firstRow="0" w:lastRow="0" w:firstColumn="0" w:lastColumn="0" w:oddVBand="0" w:evenVBand="0" w:oddHBand="1" w:evenHBand="0" w:firstRowFirstColumn="0" w:firstRowLastColumn="0" w:lastRowFirstColumn="0" w:lastRowLastColumn="0"/>
+            </w:pPr>
+          </w:p>
+        </w:tc>
+      </w:tr>
+      <w:tr>
+        <w:trPr>
+          <w:trHeight w:val="447"/>
+        </w:trPr>
+        <w:tc>
+          <w:tcPr>
+            <w:cnfStyle w:val="001000000000" w:firstRow="0" w:lastRow="0" w:firstColumn="1" w:lastColumn="0" w:oddVBand="0" w:evenVBand="0" w:oddHBand="0" w:evenHBand="0" w:firstRowFirstColumn="0" w:firstRowLastColumn="0" w:lastRowFirstColumn="0" w:lastRowLastColumn="0"/>
+            <w:tcW w:w="2547" w:type="dxa"/>
+            <w:vAlign w:val="center"/>
+          </w:tcPr>
+          <w:p>
+            <w:pPr>
+              <w:rPr>
+                <w:rFonts w:hint="eastAsia"/>
+              </w:rPr>
+            </w:pPr>
+            <w:r>
+              <w:rPr>
+                <w:rFonts w:ascii="Segoe UI" w:hAnsi="Segoe UI" w:cs="Segoe UI"/>
+                <w:color w:val="1F2328"/>
+                <w:shd w:val="clear" w:color="auto" w:fill="FFFFFF"/>
+              </w:rPr>
+              <w:t>/</w:t>
+            </w:r>
+            <w:proofErr w:type="spellStart"/>
+            <w:r>
+              <w:rPr>
+                <w:rFonts w:ascii="Segoe UI" w:hAnsi="Segoe UI" w:cs="Segoe UI"/>
+                <w:color w:val="1F2328"/>
+                <w:shd w:val="clear" w:color="auto" w:fill="FFFFFF"/>
+              </w:rPr>
+              <w:t>telegramSendMessage</w:t>
+            </w:r>
+            <w:proofErr w:type="spellEnd"/>
+          </w:p>
+        </w:tc>
+        <w:tc>
+          <w:tcPr>
+            <w:tcW w:w="3685" w:type="dxa"/>
+            <w:vAlign w:val="center"/>
+          </w:tcPr>
+          <w:p>
+            <w:pPr>
+              <w:cnfStyle w:val="000000000000" w:firstRow="0" w:lastRow="0" w:firstColumn="0" w:lastColumn="0" w:oddVBand="0" w:evenVBand="0" w:oddHBand="0" w:evenHBand="0" w:firstRowFirstColumn="0" w:firstRowLastColumn="0" w:lastRowFirstColumn="0" w:lastRowLastColumn="0"/>
+              <w:rPr>
+                <w:rFonts w:hint="eastAsia"/>
+              </w:rPr>
+            </w:pPr>
+            <w:r>
+              <w:t>傳送訊息到</w:t>
+            </w:r>
+            <w:r>
+              <w:t xml:space="preserve"> Telegram Bot</w:t>
+            </w:r>
+          </w:p>
+        </w:tc>
+        <w:tc>
+          <w:tcPr>
+            <w:tcW w:w="2615" w:type="dxa"/>
+            <w:vAlign w:val="center"/>
+          </w:tcPr>
+          <w:p>
+            <w:pPr>
+              <w:cnfStyle w:val="000000000000" w:firstRow="0" w:lastRow="0" w:firstColumn="0" w:lastColumn="0" w:oddVBand="0" w:evenVBand="0" w:oddHBand="0" w:evenHBand="0" w:firstRowFirstColumn="0" w:firstRowLastColumn="0" w:lastRowFirstColumn="0" w:lastRowLastColumn="0"/>
+            </w:pPr>
+          </w:p>
+        </w:tc>
+      </w:tr>
+      <w:tr>
+        <w:trPr>
+          <w:cnfStyle w:val="000000100000" w:firstRow="0" w:lastRow="0" w:firstColumn="0" w:lastColumn="0" w:oddVBand="0" w:evenVBand="0" w:oddHBand="1" w:evenHBand="0" w:firstRowFirstColumn="0" w:firstRowLastColumn="0" w:lastRowFirstColumn="0" w:lastRowLastColumn="0"/>
+          <w:trHeight w:val="447"/>
+        </w:trPr>
+        <w:tc>
+          <w:tcPr>
+            <w:cnfStyle w:val="001000000000" w:firstRow="0" w:lastRow="0" w:firstColumn="1" w:lastColumn="0" w:oddVBand="0" w:evenVBand="0" w:oddHBand="0" w:evenHBand="0" w:firstRowFirstColumn="0" w:firstRowLastColumn="0" w:lastRowFirstColumn="0" w:lastRowLastColumn="0"/>
+            <w:tcW w:w="2547" w:type="dxa"/>
+            <w:vAlign w:val="center"/>
+          </w:tcPr>
+          <w:p>
+            <w:pPr>
+              <w:rPr>
+                <w:rFonts w:ascii="Segoe UI" w:hAnsi="Segoe UI" w:cs="Segoe UI"/>
+                <w:color w:val="1F2328"/>
+                <w:shd w:val="clear" w:color="auto" w:fill="FFFFFF"/>
+              </w:rPr>
+            </w:pPr>
+            <w:r>
+              <w:rPr>
+                <w:rFonts w:ascii="Segoe UI" w:hAnsi="Segoe UI" w:cs="Segoe UI"/>
+                <w:color w:val="1F2328"/>
+                <w:shd w:val="clear" w:color="auto" w:fill="FFFFFF"/>
+              </w:rPr>
+              <w:t>/</w:t>
+            </w:r>
+            <w:proofErr w:type="spellStart"/>
+            <w:r>
+              <w:rPr>
+                <w:rFonts w:ascii="Segoe UI" w:hAnsi="Segoe UI" w:cs="Segoe UI"/>
+                <w:color w:val="1F2328"/>
+                <w:shd w:val="clear" w:color="auto" w:fill="FFFFFF"/>
+              </w:rPr>
+              <w:t>telegramSend</w:t>
+            </w:r>
+            <w:r>
+              <w:rPr>
+                <w:rFonts w:ascii="Segoe UI" w:hAnsi="Segoe UI" w:cs="Segoe UI"/>
+                <w:color w:val="1F2328"/>
+                <w:shd w:val="clear" w:color="auto" w:fill="FFFFFF"/>
+              </w:rPr>
+              <w:t>Image</w:t>
+            </w:r>
+            <w:proofErr w:type="spellEnd"/>
+          </w:p>
+        </w:tc>
+        <w:tc>
+          <w:tcPr>
+            <w:tcW w:w="3685" w:type="dxa"/>
+            <w:vAlign w:val="center"/>
+          </w:tcPr>
+          <w:p>
+            <w:pPr>
+              <w:cnfStyle w:val="000000100000" w:firstRow="0" w:lastRow="0" w:firstColumn="0" w:lastColumn="0" w:oddVBand="0" w:evenVBand="0" w:oddHBand="1" w:evenHBand="0" w:firstRowFirstColumn="0" w:firstRowLastColumn="0" w:lastRowFirstColumn="0" w:lastRowLastColumn="0"/>
+            </w:pPr>
+            <w:r>
+              <w:t>傳送</w:t>
+            </w:r>
+            <w:r>
+              <w:rPr>
+                <w:rFonts w:hint="eastAsia"/>
+              </w:rPr>
+              <w:t>影像</w:t>
+            </w:r>
+            <w:bookmarkStart w:id="1" w:name="_GoBack"/>
+            <w:bookmarkEnd w:id="1"/>
+            <w:r>
+              <w:t>到</w:t>
+            </w:r>
+            <w:r>
+              <w:t xml:space="preserve"> Telegram Bot</w:t>
+            </w:r>
+          </w:p>
+        </w:tc>
+        <w:tc>
+          <w:tcPr>
+            <w:tcW w:w="2615" w:type="dxa"/>
+            <w:vAlign w:val="center"/>
+          </w:tcPr>
+          <w:p>
+            <w:pPr>
+              <w:cnfStyle w:val="000000100000" w:firstRow="0" w:lastRow="0" w:firstColumn="0" w:lastColumn="0" w:oddVBand="0" w:evenVBand="0" w:oddHBand="1" w:evenHBand="0" w:firstRowFirstColumn="0" w:firstRowLastColumn="0" w:lastRowFirstColumn="0" w:lastRowLastColumn="0"/>
+            </w:pPr>
+          </w:p>
+        </w:tc>
+      </w:tr>
+      <w:tr>
+        <w:trPr>
+          <w:trHeight w:val="447"/>
+        </w:trPr>
+        <w:tc>
+          <w:tcPr>
+            <w:cnfStyle w:val="001000000000" w:firstRow="0" w:lastRow="0" w:firstColumn="1" w:lastColumn="0" w:oddVBand="0" w:evenVBand="0" w:oddHBand="0" w:evenHBand="0" w:firstRowFirstColumn="0" w:firstRowLastColumn="0" w:lastRowFirstColumn="0" w:lastRowLastColumn="0"/>
+            <w:tcW w:w="2547" w:type="dxa"/>
+            <w:vAlign w:val="center"/>
+          </w:tcPr>
+          <w:p>
+            <w:pPr>
+              <w:rPr>
+                <w:rFonts w:hint="eastAsia"/>
+              </w:rPr>
+            </w:pPr>
+            <w:r>
+              <w:rPr>
+                <w:rFonts w:ascii="Segoe UI" w:hAnsi="Segoe UI" w:cs="Segoe UI"/>
+                <w:color w:val="1F2328"/>
+                <w:shd w:val="clear" w:color="auto" w:fill="FFFFFF"/>
+              </w:rPr>
+              <w:t>/</w:t>
+            </w:r>
+            <w:proofErr w:type="spellStart"/>
+            <w:r>
+              <w:rPr>
+                <w:rFonts w:ascii="Segoe UI" w:hAnsi="Segoe UI" w:cs="Segoe UI"/>
+                <w:color w:val="1F2328"/>
+                <w:shd w:val="clear" w:color="auto" w:fill="FFFFFF"/>
+              </w:rPr>
+              <w:t>lineSendMessage</w:t>
+            </w:r>
+            <w:proofErr w:type="spellEnd"/>
+          </w:p>
+        </w:tc>
+        <w:tc>
+          <w:tcPr>
+            <w:tcW w:w="3685" w:type="dxa"/>
+            <w:vAlign w:val="center"/>
+          </w:tcPr>
+          <w:p>
+            <w:pPr>
+              <w:cnfStyle w:val="000000000000" w:firstRow="0" w:lastRow="0" w:firstColumn="0" w:lastColumn="0" w:oddVBand="0" w:evenVBand="0" w:oddHBand="0" w:evenHBand="0" w:firstRowFirstColumn="0" w:firstRowLastColumn="0" w:lastRowFirstColumn="0" w:lastRowLastColumn="0"/>
+              <w:rPr>
+                <w:rFonts w:hint="eastAsia"/>
+              </w:rPr>
+            </w:pPr>
+            <w:r>
+              <w:t>傳送訊息到</w:t>
+            </w:r>
+            <w:r>
+              <w:t xml:space="preserve"> LINE Bot</w:t>
+            </w:r>
+          </w:p>
+        </w:tc>
+        <w:tc>
+          <w:tcPr>
+            <w:tcW w:w="2615" w:type="dxa"/>
+            <w:vAlign w:val="center"/>
+          </w:tcPr>
+          <w:p>
+            <w:pPr>
+              <w:cnfStyle w:val="000000000000" w:firstRow="0" w:lastRow="0" w:firstColumn="0" w:lastColumn="0" w:oddVBand="0" w:evenVBand="0" w:oddHBand="0" w:evenHBand="0" w:firstRowFirstColumn="0" w:firstRowLastColumn="0" w:lastRowFirstColumn="0" w:lastRowLastColumn="0"/>
+            </w:pPr>
           </w:p>
         </w:tc>
       </w:tr>
@@ -17772,12 +16770,6 @@
         <w:gridCol w:w="3788"/>
       </w:tblGrid>
       <w:tr>
-        <w:tblPrEx>
-          <w:tblCellMar>
-            <w:top w:w="0" w:type="dxa"/>
-            <w:bottom w:w="0" w:type="dxa"/>
-          </w:tblCellMar>
-        </w:tblPrEx>
         <w:tc>
           <w:tcPr>
             <w:tcW w:w="1400" w:type="dxa"/>
@@ -17873,12 +16865,6 @@
         </w:tc>
       </w:tr>
       <w:tr>
-        <w:tblPrEx>
-          <w:tblCellMar>
-            <w:top w:w="0" w:type="dxa"/>
-            <w:bottom w:w="0" w:type="dxa"/>
-          </w:tblCellMar>
-        </w:tblPrEx>
         <w:tc>
           <w:tcPr>
             <w:tcW w:w="1400" w:type="dxa"/>
@@ -17968,12 +16954,6 @@
         </w:tc>
       </w:tr>
       <w:tr>
-        <w:tblPrEx>
-          <w:tblCellMar>
-            <w:top w:w="0" w:type="dxa"/>
-            <w:bottom w:w="0" w:type="dxa"/>
-          </w:tblCellMar>
-        </w:tblPrEx>
         <w:tc>
           <w:tcPr>
             <w:tcW w:w="1400" w:type="dxa"/>
@@ -18083,12 +17063,6 @@
         </w:tc>
       </w:tr>
       <w:tr>
-        <w:tblPrEx>
-          <w:tblCellMar>
-            <w:top w:w="0" w:type="dxa"/>
-            <w:bottom w:w="0" w:type="dxa"/>
-          </w:tblCellMar>
-        </w:tblPrEx>
         <w:tc>
           <w:tcPr>
             <w:tcW w:w="1400" w:type="dxa"/>
@@ -18198,12 +17172,6 @@
         </w:tc>
       </w:tr>
       <w:tr>
-        <w:tblPrEx>
-          <w:tblCellMar>
-            <w:top w:w="0" w:type="dxa"/>
-            <w:bottom w:w="0" w:type="dxa"/>
-          </w:tblCellMar>
-        </w:tblPrEx>
         <w:tc>
           <w:tcPr>
             <w:tcW w:w="1400" w:type="dxa"/>
@@ -18364,12 +17332,6 @@
         <w:gridCol w:w="8788"/>
       </w:tblGrid>
       <w:tr>
-        <w:tblPrEx>
-          <w:tblCellMar>
-            <w:top w:w="0" w:type="dxa"/>
-            <w:bottom w:w="0" w:type="dxa"/>
-          </w:tblCellMar>
-        </w:tblPrEx>
         <w:tc>
           <w:tcPr>
             <w:tcW w:w="8788" w:type="dxa"/>
@@ -18391,12 +17353,6 @@
         </w:tc>
       </w:tr>
       <w:tr>
-        <w:tblPrEx>
-          <w:tblCellMar>
-            <w:top w:w="0" w:type="dxa"/>
-            <w:bottom w:w="0" w:type="dxa"/>
-          </w:tblCellMar>
-        </w:tblPrEx>
         <w:tc>
           <w:tcPr>
             <w:tcW w:w="8788" w:type="dxa"/>
@@ -18428,12 +17384,6 @@
         </w:tc>
       </w:tr>
       <w:tr>
-        <w:tblPrEx>
-          <w:tblCellMar>
-            <w:top w:w="0" w:type="dxa"/>
-            <w:bottom w:w="0" w:type="dxa"/>
-          </w:tblCellMar>
-        </w:tblPrEx>
         <w:tc>
           <w:tcPr>
             <w:tcW w:w="8788" w:type="dxa"/>
@@ -18465,12 +17415,6 @@
         </w:tc>
       </w:tr>
       <w:tr>
-        <w:tblPrEx>
-          <w:tblCellMar>
-            <w:top w:w="0" w:type="dxa"/>
-            <w:bottom w:w="0" w:type="dxa"/>
-          </w:tblCellMar>
-        </w:tblPrEx>
         <w:tc>
           <w:tcPr>
             <w:tcW w:w="8788" w:type="dxa"/>
@@ -18502,12 +17446,6 @@
         </w:tc>
       </w:tr>
       <w:tr>
-        <w:tblPrEx>
-          <w:tblCellMar>
-            <w:top w:w="0" w:type="dxa"/>
-            <w:bottom w:w="0" w:type="dxa"/>
-          </w:tblCellMar>
-        </w:tblPrEx>
         <w:tc>
           <w:tcPr>
             <w:tcW w:w="8788" w:type="dxa"/>
@@ -18539,12 +17477,6 @@
         </w:tc>
       </w:tr>
       <w:tr>
-        <w:tblPrEx>
-          <w:tblCellMar>
-            <w:top w:w="0" w:type="dxa"/>
-            <w:bottom w:w="0" w:type="dxa"/>
-          </w:tblCellMar>
-        </w:tblPrEx>
         <w:tc>
           <w:tcPr>
             <w:tcW w:w="8788" w:type="dxa"/>
@@ -18576,12 +17508,6 @@
         </w:tc>
       </w:tr>
       <w:tr>
-        <w:tblPrEx>
-          <w:tblCellMar>
-            <w:top w:w="0" w:type="dxa"/>
-            <w:bottom w:w="0" w:type="dxa"/>
-          </w:tblCellMar>
-        </w:tblPrEx>
         <w:tc>
           <w:tcPr>
             <w:tcW w:w="8788" w:type="dxa"/>
@@ -18613,12 +17539,6 @@
         </w:tc>
       </w:tr>
       <w:tr>
-        <w:tblPrEx>
-          <w:tblCellMar>
-            <w:top w:w="0" w:type="dxa"/>
-            <w:bottom w:w="0" w:type="dxa"/>
-          </w:tblCellMar>
-        </w:tblPrEx>
         <w:tc>
           <w:tcPr>
             <w:tcW w:w="8788" w:type="dxa"/>
@@ -18650,12 +17570,6 @@
         </w:tc>
       </w:tr>
       <w:tr>
-        <w:tblPrEx>
-          <w:tblCellMar>
-            <w:top w:w="0" w:type="dxa"/>
-            <w:bottom w:w="0" w:type="dxa"/>
-          </w:tblCellMar>
-        </w:tblPrEx>
         <w:tc>
           <w:tcPr>
             <w:tcW w:w="8788" w:type="dxa"/>
@@ -18687,12 +17601,6 @@
         </w:tc>
       </w:tr>
       <w:tr>
-        <w:tblPrEx>
-          <w:tblCellMar>
-            <w:top w:w="0" w:type="dxa"/>
-            <w:bottom w:w="0" w:type="dxa"/>
-          </w:tblCellMar>
-        </w:tblPrEx>
         <w:tc>
           <w:tcPr>
             <w:tcW w:w="8788" w:type="dxa"/>
@@ -18724,12 +17632,6 @@
         </w:tc>
       </w:tr>
       <w:tr>
-        <w:tblPrEx>
-          <w:tblCellMar>
-            <w:top w:w="0" w:type="dxa"/>
-            <w:bottom w:w="0" w:type="dxa"/>
-          </w:tblCellMar>
-        </w:tblPrEx>
         <w:tc>
           <w:tcPr>
             <w:tcW w:w="8788" w:type="dxa"/>
@@ -18761,12 +17663,6 @@
         </w:tc>
       </w:tr>
       <w:tr>
-        <w:tblPrEx>
-          <w:tblCellMar>
-            <w:top w:w="0" w:type="dxa"/>
-            <w:bottom w:w="0" w:type="dxa"/>
-          </w:tblCellMar>
-        </w:tblPrEx>
         <w:tc>
           <w:tcPr>
             <w:tcW w:w="8788" w:type="dxa"/>
@@ -18855,12 +17751,6 @@
         <w:gridCol w:w="8788"/>
       </w:tblGrid>
       <w:tr>
-        <w:tblPrEx>
-          <w:tblCellMar>
-            <w:top w:w="0" w:type="dxa"/>
-            <w:bottom w:w="0" w:type="dxa"/>
-          </w:tblCellMar>
-        </w:tblPrEx>
         <w:tc>
           <w:tcPr>
             <w:tcW w:w="8788" w:type="dxa"/>
@@ -18882,12 +17772,6 @@
         </w:tc>
       </w:tr>
       <w:tr>
-        <w:tblPrEx>
-          <w:tblCellMar>
-            <w:top w:w="0" w:type="dxa"/>
-            <w:bottom w:w="0" w:type="dxa"/>
-          </w:tblCellMar>
-        </w:tblPrEx>
         <w:tc>
           <w:tcPr>
             <w:tcW w:w="8788" w:type="dxa"/>
@@ -18919,12 +17803,6 @@
         </w:tc>
       </w:tr>
       <w:tr>
-        <w:tblPrEx>
-          <w:tblCellMar>
-            <w:top w:w="0" w:type="dxa"/>
-            <w:bottom w:w="0" w:type="dxa"/>
-          </w:tblCellMar>
-        </w:tblPrEx>
         <w:tc>
           <w:tcPr>
             <w:tcW w:w="8788" w:type="dxa"/>
@@ -18956,12 +17834,6 @@
         </w:tc>
       </w:tr>
       <w:tr>
-        <w:tblPrEx>
-          <w:tblCellMar>
-            <w:top w:w="0" w:type="dxa"/>
-            <w:bottom w:w="0" w:type="dxa"/>
-          </w:tblCellMar>
-        </w:tblPrEx>
         <w:tc>
           <w:tcPr>
             <w:tcW w:w="8788" w:type="dxa"/>
@@ -19013,12 +17885,6 @@
         </w:tc>
       </w:tr>
       <w:tr>
-        <w:tblPrEx>
-          <w:tblCellMar>
-            <w:top w:w="0" w:type="dxa"/>
-            <w:bottom w:w="0" w:type="dxa"/>
-          </w:tblCellMar>
-        </w:tblPrEx>
         <w:tc>
           <w:tcPr>
             <w:tcW w:w="8788" w:type="dxa"/>
@@ -19050,12 +17916,6 @@
         </w:tc>
       </w:tr>
       <w:tr>
-        <w:tblPrEx>
-          <w:tblCellMar>
-            <w:top w:w="0" w:type="dxa"/>
-            <w:bottom w:w="0" w:type="dxa"/>
-          </w:tblCellMar>
-        </w:tblPrEx>
         <w:tc>
           <w:tcPr>
             <w:tcW w:w="8788" w:type="dxa"/>
@@ -19087,12 +17947,6 @@
         </w:tc>
       </w:tr>
       <w:tr>
-        <w:tblPrEx>
-          <w:tblCellMar>
-            <w:top w:w="0" w:type="dxa"/>
-            <w:bottom w:w="0" w:type="dxa"/>
-          </w:tblCellMar>
-        </w:tblPrEx>
         <w:tc>
           <w:tcPr>
             <w:tcW w:w="8788" w:type="dxa"/>
@@ -19124,12 +17978,6 @@
         </w:tc>
       </w:tr>
       <w:tr>
-        <w:tblPrEx>
-          <w:tblCellMar>
-            <w:top w:w="0" w:type="dxa"/>
-            <w:bottom w:w="0" w:type="dxa"/>
-          </w:tblCellMar>
-        </w:tblPrEx>
         <w:tc>
           <w:tcPr>
             <w:tcW w:w="8788" w:type="dxa"/>
@@ -19161,12 +18009,6 @@
         </w:tc>
       </w:tr>
       <w:tr>
-        <w:tblPrEx>
-          <w:tblCellMar>
-            <w:top w:w="0" w:type="dxa"/>
-            <w:bottom w:w="0" w:type="dxa"/>
-          </w:tblCellMar>
-        </w:tblPrEx>
         <w:tc>
           <w:tcPr>
             <w:tcW w:w="8788" w:type="dxa"/>
@@ -19198,12 +18040,6 @@
         </w:tc>
       </w:tr>
       <w:tr>
-        <w:tblPrEx>
-          <w:tblCellMar>
-            <w:top w:w="0" w:type="dxa"/>
-            <w:bottom w:w="0" w:type="dxa"/>
-          </w:tblCellMar>
-        </w:tblPrEx>
         <w:tc>
           <w:tcPr>
             <w:tcW w:w="8788" w:type="dxa"/>
@@ -19235,12 +18071,6 @@
         </w:tc>
       </w:tr>
       <w:tr>
-        <w:tblPrEx>
-          <w:tblCellMar>
-            <w:top w:w="0" w:type="dxa"/>
-            <w:bottom w:w="0" w:type="dxa"/>
-          </w:tblCellMar>
-        </w:tblPrEx>
         <w:tc>
           <w:tcPr>
             <w:tcW w:w="8788" w:type="dxa"/>
@@ -19272,12 +18102,6 @@
         </w:tc>
       </w:tr>
       <w:tr>
-        <w:tblPrEx>
-          <w:tblCellMar>
-            <w:top w:w="0" w:type="dxa"/>
-            <w:bottom w:w="0" w:type="dxa"/>
-          </w:tblCellMar>
-        </w:tblPrEx>
         <w:tc>
           <w:tcPr>
             <w:tcW w:w="8788" w:type="dxa"/>
@@ -19309,12 +18133,6 @@
         </w:tc>
       </w:tr>
       <w:tr>
-        <w:tblPrEx>
-          <w:tblCellMar>
-            <w:top w:w="0" w:type="dxa"/>
-            <w:bottom w:w="0" w:type="dxa"/>
-          </w:tblCellMar>
-        </w:tblPrEx>
         <w:tc>
           <w:tcPr>
             <w:tcW w:w="8788" w:type="dxa"/>
@@ -19358,12 +18176,6 @@
         </w:tc>
       </w:tr>
       <w:tr>
-        <w:tblPrEx>
-          <w:tblCellMar>
-            <w:top w:w="0" w:type="dxa"/>
-            <w:bottom w:w="0" w:type="dxa"/>
-          </w:tblCellMar>
-        </w:tblPrEx>
         <w:tc>
           <w:tcPr>
             <w:tcW w:w="8788" w:type="dxa"/>
@@ -19395,12 +18207,6 @@
         </w:tc>
       </w:tr>
       <w:tr>
-        <w:tblPrEx>
-          <w:tblCellMar>
-            <w:top w:w="0" w:type="dxa"/>
-            <w:bottom w:w="0" w:type="dxa"/>
-          </w:tblCellMar>
-        </w:tblPrEx>
         <w:tc>
           <w:tcPr>
             <w:tcW w:w="8788" w:type="dxa"/>
@@ -19463,12 +18269,6 @@
         </w:tc>
       </w:tr>
       <w:tr>
-        <w:tblPrEx>
-          <w:tblCellMar>
-            <w:top w:w="0" w:type="dxa"/>
-            <w:bottom w:w="0" w:type="dxa"/>
-          </w:tblCellMar>
-        </w:tblPrEx>
         <w:tc>
           <w:tcPr>
             <w:tcW w:w="8788" w:type="dxa"/>
@@ -19500,12 +18300,6 @@
         </w:tc>
       </w:tr>
       <w:tr>
-        <w:tblPrEx>
-          <w:tblCellMar>
-            <w:top w:w="0" w:type="dxa"/>
-            <w:bottom w:w="0" w:type="dxa"/>
-          </w:tblCellMar>
-        </w:tblPrEx>
         <w:tc>
           <w:tcPr>
             <w:tcW w:w="8788" w:type="dxa"/>
@@ -19537,12 +18331,6 @@
         </w:tc>
       </w:tr>
       <w:tr>
-        <w:tblPrEx>
-          <w:tblCellMar>
-            <w:top w:w="0" w:type="dxa"/>
-            <w:bottom w:w="0" w:type="dxa"/>
-          </w:tblCellMar>
-        </w:tblPrEx>
         <w:tc>
           <w:tcPr>
             <w:tcW w:w="8788" w:type="dxa"/>
@@ -19585,12 +18373,6 @@
         </w:tc>
       </w:tr>
       <w:tr>
-        <w:tblPrEx>
-          <w:tblCellMar>
-            <w:top w:w="0" w:type="dxa"/>
-            <w:bottom w:w="0" w:type="dxa"/>
-          </w:tblCellMar>
-        </w:tblPrEx>
         <w:tc>
           <w:tcPr>
             <w:tcW w:w="8788" w:type="dxa"/>
@@ -19653,12 +18435,6 @@
         </w:tc>
       </w:tr>
       <w:tr>
-        <w:tblPrEx>
-          <w:tblCellMar>
-            <w:top w:w="0" w:type="dxa"/>
-            <w:bottom w:w="0" w:type="dxa"/>
-          </w:tblCellMar>
-        </w:tblPrEx>
         <w:tc>
           <w:tcPr>
             <w:tcW w:w="8788" w:type="dxa"/>
@@ -19731,12 +18507,6 @@
         <w:gridCol w:w="8788"/>
       </w:tblGrid>
       <w:tr>
-        <w:tblPrEx>
-          <w:tblCellMar>
-            <w:top w:w="0" w:type="dxa"/>
-            <w:bottom w:w="0" w:type="dxa"/>
-          </w:tblCellMar>
-        </w:tblPrEx>
         <w:tc>
           <w:tcPr>
             <w:tcW w:w="8788" w:type="dxa"/>
@@ -19758,12 +18528,6 @@
         </w:tc>
       </w:tr>
       <w:tr>
-        <w:tblPrEx>
-          <w:tblCellMar>
-            <w:top w:w="0" w:type="dxa"/>
-            <w:bottom w:w="0" w:type="dxa"/>
-          </w:tblCellMar>
-        </w:tblPrEx>
         <w:tc>
           <w:tcPr>
             <w:tcW w:w="8788" w:type="dxa"/>
@@ -19815,12 +18579,6 @@
         </w:tc>
       </w:tr>
       <w:tr>
-        <w:tblPrEx>
-          <w:tblCellMar>
-            <w:top w:w="0" w:type="dxa"/>
-            <w:bottom w:w="0" w:type="dxa"/>
-          </w:tblCellMar>
-        </w:tblPrEx>
         <w:tc>
           <w:tcPr>
             <w:tcW w:w="8788" w:type="dxa"/>
@@ -19852,12 +18610,6 @@
         </w:tc>
       </w:tr>
       <w:tr>
-        <w:tblPrEx>
-          <w:tblCellMar>
-            <w:top w:w="0" w:type="dxa"/>
-            <w:bottom w:w="0" w:type="dxa"/>
-          </w:tblCellMar>
-        </w:tblPrEx>
         <w:tc>
           <w:tcPr>
             <w:tcW w:w="8788" w:type="dxa"/>
@@ -19909,12 +18661,6 @@
         </w:tc>
       </w:tr>
       <w:tr>
-        <w:tblPrEx>
-          <w:tblCellMar>
-            <w:top w:w="0" w:type="dxa"/>
-            <w:bottom w:w="0" w:type="dxa"/>
-          </w:tblCellMar>
-        </w:tblPrEx>
         <w:tc>
           <w:tcPr>
             <w:tcW w:w="8788" w:type="dxa"/>
@@ -19946,12 +18692,6 @@
         </w:tc>
       </w:tr>
       <w:tr>
-        <w:tblPrEx>
-          <w:tblCellMar>
-            <w:top w:w="0" w:type="dxa"/>
-            <w:bottom w:w="0" w:type="dxa"/>
-          </w:tblCellMar>
-        </w:tblPrEx>
         <w:tc>
           <w:tcPr>
             <w:tcW w:w="8788" w:type="dxa"/>
@@ -20003,12 +18743,6 @@
         </w:tc>
       </w:tr>
       <w:tr>
-        <w:tblPrEx>
-          <w:tblCellMar>
-            <w:top w:w="0" w:type="dxa"/>
-            <w:bottom w:w="0" w:type="dxa"/>
-          </w:tblCellMar>
-        </w:tblPrEx>
         <w:tc>
           <w:tcPr>
             <w:tcW w:w="8788" w:type="dxa"/>
@@ -20062,12 +18796,6 @@
         </w:tc>
       </w:tr>
       <w:tr>
-        <w:tblPrEx>
-          <w:tblCellMar>
-            <w:top w:w="0" w:type="dxa"/>
-            <w:bottom w:w="0" w:type="dxa"/>
-          </w:tblCellMar>
-        </w:tblPrEx>
         <w:tc>
           <w:tcPr>
             <w:tcW w:w="8788" w:type="dxa"/>
@@ -20121,12 +18849,6 @@
         </w:tc>
       </w:tr>
       <w:tr>
-        <w:tblPrEx>
-          <w:tblCellMar>
-            <w:top w:w="0" w:type="dxa"/>
-            <w:bottom w:w="0" w:type="dxa"/>
-          </w:tblCellMar>
-        </w:tblPrEx>
         <w:tc>
           <w:tcPr>
             <w:tcW w:w="8788" w:type="dxa"/>
@@ -20198,12 +18920,6 @@
         </w:tc>
       </w:tr>
       <w:tr>
-        <w:tblPrEx>
-          <w:tblCellMar>
-            <w:top w:w="0" w:type="dxa"/>
-            <w:bottom w:w="0" w:type="dxa"/>
-          </w:tblCellMar>
-        </w:tblPrEx>
         <w:tc>
           <w:tcPr>
             <w:tcW w:w="8788" w:type="dxa"/>
@@ -20255,12 +18971,6 @@
         </w:tc>
       </w:tr>
       <w:tr>
-        <w:tblPrEx>
-          <w:tblCellMar>
-            <w:top w:w="0" w:type="dxa"/>
-            <w:bottom w:w="0" w:type="dxa"/>
-          </w:tblCellMar>
-        </w:tblPrEx>
         <w:tc>
           <w:tcPr>
             <w:tcW w:w="8788" w:type="dxa"/>
@@ -20312,12 +19022,6 @@
         </w:tc>
       </w:tr>
       <w:tr>
-        <w:tblPrEx>
-          <w:tblCellMar>
-            <w:top w:w="0" w:type="dxa"/>
-            <w:bottom w:w="0" w:type="dxa"/>
-          </w:tblCellMar>
-        </w:tblPrEx>
         <w:tc>
           <w:tcPr>
             <w:tcW w:w="8788" w:type="dxa"/>
@@ -20369,12 +19073,6 @@
         </w:tc>
       </w:tr>
       <w:tr>
-        <w:tblPrEx>
-          <w:tblCellMar>
-            <w:top w:w="0" w:type="dxa"/>
-            <w:bottom w:w="0" w:type="dxa"/>
-          </w:tblCellMar>
-        </w:tblPrEx>
         <w:tc>
           <w:tcPr>
             <w:tcW w:w="8788" w:type="dxa"/>
@@ -20466,12 +19164,6 @@
         </w:tc>
       </w:tr>
       <w:tr>
-        <w:tblPrEx>
-          <w:tblCellMar>
-            <w:top w:w="0" w:type="dxa"/>
-            <w:bottom w:w="0" w:type="dxa"/>
-          </w:tblCellMar>
-        </w:tblPrEx>
         <w:tc>
           <w:tcPr>
             <w:tcW w:w="8788" w:type="dxa"/>
@@ -20503,12 +19195,6 @@
         </w:tc>
       </w:tr>
       <w:tr>
-        <w:tblPrEx>
-          <w:tblCellMar>
-            <w:top w:w="0" w:type="dxa"/>
-            <w:bottom w:w="0" w:type="dxa"/>
-          </w:tblCellMar>
-        </w:tblPrEx>
         <w:tc>
           <w:tcPr>
             <w:tcW w:w="8788" w:type="dxa"/>
@@ -20560,12 +19246,6 @@
         </w:tc>
       </w:tr>
       <w:tr>
-        <w:tblPrEx>
-          <w:tblCellMar>
-            <w:top w:w="0" w:type="dxa"/>
-            <w:bottom w:w="0" w:type="dxa"/>
-          </w:tblCellMar>
-        </w:tblPrEx>
         <w:tc>
           <w:tcPr>
             <w:tcW w:w="8788" w:type="dxa"/>
@@ -20617,12 +19297,6 @@
         </w:tc>
       </w:tr>
       <w:tr>
-        <w:tblPrEx>
-          <w:tblCellMar>
-            <w:top w:w="0" w:type="dxa"/>
-            <w:bottom w:w="0" w:type="dxa"/>
-          </w:tblCellMar>
-        </w:tblPrEx>
         <w:tc>
           <w:tcPr>
             <w:tcW w:w="8788" w:type="dxa"/>
@@ -20654,12 +19328,6 @@
         </w:tc>
       </w:tr>
       <w:tr>
-        <w:tblPrEx>
-          <w:tblCellMar>
-            <w:top w:w="0" w:type="dxa"/>
-            <w:bottom w:w="0" w:type="dxa"/>
-          </w:tblCellMar>
-        </w:tblPrEx>
         <w:tc>
           <w:tcPr>
             <w:tcW w:w="8788" w:type="dxa"/>
@@ -20691,12 +19359,6 @@
         </w:tc>
       </w:tr>
       <w:tr>
-        <w:tblPrEx>
-          <w:tblCellMar>
-            <w:top w:w="0" w:type="dxa"/>
-            <w:bottom w:w="0" w:type="dxa"/>
-          </w:tblCellMar>
-        </w:tblPrEx>
         <w:tc>
           <w:tcPr>
             <w:tcW w:w="8788" w:type="dxa"/>
@@ -20788,12 +19450,6 @@
         </w:tc>
       </w:tr>
       <w:tr>
-        <w:tblPrEx>
-          <w:tblCellMar>
-            <w:top w:w="0" w:type="dxa"/>
-            <w:bottom w:w="0" w:type="dxa"/>
-          </w:tblCellMar>
-        </w:tblPrEx>
         <w:tc>
           <w:tcPr>
             <w:tcW w:w="8788" w:type="dxa"/>
@@ -20825,12 +19481,6 @@
         </w:tc>
       </w:tr>
       <w:tr>
-        <w:tblPrEx>
-          <w:tblCellMar>
-            <w:top w:w="0" w:type="dxa"/>
-            <w:bottom w:w="0" w:type="dxa"/>
-          </w:tblCellMar>
-        </w:tblPrEx>
         <w:tc>
           <w:tcPr>
             <w:tcW w:w="8788" w:type="dxa"/>
@@ -20862,12 +19512,6 @@
         </w:tc>
       </w:tr>
       <w:tr>
-        <w:tblPrEx>
-          <w:tblCellMar>
-            <w:top w:w="0" w:type="dxa"/>
-            <w:bottom w:w="0" w:type="dxa"/>
-          </w:tblCellMar>
-        </w:tblPrEx>
         <w:tc>
           <w:tcPr>
             <w:tcW w:w="8788" w:type="dxa"/>
@@ -20899,12 +19543,6 @@
         </w:tc>
       </w:tr>
       <w:tr>
-        <w:tblPrEx>
-          <w:tblCellMar>
-            <w:top w:w="0" w:type="dxa"/>
-            <w:bottom w:w="0" w:type="dxa"/>
-          </w:tblCellMar>
-        </w:tblPrEx>
         <w:tc>
           <w:tcPr>
             <w:tcW w:w="8788" w:type="dxa"/>
@@ -20936,12 +19574,6 @@
         </w:tc>
       </w:tr>
       <w:tr>
-        <w:tblPrEx>
-          <w:tblCellMar>
-            <w:top w:w="0" w:type="dxa"/>
-            <w:bottom w:w="0" w:type="dxa"/>
-          </w:tblCellMar>
-        </w:tblPrEx>
         <w:tc>
           <w:tcPr>
             <w:tcW w:w="8788" w:type="dxa"/>
@@ -20986,12 +19618,6 @@
         </w:tc>
       </w:tr>
       <w:tr>
-        <w:tblPrEx>
-          <w:tblCellMar>
-            <w:top w:w="0" w:type="dxa"/>
-            <w:bottom w:w="0" w:type="dxa"/>
-          </w:tblCellMar>
-        </w:tblPrEx>
         <w:tc>
           <w:tcPr>
             <w:tcW w:w="8788" w:type="dxa"/>
@@ -21080,12 +19706,6 @@
         <w:gridCol w:w="8788"/>
       </w:tblGrid>
       <w:tr>
-        <w:tblPrEx>
-          <w:tblCellMar>
-            <w:top w:w="0" w:type="dxa"/>
-            <w:bottom w:w="0" w:type="dxa"/>
-          </w:tblCellMar>
-        </w:tblPrEx>
         <w:tc>
           <w:tcPr>
             <w:tcW w:w="8788" w:type="dxa"/>
@@ -21107,12 +19727,6 @@
         </w:tc>
       </w:tr>
       <w:tr>
-        <w:tblPrEx>
-          <w:tblCellMar>
-            <w:top w:w="0" w:type="dxa"/>
-            <w:bottom w:w="0" w:type="dxa"/>
-          </w:tblCellMar>
-        </w:tblPrEx>
         <w:tc>
           <w:tcPr>
             <w:tcW w:w="8788" w:type="dxa"/>
@@ -21164,12 +19778,6 @@
         </w:tc>
       </w:tr>
       <w:tr>
-        <w:tblPrEx>
-          <w:tblCellMar>
-            <w:top w:w="0" w:type="dxa"/>
-            <w:bottom w:w="0" w:type="dxa"/>
-          </w:tblCellMar>
-        </w:tblPrEx>
         <w:tc>
           <w:tcPr>
             <w:tcW w:w="8788" w:type="dxa"/>
@@ -21212,12 +19820,6 @@
         </w:tc>
       </w:tr>
       <w:tr>
-        <w:tblPrEx>
-          <w:tblCellMar>
-            <w:top w:w="0" w:type="dxa"/>
-            <w:bottom w:w="0" w:type="dxa"/>
-          </w:tblCellMar>
-        </w:tblPrEx>
         <w:tc>
           <w:tcPr>
             <w:tcW w:w="8788" w:type="dxa"/>
@@ -21249,12 +19851,6 @@
         </w:tc>
       </w:tr>
       <w:tr>
-        <w:tblPrEx>
-          <w:tblCellMar>
-            <w:top w:w="0" w:type="dxa"/>
-            <w:bottom w:w="0" w:type="dxa"/>
-          </w:tblCellMar>
-        </w:tblPrEx>
         <w:tc>
           <w:tcPr>
             <w:tcW w:w="8788" w:type="dxa"/>
@@ -21357,12 +19953,6 @@
         </w:tc>
       </w:tr>
       <w:tr>
-        <w:tblPrEx>
-          <w:tblCellMar>
-            <w:top w:w="0" w:type="dxa"/>
-            <w:bottom w:w="0" w:type="dxa"/>
-          </w:tblCellMar>
-        </w:tblPrEx>
         <w:tc>
           <w:tcPr>
             <w:tcW w:w="8788" w:type="dxa"/>
@@ -21454,12 +20044,6 @@
         </w:tc>
       </w:tr>
       <w:tr>
-        <w:tblPrEx>
-          <w:tblCellMar>
-            <w:top w:w="0" w:type="dxa"/>
-            <w:bottom w:w="0" w:type="dxa"/>
-          </w:tblCellMar>
-        </w:tblPrEx>
         <w:tc>
           <w:tcPr>
             <w:tcW w:w="8788" w:type="dxa"/>
@@ -21491,12 +20075,6 @@
         </w:tc>
       </w:tr>
       <w:tr>
-        <w:tblPrEx>
-          <w:tblCellMar>
-            <w:top w:w="0" w:type="dxa"/>
-            <w:bottom w:w="0" w:type="dxa"/>
-          </w:tblCellMar>
-        </w:tblPrEx>
         <w:tc>
           <w:tcPr>
             <w:tcW w:w="8788" w:type="dxa"/>
@@ -21548,12 +20126,6 @@
         </w:tc>
       </w:tr>
       <w:tr>
-        <w:tblPrEx>
-          <w:tblCellMar>
-            <w:top w:w="0" w:type="dxa"/>
-            <w:bottom w:w="0" w:type="dxa"/>
-          </w:tblCellMar>
-        </w:tblPrEx>
         <w:tc>
           <w:tcPr>
             <w:tcW w:w="8788" w:type="dxa"/>
@@ -21625,12 +20197,6 @@
         </w:tc>
       </w:tr>
       <w:tr>
-        <w:tblPrEx>
-          <w:tblCellMar>
-            <w:top w:w="0" w:type="dxa"/>
-            <w:bottom w:w="0" w:type="dxa"/>
-          </w:tblCellMar>
-        </w:tblPrEx>
         <w:tc>
           <w:tcPr>
             <w:tcW w:w="8788" w:type="dxa"/>
@@ -21722,12 +20288,6 @@
         </w:tc>
       </w:tr>
       <w:tr>
-        <w:tblPrEx>
-          <w:tblCellMar>
-            <w:top w:w="0" w:type="dxa"/>
-            <w:bottom w:w="0" w:type="dxa"/>
-          </w:tblCellMar>
-        </w:tblPrEx>
         <w:tc>
           <w:tcPr>
             <w:tcW w:w="8788" w:type="dxa"/>
@@ -21759,12 +20319,6 @@
         </w:tc>
       </w:tr>
       <w:tr>
-        <w:tblPrEx>
-          <w:tblCellMar>
-            <w:top w:w="0" w:type="dxa"/>
-            <w:bottom w:w="0" w:type="dxa"/>
-          </w:tblCellMar>
-        </w:tblPrEx>
         <w:tc>
           <w:tcPr>
             <w:tcW w:w="8788" w:type="dxa"/>
@@ -21818,12 +20372,6 @@
         </w:tc>
       </w:tr>
       <w:tr>
-        <w:tblPrEx>
-          <w:tblCellMar>
-            <w:top w:w="0" w:type="dxa"/>
-            <w:bottom w:w="0" w:type="dxa"/>
-          </w:tblCellMar>
-        </w:tblPrEx>
         <w:tc>
           <w:tcPr>
             <w:tcW w:w="8788" w:type="dxa"/>
@@ -21875,12 +20423,6 @@
         </w:tc>
       </w:tr>
       <w:tr>
-        <w:tblPrEx>
-          <w:tblCellMar>
-            <w:top w:w="0" w:type="dxa"/>
-            <w:bottom w:w="0" w:type="dxa"/>
-          </w:tblCellMar>
-        </w:tblPrEx>
         <w:tc>
           <w:tcPr>
             <w:tcW w:w="8788" w:type="dxa"/>
@@ -21972,12 +20514,6 @@
         </w:tc>
       </w:tr>
       <w:tr>
-        <w:tblPrEx>
-          <w:tblCellMar>
-            <w:top w:w="0" w:type="dxa"/>
-            <w:bottom w:w="0" w:type="dxa"/>
-          </w:tblCellMar>
-        </w:tblPrEx>
         <w:tc>
           <w:tcPr>
             <w:tcW w:w="8788" w:type="dxa"/>
@@ -22009,12 +20545,6 @@
         </w:tc>
       </w:tr>
       <w:tr>
-        <w:tblPrEx>
-          <w:tblCellMar>
-            <w:top w:w="0" w:type="dxa"/>
-            <w:bottom w:w="0" w:type="dxa"/>
-          </w:tblCellMar>
-        </w:tblPrEx>
         <w:tc>
           <w:tcPr>
             <w:tcW w:w="8788" w:type="dxa"/>
@@ -22046,12 +20576,6 @@
         </w:tc>
       </w:tr>
       <w:tr>
-        <w:tblPrEx>
-          <w:tblCellMar>
-            <w:top w:w="0" w:type="dxa"/>
-            <w:bottom w:w="0" w:type="dxa"/>
-          </w:tblCellMar>
-        </w:tblPrEx>
         <w:tc>
           <w:tcPr>
             <w:tcW w:w="8788" w:type="dxa"/>
@@ -22083,12 +20607,6 @@
         </w:tc>
       </w:tr>
       <w:tr>
-        <w:tblPrEx>
-          <w:tblCellMar>
-            <w:top w:w="0" w:type="dxa"/>
-            <w:bottom w:w="0" w:type="dxa"/>
-          </w:tblCellMar>
-        </w:tblPrEx>
         <w:tc>
           <w:tcPr>
             <w:tcW w:w="8788" w:type="dxa"/>
@@ -22120,12 +20638,6 @@
         </w:tc>
       </w:tr>
       <w:tr>
-        <w:tblPrEx>
-          <w:tblCellMar>
-            <w:top w:w="0" w:type="dxa"/>
-            <w:bottom w:w="0" w:type="dxa"/>
-          </w:tblCellMar>
-        </w:tblPrEx>
         <w:tc>
           <w:tcPr>
             <w:tcW w:w="8788" w:type="dxa"/>
@@ -22231,12 +20743,6 @@
         <w:gridCol w:w="8788"/>
       </w:tblGrid>
       <w:tr>
-        <w:tblPrEx>
-          <w:tblCellMar>
-            <w:top w:w="0" w:type="dxa"/>
-            <w:bottom w:w="0" w:type="dxa"/>
-          </w:tblCellMar>
-        </w:tblPrEx>
         <w:tc>
           <w:tcPr>
             <w:tcW w:w="8788" w:type="dxa"/>
@@ -22258,12 +20764,6 @@
         </w:tc>
       </w:tr>
       <w:tr>
-        <w:tblPrEx>
-          <w:tblCellMar>
-            <w:top w:w="0" w:type="dxa"/>
-            <w:bottom w:w="0" w:type="dxa"/>
-          </w:tblCellMar>
-        </w:tblPrEx>
         <w:tc>
           <w:tcPr>
             <w:tcW w:w="8788" w:type="dxa"/>
@@ -22295,12 +20795,6 @@
         </w:tc>
       </w:tr>
       <w:tr>
-        <w:tblPrEx>
-          <w:tblCellMar>
-            <w:top w:w="0" w:type="dxa"/>
-            <w:bottom w:w="0" w:type="dxa"/>
-          </w:tblCellMar>
-        </w:tblPrEx>
         <w:tc>
           <w:tcPr>
             <w:tcW w:w="8788" w:type="dxa"/>
@@ -22352,12 +20846,6 @@
         </w:tc>
       </w:tr>
       <w:tr>
-        <w:tblPrEx>
-          <w:tblCellMar>
-            <w:top w:w="0" w:type="dxa"/>
-            <w:bottom w:w="0" w:type="dxa"/>
-          </w:tblCellMar>
-        </w:tblPrEx>
         <w:tc>
           <w:tcPr>
             <w:tcW w:w="8788" w:type="dxa"/>
@@ -22409,12 +20897,6 @@
         </w:tc>
       </w:tr>
       <w:tr>
-        <w:tblPrEx>
-          <w:tblCellMar>
-            <w:top w:w="0" w:type="dxa"/>
-            <w:bottom w:w="0" w:type="dxa"/>
-          </w:tblCellMar>
-        </w:tblPrEx>
         <w:tc>
           <w:tcPr>
             <w:tcW w:w="8788" w:type="dxa"/>
@@ -22446,12 +20928,6 @@
         </w:tc>
       </w:tr>
       <w:tr>
-        <w:tblPrEx>
-          <w:tblCellMar>
-            <w:top w:w="0" w:type="dxa"/>
-            <w:bottom w:w="0" w:type="dxa"/>
-          </w:tblCellMar>
-        </w:tblPrEx>
         <w:tc>
           <w:tcPr>
             <w:tcW w:w="8788" w:type="dxa"/>
@@ -22534,12 +21010,6 @@
         </w:tc>
       </w:tr>
       <w:tr>
-        <w:tblPrEx>
-          <w:tblCellMar>
-            <w:top w:w="0" w:type="dxa"/>
-            <w:bottom w:w="0" w:type="dxa"/>
-          </w:tblCellMar>
-        </w:tblPrEx>
         <w:tc>
           <w:tcPr>
             <w:tcW w:w="8788" w:type="dxa"/>
@@ -22622,12 +21092,6 @@
         </w:tc>
       </w:tr>
       <w:tr>
-        <w:tblPrEx>
-          <w:tblCellMar>
-            <w:top w:w="0" w:type="dxa"/>
-            <w:bottom w:w="0" w:type="dxa"/>
-          </w:tblCellMar>
-        </w:tblPrEx>
         <w:tc>
           <w:tcPr>
             <w:tcW w:w="8788" w:type="dxa"/>
@@ -22699,12 +21163,6 @@
         </w:tc>
       </w:tr>
       <w:tr>
-        <w:tblPrEx>
-          <w:tblCellMar>
-            <w:top w:w="0" w:type="dxa"/>
-            <w:bottom w:w="0" w:type="dxa"/>
-          </w:tblCellMar>
-        </w:tblPrEx>
         <w:tc>
           <w:tcPr>
             <w:tcW w:w="8788" w:type="dxa"/>
@@ -22756,12 +21214,6 @@
         </w:tc>
       </w:tr>
       <w:tr>
-        <w:tblPrEx>
-          <w:tblCellMar>
-            <w:top w:w="0" w:type="dxa"/>
-            <w:bottom w:w="0" w:type="dxa"/>
-          </w:tblCellMar>
-        </w:tblPrEx>
         <w:tc>
           <w:tcPr>
             <w:tcW w:w="8788" w:type="dxa"/>
@@ -22855,12 +21307,6 @@
         </w:tc>
       </w:tr>
       <w:tr>
-        <w:tblPrEx>
-          <w:tblCellMar>
-            <w:top w:w="0" w:type="dxa"/>
-            <w:bottom w:w="0" w:type="dxa"/>
-          </w:tblCellMar>
-        </w:tblPrEx>
         <w:tc>
           <w:tcPr>
             <w:tcW w:w="8788" w:type="dxa"/>
@@ -22892,12 +21338,6 @@
         </w:tc>
       </w:tr>
       <w:tr>
-        <w:tblPrEx>
-          <w:tblCellMar>
-            <w:top w:w="0" w:type="dxa"/>
-            <w:bottom w:w="0" w:type="dxa"/>
-          </w:tblCellMar>
-        </w:tblPrEx>
         <w:tc>
           <w:tcPr>
             <w:tcW w:w="8788" w:type="dxa"/>
@@ -22929,12 +21369,6 @@
         </w:tc>
       </w:tr>
       <w:tr>
-        <w:tblPrEx>
-          <w:tblCellMar>
-            <w:top w:w="0" w:type="dxa"/>
-            <w:bottom w:w="0" w:type="dxa"/>
-          </w:tblCellMar>
-        </w:tblPrEx>
         <w:tc>
           <w:tcPr>
             <w:tcW w:w="8788" w:type="dxa"/>
@@ -22986,12 +21420,6 @@
         </w:tc>
       </w:tr>
       <w:tr>
-        <w:tblPrEx>
-          <w:tblCellMar>
-            <w:top w:w="0" w:type="dxa"/>
-            <w:bottom w:w="0" w:type="dxa"/>
-          </w:tblCellMar>
-        </w:tblPrEx>
         <w:tc>
           <w:tcPr>
             <w:tcW w:w="8788" w:type="dxa"/>
@@ -23043,12 +21471,6 @@
         </w:tc>
       </w:tr>
       <w:tr>
-        <w:tblPrEx>
-          <w:tblCellMar>
-            <w:top w:w="0" w:type="dxa"/>
-            <w:bottom w:w="0" w:type="dxa"/>
-          </w:tblCellMar>
-        </w:tblPrEx>
         <w:tc>
           <w:tcPr>
             <w:tcW w:w="8788" w:type="dxa"/>
@@ -23080,12 +21502,6 @@
         </w:tc>
       </w:tr>
       <w:tr>
-        <w:tblPrEx>
-          <w:tblCellMar>
-            <w:top w:w="0" w:type="dxa"/>
-            <w:bottom w:w="0" w:type="dxa"/>
-          </w:tblCellMar>
-        </w:tblPrEx>
         <w:tc>
           <w:tcPr>
             <w:tcW w:w="8788" w:type="dxa"/>
@@ -23117,12 +21533,6 @@
         </w:tc>
       </w:tr>
       <w:tr>
-        <w:tblPrEx>
-          <w:tblCellMar>
-            <w:top w:w="0" w:type="dxa"/>
-            <w:bottom w:w="0" w:type="dxa"/>
-          </w:tblCellMar>
-        </w:tblPrEx>
         <w:tc>
           <w:tcPr>
             <w:tcW w:w="8788" w:type="dxa"/>
@@ -23214,12 +21624,6 @@
         </w:tc>
       </w:tr>
       <w:tr>
-        <w:tblPrEx>
-          <w:tblCellMar>
-            <w:top w:w="0" w:type="dxa"/>
-            <w:bottom w:w="0" w:type="dxa"/>
-          </w:tblCellMar>
-        </w:tblPrEx>
         <w:tc>
           <w:tcPr>
             <w:tcW w:w="8788" w:type="dxa"/>
@@ -23251,12 +21655,6 @@
         </w:tc>
       </w:tr>
       <w:tr>
-        <w:tblPrEx>
-          <w:tblCellMar>
-            <w:top w:w="0" w:type="dxa"/>
-            <w:bottom w:w="0" w:type="dxa"/>
-          </w:tblCellMar>
-        </w:tblPrEx>
         <w:tc>
           <w:tcPr>
             <w:tcW w:w="8788" w:type="dxa"/>
@@ -23308,12 +21706,6 @@
         </w:tc>
       </w:tr>
       <w:tr>
-        <w:tblPrEx>
-          <w:tblCellMar>
-            <w:top w:w="0" w:type="dxa"/>
-            <w:bottom w:w="0" w:type="dxa"/>
-          </w:tblCellMar>
-        </w:tblPrEx>
         <w:tc>
           <w:tcPr>
             <w:tcW w:w="8788" w:type="dxa"/>
@@ -23385,12 +21777,6 @@
         </w:tc>
       </w:tr>
       <w:tr>
-        <w:tblPrEx>
-          <w:tblCellMar>
-            <w:top w:w="0" w:type="dxa"/>
-            <w:bottom w:w="0" w:type="dxa"/>
-          </w:tblCellMar>
-        </w:tblPrEx>
         <w:tc>
           <w:tcPr>
             <w:tcW w:w="8788" w:type="dxa"/>
@@ -23482,12 +21868,6 @@
         </w:tc>
       </w:tr>
       <w:tr>
-        <w:tblPrEx>
-          <w:tblCellMar>
-            <w:top w:w="0" w:type="dxa"/>
-            <w:bottom w:w="0" w:type="dxa"/>
-          </w:tblCellMar>
-        </w:tblPrEx>
         <w:tc>
           <w:tcPr>
             <w:tcW w:w="8788" w:type="dxa"/>
@@ -23519,12 +21899,6 @@
         </w:tc>
       </w:tr>
       <w:tr>
-        <w:tblPrEx>
-          <w:tblCellMar>
-            <w:top w:w="0" w:type="dxa"/>
-            <w:bottom w:w="0" w:type="dxa"/>
-          </w:tblCellMar>
-        </w:tblPrEx>
         <w:tc>
           <w:tcPr>
             <w:tcW w:w="8788" w:type="dxa"/>
@@ -23607,12 +21981,6 @@
         </w:tc>
       </w:tr>
       <w:tr>
-        <w:tblPrEx>
-          <w:tblCellMar>
-            <w:top w:w="0" w:type="dxa"/>
-            <w:bottom w:w="0" w:type="dxa"/>
-          </w:tblCellMar>
-        </w:tblPrEx>
         <w:tc>
           <w:tcPr>
             <w:tcW w:w="8788" w:type="dxa"/>
@@ -23695,12 +22063,6 @@
         </w:tc>
       </w:tr>
       <w:tr>
-        <w:tblPrEx>
-          <w:tblCellMar>
-            <w:top w:w="0" w:type="dxa"/>
-            <w:bottom w:w="0" w:type="dxa"/>
-          </w:tblCellMar>
-        </w:tblPrEx>
         <w:tc>
           <w:tcPr>
             <w:tcW w:w="8788" w:type="dxa"/>
@@ -23772,12 +22134,6 @@
         </w:tc>
       </w:tr>
       <w:tr>
-        <w:tblPrEx>
-          <w:tblCellMar>
-            <w:top w:w="0" w:type="dxa"/>
-            <w:bottom w:w="0" w:type="dxa"/>
-          </w:tblCellMar>
-        </w:tblPrEx>
         <w:tc>
           <w:tcPr>
             <w:tcW w:w="8788" w:type="dxa"/>
@@ -23829,12 +22185,6 @@
         </w:tc>
       </w:tr>
       <w:tr>
-        <w:tblPrEx>
-          <w:tblCellMar>
-            <w:top w:w="0" w:type="dxa"/>
-            <w:bottom w:w="0" w:type="dxa"/>
-          </w:tblCellMar>
-        </w:tblPrEx>
         <w:tc>
           <w:tcPr>
             <w:tcW w:w="8788" w:type="dxa"/>
@@ -23928,12 +22278,6 @@
         </w:tc>
       </w:tr>
       <w:tr>
-        <w:tblPrEx>
-          <w:tblCellMar>
-            <w:top w:w="0" w:type="dxa"/>
-            <w:bottom w:w="0" w:type="dxa"/>
-          </w:tblCellMar>
-        </w:tblPrEx>
         <w:tc>
           <w:tcPr>
             <w:tcW w:w="8788" w:type="dxa"/>
@@ -23965,12 +22309,6 @@
         </w:tc>
       </w:tr>
       <w:tr>
-        <w:tblPrEx>
-          <w:tblCellMar>
-            <w:top w:w="0" w:type="dxa"/>
-            <w:bottom w:w="0" w:type="dxa"/>
-          </w:tblCellMar>
-        </w:tblPrEx>
         <w:tc>
           <w:tcPr>
             <w:tcW w:w="8788" w:type="dxa"/>
@@ -24054,12 +22392,6 @@
         <w:gridCol w:w="4588"/>
       </w:tblGrid>
       <w:tr>
-        <w:tblPrEx>
-          <w:tblCellMar>
-            <w:top w:w="0" w:type="dxa"/>
-            <w:bottom w:w="0" w:type="dxa"/>
-          </w:tblCellMar>
-        </w:tblPrEx>
         <w:tc>
           <w:tcPr>
             <w:tcW w:w="1400" w:type="dxa"/>
@@ -24155,12 +22487,6 @@
         </w:tc>
       </w:tr>
       <w:tr>
-        <w:tblPrEx>
-          <w:tblCellMar>
-            <w:top w:w="0" w:type="dxa"/>
-            <w:bottom w:w="0" w:type="dxa"/>
-          </w:tblCellMar>
-        </w:tblPrEx>
         <w:tc>
           <w:tcPr>
             <w:tcW w:w="1400" w:type="dxa"/>
@@ -24250,12 +22576,6 @@
         </w:tc>
       </w:tr>
       <w:tr>
-        <w:tblPrEx>
-          <w:tblCellMar>
-            <w:top w:w="0" w:type="dxa"/>
-            <w:bottom w:w="0" w:type="dxa"/>
-          </w:tblCellMar>
-        </w:tblPrEx>
         <w:tc>
           <w:tcPr>
             <w:tcW w:w="1400" w:type="dxa"/>
@@ -24345,12 +22665,6 @@
         </w:tc>
       </w:tr>
       <w:tr>
-        <w:tblPrEx>
-          <w:tblCellMar>
-            <w:top w:w="0" w:type="dxa"/>
-            <w:bottom w:w="0" w:type="dxa"/>
-          </w:tblCellMar>
-        </w:tblPrEx>
         <w:tc>
           <w:tcPr>
             <w:tcW w:w="1400" w:type="dxa"/>
@@ -24440,12 +22754,6 @@
         </w:tc>
       </w:tr>
       <w:tr>
-        <w:tblPrEx>
-          <w:tblCellMar>
-            <w:top w:w="0" w:type="dxa"/>
-            <w:bottom w:w="0" w:type="dxa"/>
-          </w:tblCellMar>
-        </w:tblPrEx>
         <w:tc>
           <w:tcPr>
             <w:tcW w:w="1400" w:type="dxa"/>
@@ -24701,12 +23009,6 @@
         <w:gridCol w:w="4388"/>
       </w:tblGrid>
       <w:tr>
-        <w:tblPrEx>
-          <w:tblCellMar>
-            <w:top w:w="0" w:type="dxa"/>
-            <w:bottom w:w="0" w:type="dxa"/>
-          </w:tblCellMar>
-        </w:tblPrEx>
         <w:tc>
           <w:tcPr>
             <w:tcW w:w="2000" w:type="dxa"/>
@@ -24802,12 +23104,6 @@
         </w:tc>
       </w:tr>
       <w:tr>
-        <w:tblPrEx>
-          <w:tblCellMar>
-            <w:top w:w="0" w:type="dxa"/>
-            <w:bottom w:w="0" w:type="dxa"/>
-          </w:tblCellMar>
-        </w:tblPrEx>
         <w:tc>
           <w:tcPr>
             <w:tcW w:w="2000" w:type="dxa"/>
@@ -24928,12 +23224,6 @@
         </w:tc>
       </w:tr>
       <w:tr>
-        <w:tblPrEx>
-          <w:tblCellMar>
-            <w:top w:w="0" w:type="dxa"/>
-            <w:bottom w:w="0" w:type="dxa"/>
-          </w:tblCellMar>
-        </w:tblPrEx>
         <w:tc>
           <w:tcPr>
             <w:tcW w:w="2000" w:type="dxa"/>
@@ -25054,12 +23344,6 @@
         </w:tc>
       </w:tr>
       <w:tr>
-        <w:tblPrEx>
-          <w:tblCellMar>
-            <w:top w:w="0" w:type="dxa"/>
-            <w:bottom w:w="0" w:type="dxa"/>
-          </w:tblCellMar>
-        </w:tblPrEx>
         <w:tc>
           <w:tcPr>
             <w:tcW w:w="2000" w:type="dxa"/>
@@ -25169,12 +23453,6 @@
         </w:tc>
       </w:tr>
       <w:tr>
-        <w:tblPrEx>
-          <w:tblCellMar>
-            <w:top w:w="0" w:type="dxa"/>
-            <w:bottom w:w="0" w:type="dxa"/>
-          </w:tblCellMar>
-        </w:tblPrEx>
         <w:tc>
           <w:tcPr>
             <w:tcW w:w="2000" w:type="dxa"/>
@@ -25304,12 +23582,6 @@
         </w:tc>
       </w:tr>
       <w:tr>
-        <w:tblPrEx>
-          <w:tblCellMar>
-            <w:top w:w="0" w:type="dxa"/>
-            <w:bottom w:w="0" w:type="dxa"/>
-          </w:tblCellMar>
-        </w:tblPrEx>
         <w:tc>
           <w:tcPr>
             <w:tcW w:w="2000" w:type="dxa"/>
@@ -25410,12 +23682,6 @@
         </w:tc>
       </w:tr>
       <w:tr>
-        <w:tblPrEx>
-          <w:tblCellMar>
-            <w:top w:w="0" w:type="dxa"/>
-            <w:bottom w:w="0" w:type="dxa"/>
-          </w:tblCellMar>
-        </w:tblPrEx>
         <w:tc>
           <w:tcPr>
             <w:tcW w:w="2000" w:type="dxa"/>
@@ -25611,12 +23877,6 @@
         <w:gridCol w:w="8788"/>
       </w:tblGrid>
       <w:tr>
-        <w:tblPrEx>
-          <w:tblCellMar>
-            <w:top w:w="0" w:type="dxa"/>
-            <w:bottom w:w="0" w:type="dxa"/>
-          </w:tblCellMar>
-        </w:tblPrEx>
         <w:tc>
           <w:tcPr>
             <w:tcW w:w="8788" w:type="dxa"/>
@@ -25668,12 +23928,6 @@
         </w:tc>
       </w:tr>
       <w:tr>
-        <w:tblPrEx>
-          <w:tblCellMar>
-            <w:top w:w="0" w:type="dxa"/>
-            <w:bottom w:w="0" w:type="dxa"/>
-          </w:tblCellMar>
-        </w:tblPrEx>
         <w:tc>
           <w:tcPr>
             <w:tcW w:w="8788" w:type="dxa"/>
@@ -26088,12 +24342,6 @@
         <w:gridCol w:w="5588"/>
       </w:tblGrid>
       <w:tr>
-        <w:tblPrEx>
-          <w:tblCellMar>
-            <w:top w:w="0" w:type="dxa"/>
-            <w:bottom w:w="0" w:type="dxa"/>
-          </w:tblCellMar>
-        </w:tblPrEx>
         <w:tc>
           <w:tcPr>
             <w:tcW w:w="3200" w:type="dxa"/>
@@ -26158,12 +24406,6 @@
         </w:tc>
       </w:tr>
       <w:tr>
-        <w:tblPrEx>
-          <w:tblCellMar>
-            <w:top w:w="0" w:type="dxa"/>
-            <w:bottom w:w="0" w:type="dxa"/>
-          </w:tblCellMar>
-        </w:tblPrEx>
         <w:tc>
           <w:tcPr>
             <w:tcW w:w="3200" w:type="dxa"/>
@@ -26235,12 +24477,6 @@
         </w:tc>
       </w:tr>
       <w:tr>
-        <w:tblPrEx>
-          <w:tblCellMar>
-            <w:top w:w="0" w:type="dxa"/>
-            <w:bottom w:w="0" w:type="dxa"/>
-          </w:tblCellMar>
-        </w:tblPrEx>
         <w:tc>
           <w:tcPr>
             <w:tcW w:w="3200" w:type="dxa"/>
@@ -26301,12 +24537,6 @@
         </w:tc>
       </w:tr>
       <w:tr>
-        <w:tblPrEx>
-          <w:tblCellMar>
-            <w:top w:w="0" w:type="dxa"/>
-            <w:bottom w:w="0" w:type="dxa"/>
-          </w:tblCellMar>
-        </w:tblPrEx>
         <w:tc>
           <w:tcPr>
             <w:tcW w:w="3200" w:type="dxa"/>
@@ -26417,12 +24647,6 @@
         <w:gridCol w:w="8788"/>
       </w:tblGrid>
       <w:tr>
-        <w:tblPrEx>
-          <w:tblCellMar>
-            <w:top w:w="0" w:type="dxa"/>
-            <w:bottom w:w="0" w:type="dxa"/>
-          </w:tblCellMar>
-        </w:tblPrEx>
         <w:tc>
           <w:tcPr>
             <w:tcW w:w="8788" w:type="dxa"/>
@@ -26444,12 +24668,6 @@
         </w:tc>
       </w:tr>
       <w:tr>
-        <w:tblPrEx>
-          <w:tblCellMar>
-            <w:top w:w="0" w:type="dxa"/>
-            <w:bottom w:w="0" w:type="dxa"/>
-          </w:tblCellMar>
-        </w:tblPrEx>
         <w:tc>
           <w:tcPr>
             <w:tcW w:w="8788" w:type="dxa"/>
@@ -26532,12 +24750,6 @@
         </w:tc>
       </w:tr>
       <w:tr>
-        <w:tblPrEx>
-          <w:tblCellMar>
-            <w:top w:w="0" w:type="dxa"/>
-            <w:bottom w:w="0" w:type="dxa"/>
-          </w:tblCellMar>
-        </w:tblPrEx>
         <w:tc>
           <w:tcPr>
             <w:tcW w:w="8788" w:type="dxa"/>
@@ -26589,12 +24801,6 @@
         </w:tc>
       </w:tr>
       <w:tr>
-        <w:tblPrEx>
-          <w:tblCellMar>
-            <w:top w:w="0" w:type="dxa"/>
-            <w:bottom w:w="0" w:type="dxa"/>
-          </w:tblCellMar>
-        </w:tblPrEx>
         <w:tc>
           <w:tcPr>
             <w:tcW w:w="8788" w:type="dxa"/>
@@ -26646,12 +24852,6 @@
         </w:tc>
       </w:tr>
       <w:tr>
-        <w:tblPrEx>
-          <w:tblCellMar>
-            <w:top w:w="0" w:type="dxa"/>
-            <w:bottom w:w="0" w:type="dxa"/>
-          </w:tblCellMar>
-        </w:tblPrEx>
         <w:tc>
           <w:tcPr>
             <w:tcW w:w="8788" w:type="dxa"/>
@@ -26703,12 +24903,6 @@
         </w:tc>
       </w:tr>
       <w:tr>
-        <w:tblPrEx>
-          <w:tblCellMar>
-            <w:top w:w="0" w:type="dxa"/>
-            <w:bottom w:w="0" w:type="dxa"/>
-          </w:tblCellMar>
-        </w:tblPrEx>
         <w:tc>
           <w:tcPr>
             <w:tcW w:w="8788" w:type="dxa"/>
@@ -26760,12 +24954,6 @@
         </w:tc>
       </w:tr>
       <w:tr>
-        <w:tblPrEx>
-          <w:tblCellMar>
-            <w:top w:w="0" w:type="dxa"/>
-            <w:bottom w:w="0" w:type="dxa"/>
-          </w:tblCellMar>
-        </w:tblPrEx>
         <w:tc>
           <w:tcPr>
             <w:tcW w:w="8788" w:type="dxa"/>
@@ -26837,12 +25025,6 @@
         </w:tc>
       </w:tr>
       <w:tr>
-        <w:tblPrEx>
-          <w:tblCellMar>
-            <w:top w:w="0" w:type="dxa"/>
-            <w:bottom w:w="0" w:type="dxa"/>
-          </w:tblCellMar>
-        </w:tblPrEx>
         <w:tc>
           <w:tcPr>
             <w:tcW w:w="8788" w:type="dxa"/>
@@ -26874,12 +25056,6 @@
         </w:tc>
       </w:tr>
       <w:tr>
-        <w:tblPrEx>
-          <w:tblCellMar>
-            <w:top w:w="0" w:type="dxa"/>
-            <w:bottom w:w="0" w:type="dxa"/>
-          </w:tblCellMar>
-        </w:tblPrEx>
         <w:tc>
           <w:tcPr>
             <w:tcW w:w="8788" w:type="dxa"/>
@@ -26922,12 +25098,6 @@
         </w:tc>
       </w:tr>
       <w:tr>
-        <w:tblPrEx>
-          <w:tblCellMar>
-            <w:top w:w="0" w:type="dxa"/>
-            <w:bottom w:w="0" w:type="dxa"/>
-          </w:tblCellMar>
-        </w:tblPrEx>
         <w:tc>
           <w:tcPr>
             <w:tcW w:w="8788" w:type="dxa"/>
@@ -26959,12 +25129,6 @@
         </w:tc>
       </w:tr>
       <w:tr>
-        <w:tblPrEx>
-          <w:tblCellMar>
-            <w:top w:w="0" w:type="dxa"/>
-            <w:bottom w:w="0" w:type="dxa"/>
-          </w:tblCellMar>
-        </w:tblPrEx>
         <w:tc>
           <w:tcPr>
             <w:tcW w:w="8788" w:type="dxa"/>
@@ -27016,12 +25180,6 @@
         </w:tc>
       </w:tr>
       <w:tr>
-        <w:tblPrEx>
-          <w:tblCellMar>
-            <w:top w:w="0" w:type="dxa"/>
-            <w:bottom w:w="0" w:type="dxa"/>
-          </w:tblCellMar>
-        </w:tblPrEx>
         <w:tc>
           <w:tcPr>
             <w:tcW w:w="8788" w:type="dxa"/>
@@ -27065,12 +25223,6 @@
         <w:gridCol w:w="8788"/>
       </w:tblGrid>
       <w:tr>
-        <w:tblPrEx>
-          <w:tblCellMar>
-            <w:top w:w="0" w:type="dxa"/>
-            <w:bottom w:w="0" w:type="dxa"/>
-          </w:tblCellMar>
-        </w:tblPrEx>
         <w:tc>
           <w:tcPr>
             <w:tcW w:w="8788" w:type="dxa"/>
@@ -27102,12 +25254,6 @@
         </w:tc>
       </w:tr>
       <w:tr>
-        <w:tblPrEx>
-          <w:tblCellMar>
-            <w:top w:w="0" w:type="dxa"/>
-            <w:bottom w:w="0" w:type="dxa"/>
-          </w:tblCellMar>
-        </w:tblPrEx>
         <w:tc>
           <w:tcPr>
             <w:tcW w:w="8788" w:type="dxa"/>
@@ -27253,12 +25399,6 @@
         <w:gridCol w:w="2988"/>
       </w:tblGrid>
       <w:tr>
-        <w:tblPrEx>
-          <w:tblCellMar>
-            <w:top w:w="0" w:type="dxa"/>
-            <w:bottom w:w="0" w:type="dxa"/>
-          </w:tblCellMar>
-        </w:tblPrEx>
         <w:tc>
           <w:tcPr>
             <w:tcW w:w="2400" w:type="dxa"/>
@@ -27378,12 +25518,6 @@
         </w:tc>
       </w:tr>
       <w:tr>
-        <w:tblPrEx>
-          <w:tblCellMar>
-            <w:top w:w="0" w:type="dxa"/>
-            <w:bottom w:w="0" w:type="dxa"/>
-          </w:tblCellMar>
-        </w:tblPrEx>
         <w:tc>
           <w:tcPr>
             <w:tcW w:w="2400" w:type="dxa"/>
@@ -27484,12 +25618,6 @@
         </w:tc>
       </w:tr>
       <w:tr>
-        <w:tblPrEx>
-          <w:tblCellMar>
-            <w:top w:w="0" w:type="dxa"/>
-            <w:bottom w:w="0" w:type="dxa"/>
-          </w:tblCellMar>
-        </w:tblPrEx>
         <w:tc>
           <w:tcPr>
             <w:tcW w:w="2400" w:type="dxa"/>
@@ -27610,12 +25738,6 @@
         </w:tc>
       </w:tr>
       <w:tr>
-        <w:tblPrEx>
-          <w:tblCellMar>
-            <w:top w:w="0" w:type="dxa"/>
-            <w:bottom w:w="0" w:type="dxa"/>
-          </w:tblCellMar>
-        </w:tblPrEx>
         <w:tc>
           <w:tcPr>
             <w:tcW w:w="2400" w:type="dxa"/>
@@ -27716,12 +25838,6 @@
         </w:tc>
       </w:tr>
       <w:tr>
-        <w:tblPrEx>
-          <w:tblCellMar>
-            <w:top w:w="0" w:type="dxa"/>
-            <w:bottom w:w="0" w:type="dxa"/>
-          </w:tblCellMar>
-        </w:tblPrEx>
         <w:tc>
           <w:tcPr>
             <w:tcW w:w="2400" w:type="dxa"/>
@@ -27843,12 +25959,6 @@
         <w:gridCol w:w="3664"/>
       </w:tblGrid>
       <w:tr>
-        <w:tblPrEx>
-          <w:tblCellMar>
-            <w:top w:w="0" w:type="dxa"/>
-            <w:bottom w:w="0" w:type="dxa"/>
-          </w:tblCellMar>
-        </w:tblPrEx>
         <w:tc>
           <w:tcPr>
             <w:tcW w:w="2200" w:type="dxa"/>
@@ -27944,12 +26054,6 @@
         </w:tc>
       </w:tr>
       <w:tr>
-        <w:tblPrEx>
-          <w:tblCellMar>
-            <w:top w:w="0" w:type="dxa"/>
-            <w:bottom w:w="0" w:type="dxa"/>
-          </w:tblCellMar>
-        </w:tblPrEx>
         <w:tc>
           <w:tcPr>
             <w:tcW w:w="2200" w:type="dxa"/>
@@ -28059,12 +26163,6 @@
         </w:tc>
       </w:tr>
       <w:tr>
-        <w:tblPrEx>
-          <w:tblCellMar>
-            <w:top w:w="0" w:type="dxa"/>
-            <w:bottom w:w="0" w:type="dxa"/>
-          </w:tblCellMar>
-        </w:tblPrEx>
         <w:tc>
           <w:tcPr>
             <w:tcW w:w="2200" w:type="dxa"/>
@@ -28185,12 +26283,6 @@
         </w:tc>
       </w:tr>
       <w:tr>
-        <w:tblPrEx>
-          <w:tblCellMar>
-            <w:top w:w="0" w:type="dxa"/>
-            <w:bottom w:w="0" w:type="dxa"/>
-          </w:tblCellMar>
-        </w:tblPrEx>
         <w:tc>
           <w:tcPr>
             <w:tcW w:w="2200" w:type="dxa"/>
@@ -28291,12 +26383,6 @@
         </w:tc>
       </w:tr>
       <w:tr>
-        <w:tblPrEx>
-          <w:tblCellMar>
-            <w:top w:w="0" w:type="dxa"/>
-            <w:bottom w:w="0" w:type="dxa"/>
-          </w:tblCellMar>
-        </w:tblPrEx>
         <w:tc>
           <w:tcPr>
             <w:tcW w:w="2200" w:type="dxa"/>
@@ -28406,12 +26492,6 @@
         </w:tc>
       </w:tr>
       <w:tr>
-        <w:tblPrEx>
-          <w:tblCellMar>
-            <w:top w:w="0" w:type="dxa"/>
-            <w:bottom w:w="0" w:type="dxa"/>
-          </w:tblCellMar>
-        </w:tblPrEx>
         <w:tc>
           <w:tcPr>
             <w:tcW w:w="2200" w:type="dxa"/>
@@ -28594,12 +26674,6 @@
         <w:gridCol w:w="2588"/>
       </w:tblGrid>
       <w:tr>
-        <w:tblPrEx>
-          <w:tblCellMar>
-            <w:top w:w="0" w:type="dxa"/>
-            <w:bottom w:w="0" w:type="dxa"/>
-          </w:tblCellMar>
-        </w:tblPrEx>
         <w:tc>
           <w:tcPr>
             <w:tcW w:w="1800" w:type="dxa"/>
@@ -28757,12 +26831,6 @@
         </w:tc>
       </w:tr>
       <w:tr>
-        <w:tblPrEx>
-          <w:tblCellMar>
-            <w:top w:w="0" w:type="dxa"/>
-            <w:bottom w:w="0" w:type="dxa"/>
-          </w:tblCellMar>
-        </w:tblPrEx>
         <w:tc>
           <w:tcPr>
             <w:tcW w:w="1800" w:type="dxa"/>
@@ -28912,12 +26980,6 @@
         </w:tc>
       </w:tr>
       <w:tr>
-        <w:tblPrEx>
-          <w:tblCellMar>
-            <w:top w:w="0" w:type="dxa"/>
-            <w:bottom w:w="0" w:type="dxa"/>
-          </w:tblCellMar>
-        </w:tblPrEx>
         <w:tc>
           <w:tcPr>
             <w:tcW w:w="1800" w:type="dxa"/>
@@ -29067,12 +27129,6 @@
         </w:tc>
       </w:tr>
       <w:tr>
-        <w:tblPrEx>
-          <w:tblCellMar>
-            <w:top w:w="0" w:type="dxa"/>
-            <w:bottom w:w="0" w:type="dxa"/>
-          </w:tblCellMar>
-        </w:tblPrEx>
         <w:tc>
           <w:tcPr>
             <w:tcW w:w="1800" w:type="dxa"/>
@@ -29220,12 +27276,6 @@
         </w:tc>
       </w:tr>
       <w:tr>
-        <w:tblPrEx>
-          <w:tblCellMar>
-            <w:top w:w="0" w:type="dxa"/>
-            <w:bottom w:w="0" w:type="dxa"/>
-          </w:tblCellMar>
-        </w:tblPrEx>
         <w:tc>
           <w:tcPr>
             <w:tcW w:w="1800" w:type="dxa"/>
@@ -29375,12 +27425,6 @@
         </w:tc>
       </w:tr>
       <w:tr>
-        <w:tblPrEx>
-          <w:tblCellMar>
-            <w:top w:w="0" w:type="dxa"/>
-            <w:bottom w:w="0" w:type="dxa"/>
-          </w:tblCellMar>
-        </w:tblPrEx>
         <w:tc>
           <w:tcPr>
             <w:tcW w:w="1800" w:type="dxa"/>
@@ -29530,12 +27574,6 @@
         </w:tc>
       </w:tr>
       <w:tr>
-        <w:tblPrEx>
-          <w:tblCellMar>
-            <w:top w:w="0" w:type="dxa"/>
-            <w:bottom w:w="0" w:type="dxa"/>
-          </w:tblCellMar>
-        </w:tblPrEx>
         <w:tc>
           <w:tcPr>
             <w:tcW w:w="1800" w:type="dxa"/>
@@ -29696,12 +27734,6 @@
         </w:tc>
       </w:tr>
       <w:tr>
-        <w:tblPrEx>
-          <w:tblCellMar>
-            <w:top w:w="0" w:type="dxa"/>
-            <w:bottom w:w="0" w:type="dxa"/>
-          </w:tblCellMar>
-        </w:tblPrEx>
         <w:tc>
           <w:tcPr>
             <w:tcW w:w="1800" w:type="dxa"/>
@@ -29860,12 +27892,6 @@
         </w:tc>
       </w:tr>
       <w:tr>
-        <w:tblPrEx>
-          <w:tblCellMar>
-            <w:top w:w="0" w:type="dxa"/>
-            <w:bottom w:w="0" w:type="dxa"/>
-          </w:tblCellMar>
-        </w:tblPrEx>
         <w:tc>
           <w:tcPr>
             <w:tcW w:w="1800" w:type="dxa"/>
@@ -30013,12 +28039,6 @@
         </w:tc>
       </w:tr>
       <w:tr>
-        <w:tblPrEx>
-          <w:tblCellMar>
-            <w:top w:w="0" w:type="dxa"/>
-            <w:bottom w:w="0" w:type="dxa"/>
-          </w:tblCellMar>
-        </w:tblPrEx>
         <w:tc>
           <w:tcPr>
             <w:tcW w:w="1800" w:type="dxa"/>
@@ -30177,12 +28197,6 @@
         </w:tc>
       </w:tr>
       <w:tr>
-        <w:tblPrEx>
-          <w:tblCellMar>
-            <w:top w:w="0" w:type="dxa"/>
-            <w:bottom w:w="0" w:type="dxa"/>
-          </w:tblCellMar>
-        </w:tblPrEx>
         <w:tc>
           <w:tcPr>
             <w:tcW w:w="1800" w:type="dxa"/>
@@ -30332,12 +28346,6 @@
         </w:tc>
       </w:tr>
       <w:tr>
-        <w:tblPrEx>
-          <w:tblCellMar>
-            <w:top w:w="0" w:type="dxa"/>
-            <w:bottom w:w="0" w:type="dxa"/>
-          </w:tblCellMar>
-        </w:tblPrEx>
         <w:tc>
           <w:tcPr>
             <w:tcW w:w="1800" w:type="dxa"/>
@@ -30487,12 +28495,6 @@
         </w:tc>
       </w:tr>
       <w:tr>
-        <w:tblPrEx>
-          <w:tblCellMar>
-            <w:top w:w="0" w:type="dxa"/>
-            <w:bottom w:w="0" w:type="dxa"/>
-          </w:tblCellMar>
-        </w:tblPrEx>
         <w:tc>
           <w:tcPr>
             <w:tcW w:w="1800" w:type="dxa"/>
@@ -30824,12 +28826,6 @@
         <w:gridCol w:w="4188"/>
       </w:tblGrid>
       <w:tr>
-        <w:tblPrEx>
-          <w:tblCellMar>
-            <w:top w:w="0" w:type="dxa"/>
-            <w:bottom w:w="0" w:type="dxa"/>
-          </w:tblCellMar>
-        </w:tblPrEx>
         <w:tc>
           <w:tcPr>
             <w:tcW w:w="2400" w:type="dxa"/>
@@ -30925,12 +28921,6 @@
         </w:tc>
       </w:tr>
       <w:tr>
-        <w:tblPrEx>
-          <w:tblCellMar>
-            <w:top w:w="0" w:type="dxa"/>
-            <w:bottom w:w="0" w:type="dxa"/>
-          </w:tblCellMar>
-        </w:tblPrEx>
         <w:tc>
           <w:tcPr>
             <w:tcW w:w="2400" w:type="dxa"/>
@@ -31033,12 +29023,6 @@
         </w:tc>
       </w:tr>
       <w:tr>
-        <w:tblPrEx>
-          <w:tblCellMar>
-            <w:top w:w="0" w:type="dxa"/>
-            <w:bottom w:w="0" w:type="dxa"/>
-          </w:tblCellMar>
-        </w:tblPrEx>
         <w:tc>
           <w:tcPr>
             <w:tcW w:w="2400" w:type="dxa"/>
@@ -31150,12 +29134,6 @@
         </w:tc>
       </w:tr>
       <w:tr>
-        <w:tblPrEx>
-          <w:tblCellMar>
-            <w:top w:w="0" w:type="dxa"/>
-            <w:bottom w:w="0" w:type="dxa"/>
-          </w:tblCellMar>
-        </w:tblPrEx>
         <w:tc>
           <w:tcPr>
             <w:tcW w:w="2400" w:type="dxa"/>
@@ -31256,12 +29234,6 @@
         </w:tc>
       </w:tr>
       <w:tr>
-        <w:tblPrEx>
-          <w:tblCellMar>
-            <w:top w:w="0" w:type="dxa"/>
-            <w:bottom w:w="0" w:type="dxa"/>
-          </w:tblCellMar>
-        </w:tblPrEx>
         <w:tc>
           <w:tcPr>
             <w:tcW w:w="2400" w:type="dxa"/>
@@ -31362,12 +29334,6 @@
         </w:tc>
       </w:tr>
       <w:tr>
-        <w:tblPrEx>
-          <w:tblCellMar>
-            <w:top w:w="0" w:type="dxa"/>
-            <w:bottom w:w="0" w:type="dxa"/>
-          </w:tblCellMar>
-        </w:tblPrEx>
         <w:tc>
           <w:tcPr>
             <w:tcW w:w="2400" w:type="dxa"/>
@@ -31478,12 +29444,6 @@
         </w:tc>
       </w:tr>
       <w:tr>
-        <w:tblPrEx>
-          <w:tblCellMar>
-            <w:top w:w="0" w:type="dxa"/>
-            <w:bottom w:w="0" w:type="dxa"/>
-          </w:tblCellMar>
-        </w:tblPrEx>
         <w:tc>
           <w:tcPr>
             <w:tcW w:w="2400" w:type="dxa"/>
@@ -31573,12 +29533,6 @@
         </w:tc>
       </w:tr>
       <w:tr>
-        <w:tblPrEx>
-          <w:tblCellMar>
-            <w:top w:w="0" w:type="dxa"/>
-            <w:bottom w:w="0" w:type="dxa"/>
-          </w:tblCellMar>
-        </w:tblPrEx>
         <w:tc>
           <w:tcPr>
             <w:tcW w:w="2400" w:type="dxa"/>
@@ -32785,6 +30739,139 @@
       </w:tcPr>
     </w:tblStylePr>
   </w:style>
+  <w:style w:type="table" w:styleId="3-1">
+    <w:name w:val="Grid Table 3 Accent 1"/>
+    <w:basedOn w:val="a1"/>
+    <w:uiPriority w:val="48"/>
+    <w:rsid w:val="00050F18"/>
+    <w:tblPr>
+      <w:tblStyleRowBandSize w:val="1"/>
+      <w:tblStyleColBandSize w:val="1"/>
+      <w:tblBorders>
+        <w:top w:val="single" w:sz="4" w:space="0" w:color="8EAADB" w:themeColor="accent1" w:themeTint="99"/>
+        <w:left w:val="single" w:sz="4" w:space="0" w:color="8EAADB" w:themeColor="accent1" w:themeTint="99"/>
+        <w:bottom w:val="single" w:sz="4" w:space="0" w:color="8EAADB" w:themeColor="accent1" w:themeTint="99"/>
+        <w:right w:val="single" w:sz="4" w:space="0" w:color="8EAADB" w:themeColor="accent1" w:themeTint="99"/>
+        <w:insideH w:val="single" w:sz="4" w:space="0" w:color="8EAADB" w:themeColor="accent1" w:themeTint="99"/>
+        <w:insideV w:val="single" w:sz="4" w:space="0" w:color="8EAADB" w:themeColor="accent1" w:themeTint="99"/>
+      </w:tblBorders>
+    </w:tblPr>
+    <w:tblStylePr w:type="firstRow">
+      <w:rPr>
+        <w:b/>
+        <w:bCs/>
+      </w:rPr>
+      <w:tblPr/>
+      <w:tcPr>
+        <w:tcBorders>
+          <w:top w:val="nil"/>
+          <w:left w:val="nil"/>
+          <w:right w:val="nil"/>
+          <w:insideH w:val="nil"/>
+          <w:insideV w:val="nil"/>
+        </w:tcBorders>
+        <w:shd w:val="clear" w:color="auto" w:fill="FFFFFF" w:themeFill="background1"/>
+      </w:tcPr>
+    </w:tblStylePr>
+    <w:tblStylePr w:type="lastRow">
+      <w:rPr>
+        <w:b/>
+        <w:bCs/>
+      </w:rPr>
+      <w:tblPr/>
+      <w:tcPr>
+        <w:tcBorders>
+          <w:left w:val="nil"/>
+          <w:bottom w:val="nil"/>
+          <w:right w:val="nil"/>
+          <w:insideH w:val="nil"/>
+          <w:insideV w:val="nil"/>
+        </w:tcBorders>
+        <w:shd w:val="clear" w:color="auto" w:fill="FFFFFF" w:themeFill="background1"/>
+      </w:tcPr>
+    </w:tblStylePr>
+    <w:tblStylePr w:type="firstCol">
+      <w:pPr>
+        <w:jc w:val="right"/>
+      </w:pPr>
+      <w:rPr>
+        <w:i/>
+        <w:iCs/>
+      </w:rPr>
+      <w:tblPr/>
+      <w:tcPr>
+        <w:tcBorders>
+          <w:top w:val="nil"/>
+          <w:left w:val="nil"/>
+          <w:bottom w:val="nil"/>
+          <w:insideH w:val="nil"/>
+          <w:insideV w:val="nil"/>
+        </w:tcBorders>
+        <w:shd w:val="clear" w:color="auto" w:fill="FFFFFF" w:themeFill="background1"/>
+      </w:tcPr>
+    </w:tblStylePr>
+    <w:tblStylePr w:type="lastCol">
+      <w:rPr>
+        <w:i/>
+        <w:iCs/>
+      </w:rPr>
+      <w:tblPr/>
+      <w:tcPr>
+        <w:tcBorders>
+          <w:top w:val="nil"/>
+          <w:bottom w:val="nil"/>
+          <w:right w:val="nil"/>
+          <w:insideH w:val="nil"/>
+          <w:insideV w:val="nil"/>
+        </w:tcBorders>
+        <w:shd w:val="clear" w:color="auto" w:fill="FFFFFF" w:themeFill="background1"/>
+      </w:tcPr>
+    </w:tblStylePr>
+    <w:tblStylePr w:type="band1Vert">
+      <w:tblPr/>
+      <w:tcPr>
+        <w:shd w:val="clear" w:color="auto" w:fill="D9E2F3" w:themeFill="accent1" w:themeFillTint="33"/>
+      </w:tcPr>
+    </w:tblStylePr>
+    <w:tblStylePr w:type="band1Horz">
+      <w:tblPr/>
+      <w:tcPr>
+        <w:shd w:val="clear" w:color="auto" w:fill="D9E2F3" w:themeFill="accent1" w:themeFillTint="33"/>
+      </w:tcPr>
+    </w:tblStylePr>
+    <w:tblStylePr w:type="neCell">
+      <w:tblPr/>
+      <w:tcPr>
+        <w:tcBorders>
+          <w:bottom w:val="single" w:sz="4" w:space="0" w:color="8EAADB" w:themeColor="accent1" w:themeTint="99"/>
+        </w:tcBorders>
+      </w:tcPr>
+    </w:tblStylePr>
+    <w:tblStylePr w:type="nwCell">
+      <w:tblPr/>
+      <w:tcPr>
+        <w:tcBorders>
+          <w:bottom w:val="single" w:sz="4" w:space="0" w:color="8EAADB" w:themeColor="accent1" w:themeTint="99"/>
+        </w:tcBorders>
+      </w:tcPr>
+    </w:tblStylePr>
+    <w:tblStylePr w:type="seCell">
+      <w:tblPr/>
+      <w:tcPr>
+        <w:tcBorders>
+          <w:top w:val="single" w:sz="4" w:space="0" w:color="8EAADB" w:themeColor="accent1" w:themeTint="99"/>
+        </w:tcBorders>
+      </w:tcPr>
+    </w:tblStylePr>
+    <w:tblStylePr w:type="swCell">
+      <w:tblPr/>
+      <w:tcPr>
+        <w:tcBorders>
+          <w:top w:val="single" w:sz="4" w:space="0" w:color="8EAADB" w:themeColor="accent1" w:themeTint="99"/>
+        </w:tcBorders>
+      </w:tcPr>
+    </w:tblStylePr>
+  </w:style>
 </w:styles>
 </file>
 
